--- a/exams/고전과함께하는비판적토론/8주차 돈이 없는 것 존엄성이 없는 것 - 홍다영.docx
+++ b/exams/고전과함께하는비판적토론/8주차 돈이 없는 것 존엄성이 없는 것 - 홍다영.docx
@@ -194,28 +194,24 @@
           <w:rFonts w:hint="eastAsia"/>
           <w:lang w:eastAsia="ko-KR"/>
         </w:rPr>
-        <w:t xml:space="preserve"> </w:t>
-      </w:r>
-      <w:r>
-        <w:rPr>
-          <w:rFonts w:hint="eastAsia"/>
-          <w:lang w:eastAsia="ko-KR"/>
-        </w:rPr>
-        <w:t>자유전공학부</w:t>
-      </w:r>
-      <w:r>
-        <w:rPr>
-          <w:rFonts w:hint="eastAsia"/>
-          <w:lang w:eastAsia="ko-KR"/>
-        </w:rPr>
-        <w:t xml:space="preserve"> </w:t>
-      </w:r>
-      <w:r>
-        <w:rPr>
-          <w:rFonts w:hint="eastAsia"/>
-          <w:lang w:eastAsia="ko-KR"/>
-        </w:rPr>
-        <w:t>홍다영</w:t>
+      </w:r>
+      <w:r>
+        <w:rPr>
+          <w:rFonts w:hint="eastAsia"/>
+          <w:lang w:eastAsia="ko-KR"/>
+        </w:rPr>
+      </w:r>
+      <w:r>
+        <w:rPr>
+          <w:rFonts w:hint="eastAsia"/>
+          <w:lang w:eastAsia="ko-KR"/>
+        </w:rPr>
+      </w:r>
+      <w:r>
+        <w:rPr>
+          <w:rFonts w:hint="eastAsia"/>
+          <w:lang w:eastAsia="ko-KR"/>
+        </w:rPr>
       </w:r>
     </w:p>
     <w:p>
@@ -3166,7 +3162,7 @@
           <w:bCs/>
           <w:lang w:eastAsia="ko-KR"/>
         </w:rPr>
-        <w:t xml:space="preserve">2. </w:t>
+        <w:t>2.</w:t>
       </w:r>
       <w:r>
         <w:rPr>
@@ -3184,7 +3180,6 @@
           <w:bCs/>
           <w:lang w:eastAsia="ko-KR"/>
         </w:rPr>
-        <w:t xml:space="preserve"> </w:t>
       </w:r>
     </w:p>
     <w:p>
@@ -3207,7 +3202,6 @@
           <w:rFonts w:hint="eastAsia"/>
           <w:lang w:eastAsia="ko-KR"/>
         </w:rPr>
-        <w:t xml:space="preserve"> </w:t>
       </w:r>
       <w:proofErr w:type="spellStart"/>
       <w:r>
@@ -3223,7 +3217,6 @@
           <w:rFonts w:hint="eastAsia"/>
           <w:lang w:eastAsia="ko-KR"/>
         </w:rPr>
-        <w:t xml:space="preserve"> </w:t>
       </w:r>
       <w:r>
         <w:rPr>
@@ -3256,7 +3249,6 @@
           <w:rFonts w:hint="eastAsia"/>
           <w:lang w:eastAsia="ko-KR"/>
         </w:rPr>
-        <w:t xml:space="preserve"> </w:t>
       </w:r>
       <w:r>
         <w:rPr>
@@ -3270,7 +3262,6 @@
           <w:rFonts w:hint="eastAsia"/>
           <w:lang w:eastAsia="ko-KR"/>
         </w:rPr>
-        <w:t xml:space="preserve"> </w:t>
       </w:r>
       <w:r>
         <w:rPr>
@@ -3284,7 +3275,6 @@
           <w:rFonts w:hint="eastAsia"/>
           <w:lang w:eastAsia="ko-KR"/>
         </w:rPr>
-        <w:t xml:space="preserve"> </w:t>
       </w:r>
       <w:r>
         <w:rPr>
@@ -3298,7 +3288,6 @@
           <w:rFonts w:hint="eastAsia"/>
           <w:lang w:eastAsia="ko-KR"/>
         </w:rPr>
-        <w:t xml:space="preserve"> </w:t>
       </w:r>
       <w:r>
         <w:rPr>
@@ -3312,7 +3301,6 @@
           <w:rFonts w:hint="eastAsia"/>
           <w:lang w:eastAsia="ko-KR"/>
         </w:rPr>
-        <w:t xml:space="preserve"> </w:t>
       </w:r>
       <w:r>
         <w:rPr>
@@ -3333,7 +3321,6 @@
           <w:rFonts w:hint="eastAsia"/>
           <w:lang w:eastAsia="ko-KR"/>
         </w:rPr>
-        <w:t xml:space="preserve"> </w:t>
       </w:r>
       <w:r>
         <w:rPr>
@@ -3347,7 +3334,6 @@
           <w:rFonts w:hint="eastAsia"/>
           <w:lang w:eastAsia="ko-KR"/>
         </w:rPr>
-        <w:t xml:space="preserve"> </w:t>
       </w:r>
       <w:r>
         <w:rPr>
@@ -3361,7 +3347,6 @@
           <w:rFonts w:hint="eastAsia"/>
           <w:lang w:eastAsia="ko-KR"/>
         </w:rPr>
-        <w:t xml:space="preserve"> </w:t>
       </w:r>
       <w:r>
         <w:rPr>
@@ -3375,7 +3360,6 @@
           <w:rFonts w:hint="eastAsia"/>
           <w:lang w:eastAsia="ko-KR"/>
         </w:rPr>
-        <w:t xml:space="preserve"> </w:t>
       </w:r>
       <w:r>
         <w:rPr>
@@ -3389,7 +3373,6 @@
           <w:rFonts w:hint="eastAsia"/>
           <w:lang w:eastAsia="ko-KR"/>
         </w:rPr>
-        <w:t xml:space="preserve"> </w:t>
       </w:r>
       <w:r>
         <w:rPr>
@@ -3403,7 +3386,6 @@
           <w:rFonts w:hint="eastAsia"/>
           <w:lang w:eastAsia="ko-KR"/>
         </w:rPr>
-        <w:t xml:space="preserve"> </w:t>
       </w:r>
       <w:r>
         <w:rPr>
@@ -3417,7 +3399,7 @@
           <w:rFonts w:hint="eastAsia"/>
           <w:lang w:eastAsia="ko-KR"/>
         </w:rPr>
-        <w:t xml:space="preserve">. </w:t>
+        <w:t>.</w:t>
       </w:r>
       <w:proofErr w:type="spellStart"/>
       <w:r>
@@ -3433,7 +3415,6 @@
           <w:rFonts w:hint="eastAsia"/>
           <w:lang w:eastAsia="ko-KR"/>
         </w:rPr>
-        <w:t xml:space="preserve"> </w:t>
       </w:r>
       <w:r>
         <w:rPr>
@@ -3447,7 +3428,6 @@
           <w:rFonts w:hint="eastAsia"/>
           <w:lang w:eastAsia="ko-KR"/>
         </w:rPr>
-        <w:t xml:space="preserve"> </w:t>
       </w:r>
       <w:r>
         <w:rPr>
@@ -3461,7 +3441,6 @@
           <w:rFonts w:hint="eastAsia"/>
           <w:lang w:eastAsia="ko-KR"/>
         </w:rPr>
-        <w:t xml:space="preserve"> </w:t>
       </w:r>
       <w:r>
         <w:rPr>
@@ -3489,7 +3468,6 @@
           <w:rFonts w:hint="eastAsia"/>
           <w:lang w:eastAsia="ko-KR"/>
         </w:rPr>
-        <w:t xml:space="preserve"> </w:t>
       </w:r>
       <w:r>
         <w:rPr>
@@ -3503,7 +3481,6 @@
           <w:rFonts w:hint="eastAsia"/>
           <w:lang w:eastAsia="ko-KR"/>
         </w:rPr>
-        <w:t xml:space="preserve"> </w:t>
       </w:r>
       <w:r>
         <w:rPr>
@@ -3517,7 +3494,6 @@
           <w:rFonts w:hint="eastAsia"/>
           <w:lang w:eastAsia="ko-KR"/>
         </w:rPr>
-        <w:t xml:space="preserve"> </w:t>
       </w:r>
       <w:r>
         <w:rPr>
@@ -3531,7 +3507,6 @@
           <w:rFonts w:hint="eastAsia"/>
           <w:lang w:eastAsia="ko-KR"/>
         </w:rPr>
-        <w:t xml:space="preserve"> </w:t>
       </w:r>
       <w:r>
         <w:rPr>
@@ -3545,7 +3520,6 @@
           <w:rFonts w:hint="eastAsia"/>
           <w:lang w:eastAsia="ko-KR"/>
         </w:rPr>
-        <w:t xml:space="preserve"> </w:t>
       </w:r>
       <w:r>
         <w:rPr>
@@ -3559,7 +3533,6 @@
           <w:rFonts w:hint="eastAsia"/>
           <w:lang w:eastAsia="ko-KR"/>
         </w:rPr>
-        <w:t xml:space="preserve"> </w:t>
       </w:r>
       <w:r>
         <w:rPr>
@@ -3573,7 +3546,6 @@
           <w:rFonts w:hint="eastAsia"/>
           <w:lang w:eastAsia="ko-KR"/>
         </w:rPr>
-        <w:t xml:space="preserve"> </w:t>
       </w:r>
       <w:r>
         <w:rPr>
@@ -3587,7 +3559,6 @@
           <w:rFonts w:hint="eastAsia"/>
           <w:lang w:eastAsia="ko-KR"/>
         </w:rPr>
-        <w:t xml:space="preserve"> </w:t>
       </w:r>
       <w:r>
         <w:rPr>
@@ -3601,7 +3572,6 @@
           <w:rFonts w:hint="eastAsia"/>
           <w:lang w:eastAsia="ko-KR"/>
         </w:rPr>
-        <w:t xml:space="preserve"> </w:t>
       </w:r>
       <w:r>
         <w:rPr>
@@ -3622,14 +3592,12 @@
           <w:rStyle w:val="ad"/>
           <w:lang w:eastAsia="ko-KR"/>
         </w:rPr>
-        <w:footnoteReference w:id="1"/>
-      </w:r>
-      <w:r>
-        <w:rPr>
-          <w:rFonts w:hint="eastAsia"/>
-          <w:lang w:eastAsia="ko-KR"/>
-        </w:rPr>
-        <w:t xml:space="preserve"> </w:t>
+      </w:r>
+      <w:r>
+        <w:rPr>
+          <w:rFonts w:hint="eastAsia"/>
+          <w:lang w:eastAsia="ko-KR"/>
+        </w:rPr>
       </w:r>
       <w:r>
         <w:rPr>
@@ -3643,7 +3611,6 @@
           <w:rFonts w:hint="eastAsia"/>
           <w:lang w:eastAsia="ko-KR"/>
         </w:rPr>
-        <w:t xml:space="preserve"> </w:t>
       </w:r>
       <w:r>
         <w:rPr>
@@ -3665,7 +3632,6 @@
           <w:rFonts w:hint="eastAsia"/>
           <w:lang w:eastAsia="ko-KR"/>
         </w:rPr>
-        <w:t xml:space="preserve"> </w:t>
       </w:r>
       <w:r>
         <w:rPr>
@@ -3692,7 +3658,6 @@
           <w:rFonts w:hint="eastAsia"/>
           <w:lang w:eastAsia="ko-KR"/>
         </w:rPr>
-        <w:t xml:space="preserve"> </w:t>
       </w:r>
       <w:r>
         <w:rPr>
@@ -3706,7 +3671,6 @@
           <w:rFonts w:hint="eastAsia"/>
           <w:lang w:eastAsia="ko-KR"/>
         </w:rPr>
-        <w:t xml:space="preserve"> </w:t>
       </w:r>
       <w:r>
         <w:rPr>
@@ -3720,7 +3684,6 @@
           <w:rFonts w:hint="eastAsia"/>
           <w:lang w:eastAsia="ko-KR"/>
         </w:rPr>
-        <w:t xml:space="preserve"> </w:t>
       </w:r>
       <w:r>
         <w:rPr>
@@ -3734,7 +3697,6 @@
           <w:rFonts w:hint="eastAsia"/>
           <w:lang w:eastAsia="ko-KR"/>
         </w:rPr>
-        <w:t xml:space="preserve"> </w:t>
       </w:r>
       <w:r>
         <w:rPr>
@@ -3754,7 +3716,6 @@
           <w:rFonts w:hint="eastAsia"/>
           <w:lang w:eastAsia="ko-KR"/>
         </w:rPr>
-        <w:t xml:space="preserve"> </w:t>
       </w:r>
       <w:r>
         <w:rPr>
@@ -3768,7 +3729,6 @@
           <w:rFonts w:hint="eastAsia"/>
           <w:lang w:eastAsia="ko-KR"/>
         </w:rPr>
-        <w:t xml:space="preserve"> </w:t>
       </w:r>
       <w:r>
         <w:rPr>
@@ -3795,7 +3755,6 @@
           <w:rFonts w:hint="eastAsia"/>
           <w:lang w:eastAsia="ko-KR"/>
         </w:rPr>
-        <w:t xml:space="preserve"> </w:t>
       </w:r>
       <w:r>
         <w:rPr>
@@ -3809,7 +3768,6 @@
           <w:rFonts w:hint="eastAsia"/>
           <w:lang w:eastAsia="ko-KR"/>
         </w:rPr>
-        <w:t xml:space="preserve"> </w:t>
       </w:r>
       <w:r>
         <w:rPr>
@@ -3830,7 +3788,7 @@
           <w:rFonts w:hint="eastAsia"/>
           <w:lang w:eastAsia="ko-KR"/>
         </w:rPr>
-        <w:t xml:space="preserve">. </w:t>
+        <w:t>.</w:t>
       </w:r>
       <w:r>
         <w:rPr>
@@ -3844,7 +3802,6 @@
           <w:rFonts w:hint="eastAsia"/>
           <w:lang w:eastAsia="ko-KR"/>
         </w:rPr>
-        <w:t xml:space="preserve"> </w:t>
       </w:r>
       <w:r>
         <w:rPr>
@@ -3865,7 +3822,6 @@
           <w:rFonts w:hint="eastAsia"/>
           <w:lang w:eastAsia="ko-KR"/>
         </w:rPr>
-        <w:t xml:space="preserve"> </w:t>
       </w:r>
       <w:r>
         <w:rPr>
@@ -3879,7 +3835,6 @@
           <w:rFonts w:hint="eastAsia"/>
           <w:lang w:eastAsia="ko-KR"/>
         </w:rPr>
-        <w:t xml:space="preserve"> </w:t>
       </w:r>
       <w:r>
         <w:rPr>
@@ -3893,7 +3848,6 @@
           <w:rFonts w:hint="eastAsia"/>
           <w:lang w:eastAsia="ko-KR"/>
         </w:rPr>
-        <w:t xml:space="preserve"> </w:t>
       </w:r>
       <w:r>
         <w:rPr>
@@ -3907,7 +3861,6 @@
           <w:rFonts w:hint="eastAsia"/>
           <w:lang w:eastAsia="ko-KR"/>
         </w:rPr>
-        <w:t xml:space="preserve"> </w:t>
       </w:r>
       <w:r>
         <w:rPr>
@@ -3921,7 +3874,6 @@
           <w:rFonts w:hint="eastAsia"/>
           <w:lang w:eastAsia="ko-KR"/>
         </w:rPr>
-        <w:t xml:space="preserve"> </w:t>
       </w:r>
       <w:r>
         <w:rPr>
@@ -3935,7 +3887,6 @@
           <w:rFonts w:hint="eastAsia"/>
           <w:lang w:eastAsia="ko-KR"/>
         </w:rPr>
-        <w:t xml:space="preserve"> </w:t>
       </w:r>
       <w:r>
         <w:rPr>
@@ -3949,7 +3900,7 @@
           <w:rFonts w:hint="eastAsia"/>
           <w:lang w:eastAsia="ko-KR"/>
         </w:rPr>
-        <w:t xml:space="preserve">, </w:t>
+        <w:t>,</w:t>
       </w:r>
       <w:r>
         <w:rPr>
@@ -3963,7 +3914,7 @@
           <w:rFonts w:hint="eastAsia"/>
           <w:lang w:eastAsia="ko-KR"/>
         </w:rPr>
-        <w:t xml:space="preserve">, </w:t>
+        <w:t>,</w:t>
       </w:r>
       <w:r>
         <w:rPr>
@@ -3977,7 +3928,6 @@
           <w:rFonts w:hint="eastAsia"/>
           <w:lang w:eastAsia="ko-KR"/>
         </w:rPr>
-        <w:t xml:space="preserve"> </w:t>
       </w:r>
       <w:r>
         <w:rPr>
@@ -3991,7 +3941,6 @@
           <w:rFonts w:hint="eastAsia"/>
           <w:lang w:eastAsia="ko-KR"/>
         </w:rPr>
-        <w:t xml:space="preserve"> </w:t>
       </w:r>
       <w:r>
         <w:rPr>
@@ -4005,7 +3954,6 @@
           <w:rFonts w:hint="eastAsia"/>
           <w:lang w:eastAsia="ko-KR"/>
         </w:rPr>
-        <w:t xml:space="preserve"> </w:t>
       </w:r>
       <w:r>
         <w:rPr>
@@ -4019,7 +3967,6 @@
           <w:rFonts w:hint="eastAsia"/>
           <w:lang w:eastAsia="ko-KR"/>
         </w:rPr>
-        <w:t xml:space="preserve"> </w:t>
       </w:r>
       <w:r>
         <w:rPr>
@@ -4033,7 +3980,6 @@
           <w:rFonts w:hint="eastAsia"/>
           <w:lang w:eastAsia="ko-KR"/>
         </w:rPr>
-        <w:t xml:space="preserve"> </w:t>
       </w:r>
       <w:r>
         <w:rPr>
@@ -4047,7 +3993,6 @@
           <w:rFonts w:hint="eastAsia"/>
           <w:lang w:eastAsia="ko-KR"/>
         </w:rPr>
-        <w:t xml:space="preserve"> </w:t>
       </w:r>
       <w:r>
         <w:rPr>
@@ -4061,7 +4006,6 @@
           <w:rFonts w:hint="eastAsia"/>
           <w:lang w:eastAsia="ko-KR"/>
         </w:rPr>
-        <w:t xml:space="preserve"> </w:t>
       </w:r>
       <w:r>
         <w:rPr>
@@ -4089,7 +4033,6 @@
           <w:rFonts w:hint="eastAsia"/>
           <w:lang w:eastAsia="ko-KR"/>
         </w:rPr>
-        <w:t xml:space="preserve"> </w:t>
       </w:r>
       <w:r>
         <w:rPr>
@@ -4103,7 +4046,6 @@
           <w:rFonts w:hint="eastAsia"/>
           <w:lang w:eastAsia="ko-KR"/>
         </w:rPr>
-        <w:t xml:space="preserve"> </w:t>
       </w:r>
       <w:r>
         <w:rPr>
@@ -4117,7 +4059,6 @@
           <w:rFonts w:hint="eastAsia"/>
           <w:lang w:eastAsia="ko-KR"/>
         </w:rPr>
-        <w:t xml:space="preserve"> </w:t>
       </w:r>
       <w:r>
         <w:rPr>
@@ -4131,7 +4072,6 @@
           <w:rFonts w:hint="eastAsia"/>
           <w:lang w:eastAsia="ko-KR"/>
         </w:rPr>
-        <w:t xml:space="preserve"> </w:t>
       </w:r>
       <w:r>
         <w:rPr>
@@ -4145,7 +4085,6 @@
           <w:rFonts w:hint="eastAsia"/>
           <w:lang w:eastAsia="ko-KR"/>
         </w:rPr>
-        <w:t xml:space="preserve"> </w:t>
       </w:r>
       <w:r>
         <w:rPr>
@@ -4159,7 +4098,6 @@
           <w:rFonts w:hint="eastAsia"/>
           <w:lang w:eastAsia="ko-KR"/>
         </w:rPr>
-        <w:t xml:space="preserve"> </w:t>
       </w:r>
       <w:r>
         <w:rPr>
@@ -4173,7 +4111,6 @@
           <w:rFonts w:hint="eastAsia"/>
           <w:lang w:eastAsia="ko-KR"/>
         </w:rPr>
-        <w:t xml:space="preserve"> </w:t>
       </w:r>
       <w:r>
         <w:rPr>
@@ -4187,7 +4124,6 @@
           <w:rFonts w:hint="eastAsia"/>
           <w:lang w:eastAsia="ko-KR"/>
         </w:rPr>
-        <w:t xml:space="preserve"> </w:t>
       </w:r>
       <w:r>
         <w:rPr>
@@ -4201,7 +4137,6 @@
           <w:rFonts w:hint="eastAsia"/>
           <w:lang w:eastAsia="ko-KR"/>
         </w:rPr>
-        <w:t xml:space="preserve"> </w:t>
       </w:r>
       <w:r>
         <w:rPr>
@@ -4215,7 +4150,6 @@
           <w:rFonts w:hint="eastAsia"/>
           <w:lang w:eastAsia="ko-KR"/>
         </w:rPr>
-        <w:t xml:space="preserve"> </w:t>
       </w:r>
       <w:r>
         <w:rPr>
@@ -4229,7 +4163,6 @@
           <w:rFonts w:hint="eastAsia"/>
           <w:lang w:eastAsia="ko-KR"/>
         </w:rPr>
-        <w:t xml:space="preserve"> </w:t>
       </w:r>
       <w:r>
         <w:rPr>
@@ -4243,7 +4176,7 @@
           <w:rFonts w:hint="eastAsia"/>
           <w:lang w:eastAsia="ko-KR"/>
         </w:rPr>
-        <w:t xml:space="preserve">, </w:t>
+        <w:t>,</w:t>
       </w:r>
       <w:r>
         <w:rPr>
@@ -4257,7 +4190,6 @@
           <w:rFonts w:hint="eastAsia"/>
           <w:lang w:eastAsia="ko-KR"/>
         </w:rPr>
-        <w:t xml:space="preserve"> </w:t>
       </w:r>
       <w:r>
         <w:rPr>
@@ -4271,7 +4203,6 @@
           <w:rFonts w:hint="eastAsia"/>
           <w:lang w:eastAsia="ko-KR"/>
         </w:rPr>
-        <w:t xml:space="preserve"> </w:t>
       </w:r>
       <w:r>
         <w:rPr>
@@ -4285,7 +4216,6 @@
           <w:rFonts w:hint="eastAsia"/>
           <w:lang w:eastAsia="ko-KR"/>
         </w:rPr>
-        <w:t xml:space="preserve"> </w:t>
       </w:r>
       <w:r>
         <w:rPr>
@@ -4299,7 +4229,6 @@
           <w:rFonts w:hint="eastAsia"/>
           <w:lang w:eastAsia="ko-KR"/>
         </w:rPr>
-        <w:t xml:space="preserve"> </w:t>
       </w:r>
       <w:r>
         <w:rPr>
@@ -4313,7 +4242,6 @@
           <w:rFonts w:hint="eastAsia"/>
           <w:lang w:eastAsia="ko-KR"/>
         </w:rPr>
-        <w:t xml:space="preserve"> </w:t>
       </w:r>
       <w:r>
         <w:rPr>
@@ -4355,7 +4283,6 @@
           <w:rFonts w:hint="eastAsia"/>
           <w:lang w:eastAsia="ko-KR"/>
         </w:rPr>
-        <w:t xml:space="preserve"> </w:t>
       </w:r>
       <w:r>
         <w:rPr>
@@ -4369,7 +4296,6 @@
           <w:rFonts w:hint="eastAsia"/>
           <w:lang w:eastAsia="ko-KR"/>
         </w:rPr>
-        <w:t xml:space="preserve"> </w:t>
       </w:r>
       <w:r>
         <w:rPr>
@@ -4383,7 +4309,6 @@
           <w:rFonts w:hint="eastAsia"/>
           <w:lang w:eastAsia="ko-KR"/>
         </w:rPr>
-        <w:t xml:space="preserve"> </w:t>
       </w:r>
       <w:r>
         <w:rPr>
@@ -4411,7 +4336,6 @@
           <w:rFonts w:hint="eastAsia"/>
           <w:lang w:eastAsia="ko-KR"/>
         </w:rPr>
-        <w:t xml:space="preserve"> </w:t>
       </w:r>
       <w:r>
         <w:rPr>
@@ -4425,7 +4349,6 @@
           <w:rFonts w:hint="eastAsia"/>
           <w:lang w:eastAsia="ko-KR"/>
         </w:rPr>
-        <w:t xml:space="preserve"> </w:t>
       </w:r>
       <w:r>
         <w:rPr>
@@ -4439,7 +4362,6 @@
           <w:rFonts w:hint="eastAsia"/>
           <w:lang w:eastAsia="ko-KR"/>
         </w:rPr>
-        <w:t xml:space="preserve"> </w:t>
       </w:r>
       <w:r>
         <w:rPr>
@@ -4453,7 +4375,7 @@
           <w:rFonts w:hint="eastAsia"/>
           <w:lang w:eastAsia="ko-KR"/>
         </w:rPr>
-        <w:t xml:space="preserve">, </w:t>
+        <w:t>,</w:t>
       </w:r>
       <w:r>
         <w:rPr>
@@ -4467,7 +4389,6 @@
           <w:rFonts w:hint="eastAsia"/>
           <w:lang w:eastAsia="ko-KR"/>
         </w:rPr>
-        <w:t xml:space="preserve"> </w:t>
       </w:r>
       <w:r>
         <w:rPr>
@@ -4495,7 +4416,6 @@
           <w:rFonts w:hint="eastAsia"/>
           <w:lang w:eastAsia="ko-KR"/>
         </w:rPr>
-        <w:t xml:space="preserve"> </w:t>
       </w:r>
       <w:r>
         <w:rPr>
@@ -4509,7 +4429,6 @@
           <w:rFonts w:hint="eastAsia"/>
           <w:lang w:eastAsia="ko-KR"/>
         </w:rPr>
-        <w:t xml:space="preserve"> </w:t>
       </w:r>
       <w:r>
         <w:rPr>
@@ -4523,7 +4442,6 @@
           <w:rFonts w:hint="eastAsia"/>
           <w:lang w:eastAsia="ko-KR"/>
         </w:rPr>
-        <w:t xml:space="preserve"> </w:t>
       </w:r>
       <w:r>
         <w:rPr>
@@ -4537,7 +4455,7 @@
           <w:rFonts w:hint="eastAsia"/>
           <w:lang w:eastAsia="ko-KR"/>
         </w:rPr>
-        <w:t xml:space="preserve">. </w:t>
+        <w:t>.</w:t>
       </w:r>
       <w:r>
         <w:rPr>
@@ -4551,7 +4469,6 @@
           <w:rFonts w:hint="eastAsia"/>
           <w:lang w:eastAsia="ko-KR"/>
         </w:rPr>
-        <w:t xml:space="preserve"> </w:t>
       </w:r>
       <w:r>
         <w:rPr>
@@ -4565,7 +4482,6 @@
           <w:rFonts w:hint="eastAsia"/>
           <w:lang w:eastAsia="ko-KR"/>
         </w:rPr>
-        <w:t xml:space="preserve"> </w:t>
       </w:r>
       <w:r>
         <w:rPr>
@@ -4579,7 +4495,6 @@
           <w:rFonts w:hint="eastAsia"/>
           <w:lang w:eastAsia="ko-KR"/>
         </w:rPr>
-        <w:t xml:space="preserve"> </w:t>
       </w:r>
       <w:r>
         <w:rPr>
@@ -4593,7 +4508,6 @@
           <w:rFonts w:hint="eastAsia"/>
           <w:lang w:eastAsia="ko-KR"/>
         </w:rPr>
-        <w:t xml:space="preserve"> </w:t>
       </w:r>
       <w:r>
         <w:rPr>
@@ -4607,7 +4521,6 @@
           <w:rFonts w:hint="eastAsia"/>
           <w:lang w:eastAsia="ko-KR"/>
         </w:rPr>
-        <w:t xml:space="preserve"> </w:t>
       </w:r>
       <w:r>
         <w:rPr>
@@ -4621,7 +4534,6 @@
           <w:rFonts w:hint="eastAsia"/>
           <w:lang w:eastAsia="ko-KR"/>
         </w:rPr>
-        <w:t xml:space="preserve"> </w:t>
       </w:r>
       <w:r>
         <w:rPr>
@@ -4635,7 +4547,6 @@
           <w:rFonts w:hint="eastAsia"/>
           <w:lang w:eastAsia="ko-KR"/>
         </w:rPr>
-        <w:t xml:space="preserve"> </w:t>
       </w:r>
       <w:r>
         <w:rPr>
@@ -4649,7 +4560,6 @@
           <w:rFonts w:hint="eastAsia"/>
           <w:lang w:eastAsia="ko-KR"/>
         </w:rPr>
-        <w:t xml:space="preserve"> </w:t>
       </w:r>
       <w:r>
         <w:rPr>
@@ -4670,7 +4580,6 @@
           <w:rFonts w:hint="eastAsia"/>
           <w:lang w:eastAsia="ko-KR"/>
         </w:rPr>
-        <w:t xml:space="preserve"> </w:t>
       </w:r>
       <w:r>
         <w:rPr>
@@ -4684,7 +4593,6 @@
           <w:rFonts w:hint="eastAsia"/>
           <w:lang w:eastAsia="ko-KR"/>
         </w:rPr>
-        <w:t xml:space="preserve"> </w:t>
       </w:r>
       <w:r>
         <w:rPr>
@@ -4698,7 +4606,6 @@
           <w:rFonts w:hint="eastAsia"/>
           <w:lang w:eastAsia="ko-KR"/>
         </w:rPr>
-        <w:t xml:space="preserve"> </w:t>
       </w:r>
       <w:r>
         <w:rPr>
@@ -4712,7 +4619,6 @@
           <w:rFonts w:hint="eastAsia"/>
           <w:lang w:eastAsia="ko-KR"/>
         </w:rPr>
-        <w:t xml:space="preserve"> </w:t>
       </w:r>
       <w:r>
         <w:rPr>
@@ -4726,7 +4632,6 @@
           <w:rFonts w:hint="eastAsia"/>
           <w:lang w:eastAsia="ko-KR"/>
         </w:rPr>
-        <w:t xml:space="preserve"> </w:t>
       </w:r>
       <w:r>
         <w:rPr>
@@ -4740,7 +4645,6 @@
           <w:rFonts w:hint="eastAsia"/>
           <w:lang w:eastAsia="ko-KR"/>
         </w:rPr>
-        <w:t xml:space="preserve"> </w:t>
       </w:r>
       <w:r>
         <w:rPr>
@@ -4754,7 +4658,6 @@
           <w:rFonts w:hint="eastAsia"/>
           <w:lang w:eastAsia="ko-KR"/>
         </w:rPr>
-        <w:t xml:space="preserve"> </w:t>
       </w:r>
       <w:r>
         <w:rPr>
@@ -4768,7 +4671,6 @@
           <w:rFonts w:hint="eastAsia"/>
           <w:lang w:eastAsia="ko-KR"/>
         </w:rPr>
-        <w:t xml:space="preserve"> </w:t>
       </w:r>
       <w:r>
         <w:rPr>
@@ -4782,7 +4684,6 @@
           <w:rFonts w:hint="eastAsia"/>
           <w:lang w:eastAsia="ko-KR"/>
         </w:rPr>
-        <w:t xml:space="preserve"> </w:t>
       </w:r>
       <w:r>
         <w:rPr>
@@ -4796,7 +4697,6 @@
           <w:rFonts w:hint="eastAsia"/>
           <w:lang w:eastAsia="ko-KR"/>
         </w:rPr>
-        <w:t xml:space="preserve"> </w:t>
       </w:r>
       <w:r>
         <w:rPr>
@@ -4810,7 +4710,6 @@
           <w:rFonts w:hint="eastAsia"/>
           <w:lang w:eastAsia="ko-KR"/>
         </w:rPr>
-        <w:t xml:space="preserve"> </w:t>
       </w:r>
       <w:r>
         <w:rPr>
@@ -4824,7 +4723,6 @@
           <w:rFonts w:hint="eastAsia"/>
           <w:lang w:eastAsia="ko-KR"/>
         </w:rPr>
-        <w:t xml:space="preserve"> </w:t>
       </w:r>
       <w:r>
         <w:rPr>
@@ -4838,7 +4736,7 @@
           <w:rFonts w:hint="eastAsia"/>
           <w:lang w:eastAsia="ko-KR"/>
         </w:rPr>
-        <w:t xml:space="preserve">. </w:t>
+        <w:t>.</w:t>
       </w:r>
     </w:p>
     <w:p>
@@ -4854,7 +4752,6 @@
           <w:rFonts w:hint="eastAsia"/>
           <w:lang w:eastAsia="ko-KR"/>
         </w:rPr>
-        <w:lastRenderedPageBreak/>
         <w:t>정의의</w:t>
       </w:r>
       <w:r>
@@ -4862,7 +4759,6 @@
           <w:rFonts w:hint="eastAsia"/>
           <w:lang w:eastAsia="ko-KR"/>
         </w:rPr>
-        <w:t xml:space="preserve"> </w:t>
       </w:r>
       <w:r>
         <w:rPr>
@@ -4876,7 +4772,6 @@
           <w:rFonts w:hint="eastAsia"/>
           <w:lang w:eastAsia="ko-KR"/>
         </w:rPr>
-        <w:t xml:space="preserve"> </w:t>
       </w:r>
       <w:r>
         <w:rPr>
@@ -4904,7 +4799,6 @@
           <w:rFonts w:hint="eastAsia"/>
           <w:lang w:eastAsia="ko-KR"/>
         </w:rPr>
-        <w:t xml:space="preserve"> </w:t>
       </w:r>
       <w:r>
         <w:rPr>
@@ -4932,7 +4826,6 @@
           <w:rFonts w:hint="eastAsia"/>
           <w:lang w:eastAsia="ko-KR"/>
         </w:rPr>
-        <w:t xml:space="preserve"> </w:t>
       </w:r>
       <w:r>
         <w:rPr>
@@ -4946,7 +4839,6 @@
           <w:rFonts w:hint="eastAsia"/>
           <w:lang w:eastAsia="ko-KR"/>
         </w:rPr>
-        <w:t xml:space="preserve"> </w:t>
       </w:r>
       <w:r>
         <w:rPr>
@@ -4960,7 +4852,6 @@
           <w:rFonts w:hint="eastAsia"/>
           <w:lang w:eastAsia="ko-KR"/>
         </w:rPr>
-        <w:t xml:space="preserve"> </w:t>
       </w:r>
       <w:r>
         <w:rPr>
@@ -4974,7 +4865,6 @@
           <w:rFonts w:hint="eastAsia"/>
           <w:lang w:eastAsia="ko-KR"/>
         </w:rPr>
-        <w:t xml:space="preserve"> </w:t>
       </w:r>
       <w:r>
         <w:rPr>
@@ -4988,7 +4878,6 @@
           <w:rFonts w:hint="eastAsia"/>
           <w:lang w:eastAsia="ko-KR"/>
         </w:rPr>
-        <w:t xml:space="preserve"> </w:t>
       </w:r>
       <w:r>
         <w:rPr>
@@ -5002,7 +4891,7 @@
           <w:rFonts w:hint="eastAsia"/>
           <w:lang w:eastAsia="ko-KR"/>
         </w:rPr>
-        <w:t xml:space="preserve">. </w:t>
+        <w:t>.</w:t>
       </w:r>
       <w:r>
         <w:rPr>
@@ -5016,7 +4905,6 @@
           <w:rFonts w:hint="eastAsia"/>
           <w:lang w:eastAsia="ko-KR"/>
         </w:rPr>
-        <w:t xml:space="preserve"> </w:t>
       </w:r>
       <w:r>
         <w:rPr>
@@ -5044,7 +4932,6 @@
           <w:rFonts w:hint="eastAsia"/>
           <w:lang w:eastAsia="ko-KR"/>
         </w:rPr>
-        <w:t xml:space="preserve"> </w:t>
       </w:r>
       <w:r>
         <w:rPr>
@@ -5064,7 +4951,6 @@
           <w:rFonts w:hint="eastAsia"/>
           <w:lang w:eastAsia="ko-KR"/>
         </w:rPr>
-        <w:t xml:space="preserve"> </w:t>
       </w:r>
       <w:r>
         <w:rPr>
@@ -5078,7 +4964,6 @@
           <w:rFonts w:hint="eastAsia"/>
           <w:lang w:eastAsia="ko-KR"/>
         </w:rPr>
-        <w:t xml:space="preserve"> </w:t>
       </w:r>
       <w:r>
         <w:rPr>
@@ -5105,7 +4990,7 @@
           <w:rFonts w:hint="eastAsia"/>
           <w:lang w:eastAsia="ko-KR"/>
         </w:rPr>
-        <w:t xml:space="preserve">. </w:t>
+        <w:t>.</w:t>
       </w:r>
       <w:r>
         <w:rPr>
@@ -5119,7 +5004,6 @@
           <w:rFonts w:hint="eastAsia"/>
           <w:lang w:eastAsia="ko-KR"/>
         </w:rPr>
-        <w:t xml:space="preserve"> </w:t>
       </w:r>
       <w:r>
         <w:rPr>
@@ -5133,7 +5017,6 @@
           <w:rFonts w:hint="eastAsia"/>
           <w:lang w:eastAsia="ko-KR"/>
         </w:rPr>
-        <w:t xml:space="preserve"> </w:t>
       </w:r>
       <w:r>
         <w:rPr>
@@ -5154,7 +5037,6 @@
           <w:rFonts w:hint="eastAsia"/>
           <w:lang w:eastAsia="ko-KR"/>
         </w:rPr>
-        <w:t xml:space="preserve"> </w:t>
       </w:r>
       <w:r>
         <w:rPr>
@@ -5168,7 +5050,6 @@
           <w:rFonts w:hint="eastAsia"/>
           <w:lang w:eastAsia="ko-KR"/>
         </w:rPr>
-        <w:t xml:space="preserve"> </w:t>
       </w:r>
       <w:r>
         <w:rPr>
@@ -5182,7 +5063,6 @@
           <w:rFonts w:hint="eastAsia"/>
           <w:lang w:eastAsia="ko-KR"/>
         </w:rPr>
-        <w:t xml:space="preserve"> </w:t>
       </w:r>
       <w:r>
         <w:rPr>
@@ -5196,7 +5076,6 @@
           <w:rFonts w:hint="eastAsia"/>
           <w:lang w:eastAsia="ko-KR"/>
         </w:rPr>
-        <w:t xml:space="preserve"> </w:t>
       </w:r>
       <w:r>
         <w:rPr>
@@ -5217,7 +5096,6 @@
           <w:rFonts w:hint="eastAsia"/>
           <w:lang w:eastAsia="ko-KR"/>
         </w:rPr>
-        <w:t xml:space="preserve"> </w:t>
       </w:r>
       <w:r>
         <w:rPr>
@@ -5231,7 +5109,6 @@
           <w:rFonts w:hint="eastAsia"/>
           <w:lang w:eastAsia="ko-KR"/>
         </w:rPr>
-        <w:t xml:space="preserve"> </w:t>
       </w:r>
       <w:r>
         <w:rPr>
@@ -5245,7 +5122,6 @@
           <w:rFonts w:hint="eastAsia"/>
           <w:lang w:eastAsia="ko-KR"/>
         </w:rPr>
-        <w:t xml:space="preserve"> </w:t>
       </w:r>
       <w:r>
         <w:rPr>
@@ -5259,7 +5135,6 @@
           <w:rFonts w:hint="eastAsia"/>
           <w:lang w:eastAsia="ko-KR"/>
         </w:rPr>
-        <w:t xml:space="preserve"> </w:t>
       </w:r>
       <w:r>
         <w:rPr>
@@ -5273,7 +5148,6 @@
           <w:rFonts w:hint="eastAsia"/>
           <w:lang w:eastAsia="ko-KR"/>
         </w:rPr>
-        <w:t xml:space="preserve"> </w:t>
       </w:r>
       <w:r>
         <w:rPr>
@@ -5287,7 +5161,7 @@
           <w:rFonts w:hint="eastAsia"/>
           <w:lang w:eastAsia="ko-KR"/>
         </w:rPr>
-        <w:t xml:space="preserve">, </w:t>
+        <w:t>,</w:t>
       </w:r>
       <w:r>
         <w:rPr>
@@ -5301,7 +5175,6 @@
           <w:rFonts w:hint="eastAsia"/>
           <w:lang w:eastAsia="ko-KR"/>
         </w:rPr>
-        <w:t xml:space="preserve"> </w:t>
       </w:r>
       <w:r>
         <w:rPr>
@@ -5315,7 +5188,6 @@
           <w:rFonts w:hint="eastAsia"/>
           <w:lang w:eastAsia="ko-KR"/>
         </w:rPr>
-        <w:t xml:space="preserve"> </w:t>
       </w:r>
       <w:r>
         <w:rPr>
@@ -5329,7 +5201,7 @@
           <w:rFonts w:hint="eastAsia"/>
           <w:lang w:eastAsia="ko-KR"/>
         </w:rPr>
-        <w:t xml:space="preserve">, </w:t>
+        <w:t>,</w:t>
       </w:r>
       <w:r>
         <w:rPr>
@@ -5343,7 +5215,6 @@
           <w:rFonts w:hint="eastAsia"/>
           <w:lang w:eastAsia="ko-KR"/>
         </w:rPr>
-        <w:t xml:space="preserve"> </w:t>
       </w:r>
       <w:r>
         <w:rPr>
@@ -5357,7 +5228,6 @@
           <w:rFonts w:hint="eastAsia"/>
           <w:lang w:eastAsia="ko-KR"/>
         </w:rPr>
-        <w:t xml:space="preserve"> </w:t>
       </w:r>
       <w:r>
         <w:rPr>
@@ -5371,7 +5241,7 @@
           <w:rFonts w:hint="eastAsia"/>
           <w:lang w:eastAsia="ko-KR"/>
         </w:rPr>
-        <w:t xml:space="preserve">, </w:t>
+        <w:t>,</w:t>
       </w:r>
       <w:r>
         <w:rPr>
@@ -5385,7 +5255,6 @@
           <w:rFonts w:hint="eastAsia"/>
           <w:lang w:eastAsia="ko-KR"/>
         </w:rPr>
-        <w:t xml:space="preserve"> </w:t>
       </w:r>
       <w:r>
         <w:rPr>
@@ -5399,7 +5268,7 @@
           <w:rFonts w:hint="eastAsia"/>
           <w:lang w:eastAsia="ko-KR"/>
         </w:rPr>
-        <w:t xml:space="preserve">, </w:t>
+        <w:t>,</w:t>
       </w:r>
       <w:r>
         <w:rPr>
@@ -5413,7 +5282,6 @@
           <w:rFonts w:hint="eastAsia"/>
           <w:lang w:eastAsia="ko-KR"/>
         </w:rPr>
-        <w:t xml:space="preserve"> </w:t>
       </w:r>
       <w:r>
         <w:rPr>
@@ -5427,7 +5295,6 @@
           <w:rFonts w:hint="eastAsia"/>
           <w:lang w:eastAsia="ko-KR"/>
         </w:rPr>
-        <w:t xml:space="preserve"> </w:t>
       </w:r>
       <w:r>
         <w:rPr>
@@ -5441,7 +5308,6 @@
           <w:rFonts w:hint="eastAsia"/>
           <w:lang w:eastAsia="ko-KR"/>
         </w:rPr>
-        <w:t xml:space="preserve"> </w:t>
       </w:r>
       <w:r>
         <w:rPr>
@@ -5455,7 +5321,6 @@
           <w:rFonts w:hint="eastAsia"/>
           <w:lang w:eastAsia="ko-KR"/>
         </w:rPr>
-        <w:t xml:space="preserve"> </w:t>
       </w:r>
       <w:r>
         <w:rPr>
@@ -5469,7 +5334,6 @@
           <w:rFonts w:hint="eastAsia"/>
           <w:lang w:eastAsia="ko-KR"/>
         </w:rPr>
-        <w:t xml:space="preserve"> </w:t>
       </w:r>
       <w:r>
         <w:rPr>
@@ -5483,7 +5347,7 @@
           <w:rFonts w:hint="eastAsia"/>
           <w:lang w:eastAsia="ko-KR"/>
         </w:rPr>
-        <w:t xml:space="preserve">. </w:t>
+        <w:t>.</w:t>
       </w:r>
       <w:r>
         <w:rPr>
@@ -5497,7 +5361,6 @@
           <w:rFonts w:hint="eastAsia"/>
           <w:lang w:eastAsia="ko-KR"/>
         </w:rPr>
-        <w:t xml:space="preserve"> </w:t>
       </w:r>
       <w:r>
         <w:rPr>
@@ -5511,7 +5374,6 @@
           <w:rFonts w:hint="eastAsia"/>
           <w:lang w:eastAsia="ko-KR"/>
         </w:rPr>
-        <w:t xml:space="preserve"> </w:t>
       </w:r>
       <w:r>
         <w:rPr>
@@ -5525,7 +5387,6 @@
           <w:rFonts w:hint="eastAsia"/>
           <w:lang w:eastAsia="ko-KR"/>
         </w:rPr>
-        <w:t xml:space="preserve"> </w:t>
       </w:r>
       <w:r>
         <w:rPr>
@@ -5539,7 +5400,6 @@
           <w:rFonts w:hint="eastAsia"/>
           <w:lang w:eastAsia="ko-KR"/>
         </w:rPr>
-        <w:t xml:space="preserve"> </w:t>
       </w:r>
       <w:r>
         <w:rPr>
@@ -5553,7 +5413,6 @@
           <w:rFonts w:hint="eastAsia"/>
           <w:lang w:eastAsia="ko-KR"/>
         </w:rPr>
-        <w:t xml:space="preserve"> </w:t>
       </w:r>
       <w:r>
         <w:rPr>
@@ -5567,7 +5426,6 @@
           <w:rFonts w:hint="eastAsia"/>
           <w:lang w:eastAsia="ko-KR"/>
         </w:rPr>
-        <w:t xml:space="preserve"> </w:t>
       </w:r>
       <w:r>
         <w:rPr>
@@ -5581,7 +5439,6 @@
           <w:rFonts w:hint="eastAsia"/>
           <w:lang w:eastAsia="ko-KR"/>
         </w:rPr>
-        <w:t xml:space="preserve"> </w:t>
       </w:r>
       <w:r>
         <w:rPr>
@@ -5595,7 +5452,6 @@
           <w:rFonts w:hint="eastAsia"/>
           <w:lang w:eastAsia="ko-KR"/>
         </w:rPr>
-        <w:t xml:space="preserve"> </w:t>
       </w:r>
       <w:r>
         <w:rPr>
@@ -5615,7 +5471,6 @@
           <w:rFonts w:hint="eastAsia"/>
           <w:lang w:eastAsia="ko-KR"/>
         </w:rPr>
-        <w:t xml:space="preserve"> </w:t>
       </w:r>
       <w:r>
         <w:rPr>
@@ -5629,7 +5484,6 @@
           <w:rFonts w:hint="eastAsia"/>
           <w:lang w:eastAsia="ko-KR"/>
         </w:rPr>
-        <w:t xml:space="preserve"> </w:t>
       </w:r>
       <w:r>
         <w:rPr>
@@ -5656,7 +5510,7 @@
           <w:rFonts w:hint="eastAsia"/>
           <w:lang w:eastAsia="ko-KR"/>
         </w:rPr>
-        <w:t xml:space="preserve">. </w:t>
+        <w:t>.</w:t>
       </w:r>
       <w:r>
         <w:rPr>
@@ -5670,7 +5524,6 @@
           <w:rFonts w:hint="eastAsia"/>
           <w:lang w:eastAsia="ko-KR"/>
         </w:rPr>
-        <w:t xml:space="preserve"> </w:t>
       </w:r>
       <w:r>
         <w:rPr>
@@ -5684,7 +5537,6 @@
           <w:rFonts w:hint="eastAsia"/>
           <w:lang w:eastAsia="ko-KR"/>
         </w:rPr>
-        <w:t xml:space="preserve"> </w:t>
       </w:r>
       <w:r>
         <w:rPr>
@@ -5698,7 +5550,6 @@
           <w:rFonts w:hint="eastAsia"/>
           <w:lang w:eastAsia="ko-KR"/>
         </w:rPr>
-        <w:t xml:space="preserve"> </w:t>
       </w:r>
       <w:r>
         <w:rPr>
@@ -5712,7 +5563,6 @@
           <w:rFonts w:hint="eastAsia"/>
           <w:lang w:eastAsia="ko-KR"/>
         </w:rPr>
-        <w:t xml:space="preserve"> </w:t>
       </w:r>
       <w:r>
         <w:rPr>
@@ -5732,7 +5582,6 @@
           <w:rFonts w:hint="eastAsia"/>
           <w:lang w:eastAsia="ko-KR"/>
         </w:rPr>
-        <w:t xml:space="preserve"> </w:t>
       </w:r>
       <w:r>
         <w:rPr>
@@ -5746,7 +5595,6 @@
           <w:rFonts w:hint="eastAsia"/>
           <w:lang w:eastAsia="ko-KR"/>
         </w:rPr>
-        <w:t xml:space="preserve"> </w:t>
       </w:r>
       <w:r>
         <w:rPr>
@@ -5773,7 +5621,6 @@
           <w:rFonts w:hint="eastAsia"/>
           <w:lang w:eastAsia="ko-KR"/>
         </w:rPr>
-        <w:t xml:space="preserve"> </w:t>
       </w:r>
       <w:r>
         <w:rPr>
@@ -5787,7 +5634,6 @@
           <w:rFonts w:hint="eastAsia"/>
           <w:lang w:eastAsia="ko-KR"/>
         </w:rPr>
-        <w:t xml:space="preserve"> </w:t>
       </w:r>
       <w:r>
         <w:rPr>
@@ -5801,7 +5647,6 @@
           <w:rFonts w:hint="eastAsia"/>
           <w:lang w:eastAsia="ko-KR"/>
         </w:rPr>
-        <w:t xml:space="preserve"> </w:t>
       </w:r>
       <w:r>
         <w:rPr>
@@ -5815,7 +5660,6 @@
           <w:rFonts w:hint="eastAsia"/>
           <w:lang w:eastAsia="ko-KR"/>
         </w:rPr>
-        <w:t xml:space="preserve"> </w:t>
       </w:r>
       <w:r>
         <w:rPr>
@@ -5829,7 +5673,6 @@
           <w:rFonts w:hint="eastAsia"/>
           <w:lang w:eastAsia="ko-KR"/>
         </w:rPr>
-        <w:t xml:space="preserve"> </w:t>
       </w:r>
       <w:r>
         <w:rPr>
@@ -5843,7 +5686,7 @@
           <w:rFonts w:hint="eastAsia"/>
           <w:lang w:eastAsia="ko-KR"/>
         </w:rPr>
-        <w:t xml:space="preserve">. </w:t>
+        <w:t>.</w:t>
       </w:r>
       <w:r>
         <w:rPr>
@@ -5871,7 +5714,6 @@
           <w:rFonts w:hint="eastAsia"/>
           <w:lang w:eastAsia="ko-KR"/>
         </w:rPr>
-        <w:t xml:space="preserve"> </w:t>
       </w:r>
       <w:r>
         <w:rPr>
@@ -5885,7 +5727,6 @@
           <w:rFonts w:hint="eastAsia"/>
           <w:lang w:eastAsia="ko-KR"/>
         </w:rPr>
-        <w:t xml:space="preserve"> </w:t>
       </w:r>
       <w:r>
         <w:rPr>
@@ -5899,7 +5740,6 @@
           <w:rFonts w:hint="eastAsia"/>
           <w:lang w:eastAsia="ko-KR"/>
         </w:rPr>
-        <w:t xml:space="preserve"> </w:t>
       </w:r>
       <w:r>
         <w:rPr>
@@ -5913,7 +5753,6 @@
           <w:rFonts w:hint="eastAsia"/>
           <w:lang w:eastAsia="ko-KR"/>
         </w:rPr>
-        <w:t xml:space="preserve"> </w:t>
       </w:r>
       <w:r>
         <w:rPr>
@@ -5927,7 +5766,6 @@
           <w:rFonts w:hint="eastAsia"/>
           <w:lang w:eastAsia="ko-KR"/>
         </w:rPr>
-        <w:t xml:space="preserve"> </w:t>
       </w:r>
       <w:r>
         <w:rPr>
@@ -5941,7 +5779,6 @@
           <w:rFonts w:hint="eastAsia"/>
           <w:lang w:eastAsia="ko-KR"/>
         </w:rPr>
-        <w:t xml:space="preserve"> </w:t>
       </w:r>
       <w:r>
         <w:rPr>
@@ -5955,7 +5792,6 @@
           <w:rFonts w:hint="eastAsia"/>
           <w:lang w:eastAsia="ko-KR"/>
         </w:rPr>
-        <w:t xml:space="preserve"> </w:t>
       </w:r>
       <w:r>
         <w:rPr>
@@ -5969,7 +5805,6 @@
           <w:rFonts w:hint="eastAsia"/>
           <w:lang w:eastAsia="ko-KR"/>
         </w:rPr>
-        <w:t xml:space="preserve"> </w:t>
       </w:r>
       <w:r>
         <w:rPr>
@@ -5983,7 +5818,6 @@
           <w:rFonts w:hint="eastAsia"/>
           <w:lang w:eastAsia="ko-KR"/>
         </w:rPr>
-        <w:t xml:space="preserve"> </w:t>
       </w:r>
       <w:r>
         <w:rPr>
@@ -5997,7 +5831,6 @@
           <w:rFonts w:hint="eastAsia"/>
           <w:lang w:eastAsia="ko-KR"/>
         </w:rPr>
-        <w:t xml:space="preserve"> </w:t>
       </w:r>
       <w:r>
         <w:rPr>
@@ -6011,7 +5844,6 @@
           <w:rFonts w:hint="eastAsia"/>
           <w:lang w:eastAsia="ko-KR"/>
         </w:rPr>
-        <w:t xml:space="preserve"> </w:t>
       </w:r>
       <w:r>
         <w:rPr>
@@ -6025,7 +5857,6 @@
           <w:rFonts w:hint="eastAsia"/>
           <w:lang w:eastAsia="ko-KR"/>
         </w:rPr>
-        <w:t xml:space="preserve"> </w:t>
       </w:r>
       <w:r>
         <w:rPr>
@@ -6039,7 +5870,7 @@
           <w:rFonts w:hint="eastAsia"/>
           <w:lang w:eastAsia="ko-KR"/>
         </w:rPr>
-        <w:t xml:space="preserve">, </w:t>
+        <w:t>,</w:t>
       </w:r>
       <w:r>
         <w:rPr>
@@ -6053,7 +5884,6 @@
           <w:rFonts w:hint="eastAsia"/>
           <w:lang w:eastAsia="ko-KR"/>
         </w:rPr>
-        <w:t xml:space="preserve"> </w:t>
       </w:r>
       <w:r>
         <w:rPr>
@@ -6067,7 +5897,6 @@
           <w:rFonts w:hint="eastAsia"/>
           <w:lang w:eastAsia="ko-KR"/>
         </w:rPr>
-        <w:t xml:space="preserve"> </w:t>
       </w:r>
       <w:r>
         <w:rPr>
@@ -6081,7 +5910,6 @@
           <w:rFonts w:hint="eastAsia"/>
           <w:lang w:eastAsia="ko-KR"/>
         </w:rPr>
-        <w:t xml:space="preserve"> </w:t>
       </w:r>
       <w:r>
         <w:rPr>
@@ -6095,7 +5923,6 @@
           <w:rFonts w:hint="eastAsia"/>
           <w:lang w:eastAsia="ko-KR"/>
         </w:rPr>
-        <w:t xml:space="preserve"> </w:t>
       </w:r>
       <w:r>
         <w:rPr>
@@ -6109,7 +5936,6 @@
           <w:rFonts w:hint="eastAsia"/>
           <w:lang w:eastAsia="ko-KR"/>
         </w:rPr>
-        <w:t xml:space="preserve"> </w:t>
       </w:r>
       <w:r>
         <w:rPr>
@@ -6123,7 +5949,6 @@
           <w:rFonts w:hint="eastAsia"/>
           <w:lang w:eastAsia="ko-KR"/>
         </w:rPr>
-        <w:t xml:space="preserve"> </w:t>
       </w:r>
       <w:r>
         <w:rPr>
@@ -6144,7 +5969,6 @@
           <w:rFonts w:hint="eastAsia"/>
           <w:lang w:eastAsia="ko-KR"/>
         </w:rPr>
-        <w:t xml:space="preserve"> </w:t>
       </w:r>
       <w:r>
         <w:rPr>
@@ -6172,7 +5996,6 @@
           <w:rFonts w:hint="eastAsia"/>
           <w:lang w:eastAsia="ko-KR"/>
         </w:rPr>
-        <w:t xml:space="preserve"> </w:t>
       </w:r>
       <w:r>
         <w:rPr>
@@ -6186,7 +6009,6 @@
           <w:rFonts w:hint="eastAsia"/>
           <w:lang w:eastAsia="ko-KR"/>
         </w:rPr>
-        <w:t xml:space="preserve"> </w:t>
       </w:r>
       <w:r>
         <w:rPr>
@@ -6200,7 +6022,6 @@
           <w:rFonts w:hint="eastAsia"/>
           <w:lang w:eastAsia="ko-KR"/>
         </w:rPr>
-        <w:t xml:space="preserve"> </w:t>
       </w:r>
       <w:r>
         <w:rPr>
@@ -6221,7 +6042,6 @@
           <w:rFonts w:hint="eastAsia"/>
           <w:lang w:eastAsia="ko-KR"/>
         </w:rPr>
-        <w:t xml:space="preserve"> </w:t>
       </w:r>
       <w:r>
         <w:rPr>
@@ -6235,7 +6055,6 @@
           <w:rFonts w:hint="eastAsia"/>
           <w:lang w:eastAsia="ko-KR"/>
         </w:rPr>
-        <w:t xml:space="preserve"> </w:t>
       </w:r>
       <w:r>
         <w:rPr>
@@ -6256,7 +6075,7 @@
           <w:rFonts w:hint="eastAsia"/>
           <w:lang w:eastAsia="ko-KR"/>
         </w:rPr>
-        <w:t xml:space="preserve">, </w:t>
+        <w:t>,</w:t>
       </w:r>
       <w:r>
         <w:rPr>
@@ -6270,7 +6089,6 @@
           <w:rFonts w:hint="eastAsia"/>
           <w:lang w:eastAsia="ko-KR"/>
         </w:rPr>
-        <w:t xml:space="preserve"> </w:t>
       </w:r>
       <w:r>
         <w:rPr>
@@ -6284,7 +6102,6 @@
           <w:rFonts w:hint="eastAsia"/>
           <w:lang w:eastAsia="ko-KR"/>
         </w:rPr>
-        <w:t xml:space="preserve"> </w:t>
       </w:r>
       <w:r>
         <w:rPr>
@@ -6298,7 +6115,6 @@
           <w:rFonts w:hint="eastAsia"/>
           <w:lang w:eastAsia="ko-KR"/>
         </w:rPr>
-        <w:t xml:space="preserve"> </w:t>
       </w:r>
       <w:r>
         <w:rPr>
@@ -6325,7 +6141,6 @@
           <w:rFonts w:hint="eastAsia"/>
           <w:lang w:eastAsia="ko-KR"/>
         </w:rPr>
-        <w:t xml:space="preserve"> </w:t>
       </w:r>
       <w:r>
         <w:rPr>
@@ -6339,7 +6154,6 @@
           <w:rFonts w:hint="eastAsia"/>
           <w:lang w:eastAsia="ko-KR"/>
         </w:rPr>
-        <w:t xml:space="preserve"> </w:t>
       </w:r>
       <w:r>
         <w:rPr>
@@ -6353,7 +6167,6 @@
           <w:rFonts w:hint="eastAsia"/>
           <w:lang w:eastAsia="ko-KR"/>
         </w:rPr>
-        <w:t xml:space="preserve"> </w:t>
       </w:r>
       <w:r>
         <w:rPr>
@@ -6367,7 +6180,6 @@
           <w:rFonts w:hint="eastAsia"/>
           <w:lang w:eastAsia="ko-KR"/>
         </w:rPr>
-        <w:t xml:space="preserve"> </w:t>
       </w:r>
       <w:r>
         <w:rPr>
@@ -6381,7 +6193,6 @@
           <w:rFonts w:hint="eastAsia"/>
           <w:lang w:eastAsia="ko-KR"/>
         </w:rPr>
-        <w:t xml:space="preserve"> </w:t>
       </w:r>
       <w:r>
         <w:rPr>
@@ -6395,7 +6206,6 @@
           <w:rFonts w:hint="eastAsia"/>
           <w:lang w:eastAsia="ko-KR"/>
         </w:rPr>
-        <w:t xml:space="preserve"> </w:t>
       </w:r>
       <w:r>
         <w:rPr>
@@ -6409,7 +6219,6 @@
           <w:rFonts w:hint="eastAsia"/>
           <w:lang w:eastAsia="ko-KR"/>
         </w:rPr>
-        <w:t xml:space="preserve"> </w:t>
       </w:r>
       <w:r>
         <w:rPr>
@@ -6423,7 +6232,6 @@
           <w:rFonts w:hint="eastAsia"/>
           <w:lang w:eastAsia="ko-KR"/>
         </w:rPr>
-        <w:t xml:space="preserve"> </w:t>
       </w:r>
       <w:r>
         <w:rPr>
@@ -6437,7 +6245,6 @@
           <w:rFonts w:hint="eastAsia"/>
           <w:lang w:eastAsia="ko-KR"/>
         </w:rPr>
-        <w:t xml:space="preserve"> </w:t>
       </w:r>
       <w:r>
         <w:rPr>
@@ -6451,7 +6258,6 @@
           <w:rFonts w:hint="eastAsia"/>
           <w:lang w:eastAsia="ko-KR"/>
         </w:rPr>
-        <w:t xml:space="preserve"> </w:t>
       </w:r>
       <w:r>
         <w:rPr>
@@ -6465,7 +6271,6 @@
           <w:rFonts w:hint="eastAsia"/>
           <w:lang w:eastAsia="ko-KR"/>
         </w:rPr>
-        <w:t xml:space="preserve"> </w:t>
       </w:r>
       <w:r>
         <w:rPr>
@@ -6479,7 +6284,6 @@
           <w:rFonts w:hint="eastAsia"/>
           <w:lang w:eastAsia="ko-KR"/>
         </w:rPr>
-        <w:t xml:space="preserve"> </w:t>
       </w:r>
       <w:r>
         <w:rPr>
@@ -6493,7 +6297,6 @@
           <w:rFonts w:hint="eastAsia"/>
           <w:lang w:eastAsia="ko-KR"/>
         </w:rPr>
-        <w:t xml:space="preserve"> </w:t>
       </w:r>
       <w:r>
         <w:rPr>
@@ -6514,7 +6317,7 @@
           <w:rFonts w:hint="eastAsia"/>
           <w:lang w:eastAsia="ko-KR"/>
         </w:rPr>
-        <w:t xml:space="preserve">, </w:t>
+        <w:t>,</w:t>
       </w:r>
       <w:r>
         <w:rPr>
@@ -6528,7 +6331,6 @@
           <w:rFonts w:hint="eastAsia"/>
           <w:lang w:eastAsia="ko-KR"/>
         </w:rPr>
-        <w:t xml:space="preserve"> </w:t>
       </w:r>
       <w:r>
         <w:rPr>
@@ -6542,7 +6344,6 @@
           <w:rFonts w:hint="eastAsia"/>
           <w:lang w:eastAsia="ko-KR"/>
         </w:rPr>
-        <w:t xml:space="preserve"> </w:t>
       </w:r>
       <w:r>
         <w:rPr>
@@ -6569,7 +6370,6 @@
           <w:rFonts w:hint="eastAsia"/>
           <w:lang w:eastAsia="ko-KR"/>
         </w:rPr>
-        <w:t xml:space="preserve"> </w:t>
       </w:r>
       <w:r>
         <w:rPr>
@@ -6583,7 +6383,6 @@
           <w:rFonts w:hint="eastAsia"/>
           <w:lang w:eastAsia="ko-KR"/>
         </w:rPr>
-        <w:t xml:space="preserve"> </w:t>
       </w:r>
       <w:r>
         <w:rPr>
@@ -6597,7 +6396,6 @@
           <w:rFonts w:hint="eastAsia"/>
           <w:lang w:eastAsia="ko-KR"/>
         </w:rPr>
-        <w:t xml:space="preserve"> </w:t>
       </w:r>
       <w:r>
         <w:rPr>
@@ -6611,7 +6409,6 @@
           <w:rFonts w:hint="eastAsia"/>
           <w:lang w:eastAsia="ko-KR"/>
         </w:rPr>
-        <w:t xml:space="preserve"> </w:t>
       </w:r>
       <w:r>
         <w:rPr>
@@ -6625,7 +6422,6 @@
           <w:rFonts w:hint="eastAsia"/>
           <w:lang w:eastAsia="ko-KR"/>
         </w:rPr>
-        <w:t xml:space="preserve"> </w:t>
       </w:r>
       <w:r>
         <w:rPr>
@@ -6639,7 +6435,6 @@
           <w:rFonts w:hint="eastAsia"/>
           <w:lang w:eastAsia="ko-KR"/>
         </w:rPr>
-        <w:t xml:space="preserve"> </w:t>
       </w:r>
       <w:r>
         <w:rPr>
@@ -6653,7 +6448,7 @@
           <w:rFonts w:hint="eastAsia"/>
           <w:lang w:eastAsia="ko-KR"/>
         </w:rPr>
-        <w:t xml:space="preserve">, </w:t>
+        <w:t>,</w:t>
       </w:r>
       <w:r>
         <w:rPr>
@@ -6667,7 +6462,6 @@
           <w:rFonts w:hint="eastAsia"/>
           <w:lang w:eastAsia="ko-KR"/>
         </w:rPr>
-        <w:t xml:space="preserve"> </w:t>
       </w:r>
       <w:r>
         <w:rPr>
@@ -6681,7 +6475,6 @@
           <w:rFonts w:hint="eastAsia"/>
           <w:lang w:eastAsia="ko-KR"/>
         </w:rPr>
-        <w:t xml:space="preserve"> </w:t>
       </w:r>
       <w:r>
         <w:rPr>
@@ -6695,7 +6488,6 @@
           <w:rFonts w:hint="eastAsia"/>
           <w:lang w:eastAsia="ko-KR"/>
         </w:rPr>
-        <w:t xml:space="preserve"> </w:t>
       </w:r>
       <w:r>
         <w:rPr>
@@ -6709,7 +6501,6 @@
           <w:rFonts w:hint="eastAsia"/>
           <w:lang w:eastAsia="ko-KR"/>
         </w:rPr>
-        <w:t xml:space="preserve"> </w:t>
       </w:r>
       <w:r>
         <w:rPr>
@@ -6723,7 +6514,6 @@
           <w:rFonts w:hint="eastAsia"/>
           <w:lang w:eastAsia="ko-KR"/>
         </w:rPr>
-        <w:t xml:space="preserve"> </w:t>
       </w:r>
       <w:r>
         <w:rPr>
@@ -6737,7 +6527,6 @@
           <w:rFonts w:hint="eastAsia"/>
           <w:lang w:eastAsia="ko-KR"/>
         </w:rPr>
-        <w:t xml:space="preserve"> </w:t>
       </w:r>
       <w:r>
         <w:rPr>
@@ -6751,7 +6540,6 @@
           <w:rFonts w:hint="eastAsia"/>
           <w:lang w:eastAsia="ko-KR"/>
         </w:rPr>
-        <w:t xml:space="preserve"> </w:t>
       </w:r>
       <w:r>
         <w:rPr>
@@ -6772,7 +6560,6 @@
           <w:rFonts w:hint="eastAsia"/>
           <w:lang w:eastAsia="ko-KR"/>
         </w:rPr>
-        <w:t xml:space="preserve"> </w:t>
       </w:r>
       <w:r>
         <w:rPr>
@@ -6786,7 +6573,6 @@
           <w:rFonts w:hint="eastAsia"/>
           <w:lang w:eastAsia="ko-KR"/>
         </w:rPr>
-        <w:t xml:space="preserve"> </w:t>
       </w:r>
       <w:r>
         <w:rPr>
@@ -6800,7 +6586,6 @@
           <w:rFonts w:hint="eastAsia"/>
           <w:lang w:eastAsia="ko-KR"/>
         </w:rPr>
-        <w:t xml:space="preserve"> </w:t>
       </w:r>
       <w:r>
         <w:rPr>
@@ -6828,7 +6613,6 @@
           <w:rFonts w:hint="eastAsia"/>
           <w:lang w:eastAsia="ko-KR"/>
         </w:rPr>
-        <w:t xml:space="preserve"> </w:t>
       </w:r>
       <w:r>
         <w:rPr>
@@ -6842,7 +6626,6 @@
           <w:rFonts w:hint="eastAsia"/>
           <w:lang w:eastAsia="ko-KR"/>
         </w:rPr>
-        <w:t xml:space="preserve"> </w:t>
       </w:r>
       <w:r>
         <w:rPr>
@@ -6856,7 +6639,6 @@
           <w:rFonts w:hint="eastAsia"/>
           <w:lang w:eastAsia="ko-KR"/>
         </w:rPr>
-        <w:t xml:space="preserve"> </w:t>
       </w:r>
       <w:r>
         <w:rPr>
@@ -6870,7 +6652,6 @@
           <w:rFonts w:hint="eastAsia"/>
           <w:lang w:eastAsia="ko-KR"/>
         </w:rPr>
-        <w:t xml:space="preserve"> </w:t>
       </w:r>
       <w:r>
         <w:rPr>
@@ -6884,7 +6665,6 @@
           <w:rFonts w:hint="eastAsia"/>
           <w:lang w:eastAsia="ko-KR"/>
         </w:rPr>
-        <w:t xml:space="preserve"> </w:t>
       </w:r>
       <w:r>
         <w:rPr>
@@ -6898,7 +6678,6 @@
           <w:rFonts w:hint="eastAsia"/>
           <w:lang w:eastAsia="ko-KR"/>
         </w:rPr>
-        <w:t xml:space="preserve"> </w:t>
       </w:r>
       <w:r>
         <w:rPr>
@@ -6912,7 +6691,6 @@
           <w:rFonts w:hint="eastAsia"/>
           <w:lang w:eastAsia="ko-KR"/>
         </w:rPr>
-        <w:t xml:space="preserve"> </w:t>
       </w:r>
       <w:r>
         <w:rPr>
@@ -6926,7 +6704,6 @@
           <w:rFonts w:hint="eastAsia"/>
           <w:lang w:eastAsia="ko-KR"/>
         </w:rPr>
-        <w:t xml:space="preserve"> </w:t>
       </w:r>
       <w:r>
         <w:rPr>
@@ -6940,7 +6717,6 @@
           <w:rFonts w:hint="eastAsia"/>
           <w:lang w:eastAsia="ko-KR"/>
         </w:rPr>
-        <w:t xml:space="preserve"> </w:t>
       </w:r>
       <w:r>
         <w:rPr>
@@ -6954,7 +6730,6 @@
           <w:rFonts w:hint="eastAsia"/>
           <w:lang w:eastAsia="ko-KR"/>
         </w:rPr>
-        <w:t xml:space="preserve"> </w:t>
       </w:r>
       <w:r>
         <w:rPr>
@@ -6968,7 +6743,6 @@
           <w:rFonts w:hint="eastAsia"/>
           <w:lang w:eastAsia="ko-KR"/>
         </w:rPr>
-        <w:t xml:space="preserve"> </w:t>
       </w:r>
       <w:r>
         <w:rPr>
@@ -6982,7 +6756,6 @@
           <w:rFonts w:hint="eastAsia"/>
           <w:lang w:eastAsia="ko-KR"/>
         </w:rPr>
-        <w:t xml:space="preserve"> </w:t>
       </w:r>
       <w:r>
         <w:rPr>
@@ -6996,7 +6769,6 @@
           <w:rFonts w:hint="eastAsia"/>
           <w:lang w:eastAsia="ko-KR"/>
         </w:rPr>
-        <w:t xml:space="preserve"> </w:t>
       </w:r>
       <w:r>
         <w:rPr>
@@ -7010,7 +6782,7 @@
           <w:rFonts w:hint="eastAsia"/>
           <w:lang w:eastAsia="ko-KR"/>
         </w:rPr>
-        <w:t xml:space="preserve">, </w:t>
+        <w:t>,</w:t>
       </w:r>
       <w:r>
         <w:rPr>
@@ -7024,7 +6796,6 @@
           <w:rFonts w:hint="eastAsia"/>
           <w:lang w:eastAsia="ko-KR"/>
         </w:rPr>
-        <w:t xml:space="preserve"> </w:t>
       </w:r>
       <w:r>
         <w:rPr>
@@ -7038,7 +6809,6 @@
           <w:rFonts w:hint="eastAsia"/>
           <w:lang w:eastAsia="ko-KR"/>
         </w:rPr>
-        <w:t xml:space="preserve"> </w:t>
       </w:r>
       <w:r>
         <w:rPr>
@@ -7066,7 +6836,6 @@
           <w:rFonts w:hint="eastAsia"/>
           <w:lang w:eastAsia="ko-KR"/>
         </w:rPr>
-        <w:t xml:space="preserve"> </w:t>
       </w:r>
       <w:r>
         <w:rPr>
@@ -7080,7 +6849,6 @@
           <w:rFonts w:hint="eastAsia"/>
           <w:lang w:eastAsia="ko-KR"/>
         </w:rPr>
-        <w:t xml:space="preserve"> </w:t>
       </w:r>
       <w:r>
         <w:rPr>
@@ -7094,7 +6862,6 @@
           <w:rFonts w:hint="eastAsia"/>
           <w:lang w:eastAsia="ko-KR"/>
         </w:rPr>
-        <w:t xml:space="preserve"> </w:t>
       </w:r>
       <w:r>
         <w:rPr>
@@ -7122,7 +6889,7 @@
           <w:rFonts w:hint="eastAsia"/>
           <w:lang w:eastAsia="ko-KR"/>
         </w:rPr>
-        <w:t xml:space="preserve"> 1</w:t>
+        <w:t>1</w:t>
       </w:r>
       <w:r>
         <w:rPr>
@@ -7136,7 +6903,6 @@
           <w:rFonts w:hint="eastAsia"/>
           <w:lang w:eastAsia="ko-KR"/>
         </w:rPr>
-        <w:t xml:space="preserve"> </w:t>
       </w:r>
       <w:r>
         <w:rPr>
@@ -7150,7 +6916,6 @@
           <w:rFonts w:hint="eastAsia"/>
           <w:lang w:eastAsia="ko-KR"/>
         </w:rPr>
-        <w:t xml:space="preserve"> </w:t>
       </w:r>
       <w:r>
         <w:rPr>
@@ -7178,7 +6943,7 @@
           <w:rFonts w:hint="eastAsia"/>
           <w:lang w:eastAsia="ko-KR"/>
         </w:rPr>
-        <w:t xml:space="preserve"> 2</w:t>
+        <w:t>2</w:t>
       </w:r>
       <w:r>
         <w:rPr>
@@ -7205,7 +6970,6 @@
           <w:rFonts w:hint="eastAsia"/>
           <w:lang w:eastAsia="ko-KR"/>
         </w:rPr>
-        <w:t xml:space="preserve"> </w:t>
       </w:r>
       <w:r>
         <w:rPr>
@@ -7219,7 +6983,6 @@
           <w:rFonts w:hint="eastAsia"/>
           <w:lang w:eastAsia="ko-KR"/>
         </w:rPr>
-        <w:t xml:space="preserve"> </w:t>
       </w:r>
       <w:r>
         <w:rPr>
@@ -7233,7 +6996,6 @@
           <w:rFonts w:hint="eastAsia"/>
           <w:lang w:eastAsia="ko-KR"/>
         </w:rPr>
-        <w:t xml:space="preserve"> </w:t>
       </w:r>
       <w:r>
         <w:rPr>
@@ -7247,7 +7009,6 @@
           <w:rFonts w:hint="eastAsia"/>
           <w:lang w:eastAsia="ko-KR"/>
         </w:rPr>
-        <w:t xml:space="preserve"> </w:t>
       </w:r>
       <w:r>
         <w:rPr>
@@ -7261,7 +7022,6 @@
           <w:rFonts w:hint="eastAsia"/>
           <w:lang w:eastAsia="ko-KR"/>
         </w:rPr>
-        <w:t xml:space="preserve"> </w:t>
       </w:r>
       <w:r>
         <w:rPr>
@@ -7295,7 +7055,6 @@
           <w:rFonts w:hint="eastAsia"/>
           <w:lang w:eastAsia="ko-KR"/>
         </w:rPr>
-        <w:t xml:space="preserve"> </w:t>
       </w:r>
       <w:r>
         <w:rPr>
@@ -7309,7 +7068,7 @@
           <w:rFonts w:hint="eastAsia"/>
           <w:lang w:eastAsia="ko-KR"/>
         </w:rPr>
-        <w:t xml:space="preserve">. </w:t>
+        <w:t>.</w:t>
       </w:r>
       <w:r>
         <w:rPr>
@@ -7323,7 +7082,6 @@
           <w:rFonts w:hint="eastAsia"/>
           <w:lang w:eastAsia="ko-KR"/>
         </w:rPr>
-        <w:t xml:space="preserve"> </w:t>
       </w:r>
       <w:r>
         <w:rPr>
@@ -7337,7 +7095,6 @@
           <w:rFonts w:hint="eastAsia"/>
           <w:lang w:eastAsia="ko-KR"/>
         </w:rPr>
-        <w:t xml:space="preserve"> </w:t>
       </w:r>
       <w:r>
         <w:rPr>
@@ -7351,7 +7108,6 @@
           <w:rFonts w:hint="eastAsia"/>
           <w:lang w:eastAsia="ko-KR"/>
         </w:rPr>
-        <w:t xml:space="preserve"> </w:t>
       </w:r>
       <w:r>
         <w:rPr>
@@ -7365,7 +7121,6 @@
           <w:rFonts w:hint="eastAsia"/>
           <w:lang w:eastAsia="ko-KR"/>
         </w:rPr>
-        <w:t xml:space="preserve"> </w:t>
       </w:r>
       <w:r>
         <w:rPr>
@@ -7379,7 +7134,6 @@
           <w:rFonts w:hint="eastAsia"/>
           <w:lang w:eastAsia="ko-KR"/>
         </w:rPr>
-        <w:t xml:space="preserve"> </w:t>
       </w:r>
       <w:r>
         <w:rPr>
@@ -7393,7 +7147,6 @@
           <w:rFonts w:hint="eastAsia"/>
           <w:lang w:eastAsia="ko-KR"/>
         </w:rPr>
-        <w:t xml:space="preserve"> </w:t>
       </w:r>
       <w:r>
         <w:rPr>
@@ -7421,7 +7174,6 @@
           <w:rFonts w:hint="eastAsia"/>
           <w:lang w:eastAsia="ko-KR"/>
         </w:rPr>
-        <w:t xml:space="preserve"> </w:t>
       </w:r>
       <w:r>
         <w:rPr>
@@ -7435,7 +7187,6 @@
           <w:rFonts w:hint="eastAsia"/>
           <w:lang w:eastAsia="ko-KR"/>
         </w:rPr>
-        <w:t xml:space="preserve"> </w:t>
       </w:r>
       <w:r>
         <w:rPr>
@@ -7449,7 +7200,6 @@
           <w:rFonts w:hint="eastAsia"/>
           <w:lang w:eastAsia="ko-KR"/>
         </w:rPr>
-        <w:t xml:space="preserve"> </w:t>
       </w:r>
       <w:r>
         <w:rPr>
@@ -7463,7 +7213,6 @@
           <w:rFonts w:hint="eastAsia"/>
           <w:lang w:eastAsia="ko-KR"/>
         </w:rPr>
-        <w:t xml:space="preserve"> </w:t>
       </w:r>
       <w:r>
         <w:rPr>
@@ -7477,7 +7226,6 @@
           <w:rFonts w:hint="eastAsia"/>
           <w:lang w:eastAsia="ko-KR"/>
         </w:rPr>
-        <w:t xml:space="preserve"> </w:t>
       </w:r>
       <w:r>
         <w:rPr>
@@ -7491,7 +7239,6 @@
           <w:rFonts w:hint="eastAsia"/>
           <w:lang w:eastAsia="ko-KR"/>
         </w:rPr>
-        <w:t xml:space="preserve"> </w:t>
       </w:r>
       <w:r>
         <w:rPr>
@@ -7505,7 +7252,6 @@
           <w:rFonts w:hint="eastAsia"/>
           <w:lang w:eastAsia="ko-KR"/>
         </w:rPr>
-        <w:t xml:space="preserve"> </w:t>
       </w:r>
       <w:r>
         <w:rPr>
@@ -7519,7 +7265,6 @@
           <w:rFonts w:hint="eastAsia"/>
           <w:lang w:eastAsia="ko-KR"/>
         </w:rPr>
-        <w:t xml:space="preserve"> </w:t>
       </w:r>
       <w:r>
         <w:rPr>
@@ -7533,7 +7278,7 @@
           <w:rFonts w:hint="eastAsia"/>
           <w:lang w:eastAsia="ko-KR"/>
         </w:rPr>
-        <w:t xml:space="preserve">. </w:t>
+        <w:t>.</w:t>
       </w:r>
     </w:p>
     <w:p>
@@ -7575,7 +7320,6 @@
           <w:rFonts w:hint="eastAsia"/>
           <w:lang w:eastAsia="ko-KR"/>
         </w:rPr>
-        <w:t xml:space="preserve"> </w:t>
       </w:r>
       <w:r>
         <w:rPr>
@@ -7589,7 +7333,6 @@
           <w:rFonts w:hint="eastAsia"/>
           <w:lang w:eastAsia="ko-KR"/>
         </w:rPr>
-        <w:t xml:space="preserve"> </w:t>
       </w:r>
       <w:r>
         <w:rPr>
@@ -7603,7 +7346,6 @@
           <w:rFonts w:hint="eastAsia"/>
           <w:lang w:eastAsia="ko-KR"/>
         </w:rPr>
-        <w:t xml:space="preserve"> </w:t>
       </w:r>
       <w:r>
         <w:rPr>
@@ -7617,7 +7359,6 @@
           <w:rFonts w:hint="eastAsia"/>
           <w:lang w:eastAsia="ko-KR"/>
         </w:rPr>
-        <w:t xml:space="preserve"> </w:t>
       </w:r>
       <w:r>
         <w:rPr>
@@ -7631,7 +7372,6 @@
           <w:rFonts w:hint="eastAsia"/>
           <w:lang w:eastAsia="ko-KR"/>
         </w:rPr>
-        <w:t xml:space="preserve"> </w:t>
       </w:r>
       <w:r>
         <w:rPr>
@@ -7645,7 +7385,6 @@
           <w:rFonts w:hint="eastAsia"/>
           <w:lang w:eastAsia="ko-KR"/>
         </w:rPr>
-        <w:t xml:space="preserve"> </w:t>
       </w:r>
       <w:r>
         <w:rPr>
@@ -7666,7 +7405,6 @@
           <w:rFonts w:hint="eastAsia"/>
           <w:lang w:eastAsia="ko-KR"/>
         </w:rPr>
-        <w:t xml:space="preserve"> </w:t>
       </w:r>
       <w:r>
         <w:rPr>
@@ -7687,7 +7425,7 @@
           <w:rFonts w:hint="eastAsia"/>
           <w:lang w:eastAsia="ko-KR"/>
         </w:rPr>
-        <w:t xml:space="preserve">. </w:t>
+        <w:t>.</w:t>
       </w:r>
       <w:proofErr w:type="spellStart"/>
       <w:r>
@@ -7703,7 +7441,6 @@
           <w:rFonts w:hint="eastAsia"/>
           <w:lang w:eastAsia="ko-KR"/>
         </w:rPr>
-        <w:t xml:space="preserve"> </w:t>
       </w:r>
       <w:r>
         <w:rPr>
@@ -7717,7 +7454,6 @@
           <w:rFonts w:hint="eastAsia"/>
           <w:lang w:eastAsia="ko-KR"/>
         </w:rPr>
-        <w:t xml:space="preserve"> </w:t>
       </w:r>
       <w:r>
         <w:rPr>
@@ -7731,7 +7467,6 @@
           <w:rFonts w:hint="eastAsia"/>
           <w:lang w:eastAsia="ko-KR"/>
         </w:rPr>
-        <w:t xml:space="preserve"> </w:t>
       </w:r>
       <w:r>
         <w:rPr>
@@ -7745,7 +7480,6 @@
           <w:rFonts w:hint="eastAsia"/>
           <w:lang w:eastAsia="ko-KR"/>
         </w:rPr>
-        <w:t xml:space="preserve"> </w:t>
       </w:r>
       <w:r>
         <w:rPr>
@@ -7759,7 +7493,6 @@
           <w:rFonts w:hint="eastAsia"/>
           <w:lang w:eastAsia="ko-KR"/>
         </w:rPr>
-        <w:t xml:space="preserve"> </w:t>
       </w:r>
       <w:r>
         <w:rPr>
@@ -7773,7 +7506,6 @@
           <w:rFonts w:hint="eastAsia"/>
           <w:lang w:eastAsia="ko-KR"/>
         </w:rPr>
-        <w:t xml:space="preserve"> </w:t>
       </w:r>
       <w:r>
         <w:rPr>
@@ -7787,7 +7519,6 @@
           <w:rFonts w:hint="eastAsia"/>
           <w:lang w:eastAsia="ko-KR"/>
         </w:rPr>
-        <w:t xml:space="preserve"> </w:t>
       </w:r>
       <w:r>
         <w:rPr>
@@ -7801,7 +7532,6 @@
           <w:rFonts w:hint="eastAsia"/>
           <w:lang w:eastAsia="ko-KR"/>
         </w:rPr>
-        <w:t xml:space="preserve"> </w:t>
       </w:r>
       <w:r>
         <w:rPr>
@@ -7815,7 +7545,6 @@
           <w:rFonts w:hint="eastAsia"/>
           <w:lang w:eastAsia="ko-KR"/>
         </w:rPr>
-        <w:t xml:space="preserve"> </w:t>
       </w:r>
       <w:r>
         <w:rPr>
@@ -7829,7 +7558,6 @@
           <w:rFonts w:hint="eastAsia"/>
           <w:lang w:eastAsia="ko-KR"/>
         </w:rPr>
-        <w:t xml:space="preserve"> </w:t>
       </w:r>
       <w:r>
         <w:rPr>
@@ -7843,7 +7571,6 @@
           <w:rFonts w:hint="eastAsia"/>
           <w:lang w:eastAsia="ko-KR"/>
         </w:rPr>
-        <w:t xml:space="preserve"> </w:t>
       </w:r>
       <w:r>
         <w:rPr>
@@ -7857,7 +7584,6 @@
           <w:rFonts w:hint="eastAsia"/>
           <w:lang w:eastAsia="ko-KR"/>
         </w:rPr>
-        <w:t xml:space="preserve"> </w:t>
       </w:r>
       <w:r>
         <w:rPr>
@@ -7871,7 +7597,7 @@
           <w:rFonts w:hint="eastAsia"/>
           <w:lang w:eastAsia="ko-KR"/>
         </w:rPr>
-        <w:t xml:space="preserve">. </w:t>
+        <w:t>.</w:t>
       </w:r>
       <w:r>
         <w:rPr>
@@ -7885,7 +7611,6 @@
           <w:rFonts w:hint="eastAsia"/>
           <w:lang w:eastAsia="ko-KR"/>
         </w:rPr>
-        <w:t xml:space="preserve"> </w:t>
       </w:r>
       <w:r>
         <w:rPr>
@@ -7899,7 +7624,6 @@
           <w:rFonts w:hint="eastAsia"/>
           <w:lang w:eastAsia="ko-KR"/>
         </w:rPr>
-        <w:t xml:space="preserve"> </w:t>
       </w:r>
       <w:r>
         <w:rPr>
@@ -7913,7 +7637,6 @@
           <w:rFonts w:hint="eastAsia"/>
           <w:lang w:eastAsia="ko-KR"/>
         </w:rPr>
-        <w:t xml:space="preserve"> </w:t>
       </w:r>
       <w:r>
         <w:rPr>
@@ -7927,7 +7650,6 @@
           <w:rFonts w:hint="eastAsia"/>
           <w:lang w:eastAsia="ko-KR"/>
         </w:rPr>
-        <w:t xml:space="preserve"> </w:t>
       </w:r>
       <w:r>
         <w:rPr>
@@ -7941,7 +7663,6 @@
           <w:rFonts w:hint="eastAsia"/>
           <w:lang w:eastAsia="ko-KR"/>
         </w:rPr>
-        <w:t xml:space="preserve"> </w:t>
       </w:r>
       <w:r>
         <w:rPr>
@@ -7955,7 +7676,6 @@
           <w:rFonts w:hint="eastAsia"/>
           <w:lang w:eastAsia="ko-KR"/>
         </w:rPr>
-        <w:t xml:space="preserve"> </w:t>
       </w:r>
       <w:r>
         <w:rPr>
@@ -7969,7 +7689,6 @@
           <w:rFonts w:hint="eastAsia"/>
           <w:lang w:eastAsia="ko-KR"/>
         </w:rPr>
-        <w:t xml:space="preserve"> </w:t>
       </w:r>
       <w:r>
         <w:rPr>
@@ -7983,7 +7702,6 @@
           <w:rFonts w:hint="eastAsia"/>
           <w:lang w:eastAsia="ko-KR"/>
         </w:rPr>
-        <w:t xml:space="preserve"> </w:t>
       </w:r>
       <w:r>
         <w:rPr>
@@ -7997,7 +7715,6 @@
           <w:rFonts w:hint="eastAsia"/>
           <w:lang w:eastAsia="ko-KR"/>
         </w:rPr>
-        <w:t xml:space="preserve"> </w:t>
       </w:r>
       <w:r>
         <w:rPr>
@@ -8011,7 +7728,6 @@
           <w:rFonts w:hint="eastAsia"/>
           <w:lang w:eastAsia="ko-KR"/>
         </w:rPr>
-        <w:t xml:space="preserve"> </w:t>
       </w:r>
       <w:r>
         <w:rPr>
@@ -8025,7 +7741,6 @@
           <w:rFonts w:hint="eastAsia"/>
           <w:lang w:eastAsia="ko-KR"/>
         </w:rPr>
-        <w:t xml:space="preserve"> </w:t>
       </w:r>
       <w:r>
         <w:rPr>
@@ -8039,7 +7754,6 @@
           <w:rFonts w:hint="eastAsia"/>
           <w:lang w:eastAsia="ko-KR"/>
         </w:rPr>
-        <w:t xml:space="preserve"> </w:t>
       </w:r>
       <w:r>
         <w:rPr>
@@ -8053,7 +7767,6 @@
           <w:rFonts w:hint="eastAsia"/>
           <w:lang w:eastAsia="ko-KR"/>
         </w:rPr>
-        <w:t xml:space="preserve"> </w:t>
       </w:r>
       <w:r>
         <w:rPr>
@@ -8067,7 +7780,6 @@
           <w:rFonts w:hint="eastAsia"/>
           <w:lang w:eastAsia="ko-KR"/>
         </w:rPr>
-        <w:t xml:space="preserve"> </w:t>
       </w:r>
       <w:r>
         <w:rPr>
@@ -8081,7 +7793,6 @@
           <w:rFonts w:hint="eastAsia"/>
           <w:lang w:eastAsia="ko-KR"/>
         </w:rPr>
-        <w:t xml:space="preserve"> </w:t>
       </w:r>
       <w:r>
         <w:rPr>
@@ -8095,7 +7806,6 @@
           <w:rFonts w:hint="eastAsia"/>
           <w:lang w:eastAsia="ko-KR"/>
         </w:rPr>
-        <w:t xml:space="preserve"> </w:t>
       </w:r>
       <w:r>
         <w:rPr>
@@ -8109,7 +7819,6 @@
           <w:rFonts w:hint="eastAsia"/>
           <w:lang w:eastAsia="ko-KR"/>
         </w:rPr>
-        <w:t xml:space="preserve"> </w:t>
       </w:r>
       <w:r>
         <w:rPr>
@@ -8123,7 +7832,6 @@
           <w:rFonts w:hint="eastAsia"/>
           <w:lang w:eastAsia="ko-KR"/>
         </w:rPr>
-        <w:t xml:space="preserve"> </w:t>
       </w:r>
       <w:r>
         <w:rPr>
@@ -8137,7 +7845,6 @@
           <w:rFonts w:hint="eastAsia"/>
           <w:lang w:eastAsia="ko-KR"/>
         </w:rPr>
-        <w:t xml:space="preserve"> </w:t>
       </w:r>
       <w:r>
         <w:rPr>
@@ -8151,7 +7858,6 @@
           <w:rFonts w:hint="eastAsia"/>
           <w:lang w:eastAsia="ko-KR"/>
         </w:rPr>
-        <w:t xml:space="preserve"> </w:t>
       </w:r>
       <w:r>
         <w:rPr>
@@ -8165,7 +7871,7 @@
           <w:rFonts w:hint="eastAsia"/>
           <w:lang w:eastAsia="ko-KR"/>
         </w:rPr>
-        <w:t xml:space="preserve">. </w:t>
+        <w:t>.</w:t>
       </w:r>
       <w:r>
         <w:rPr>
@@ -8179,7 +7885,6 @@
           <w:rFonts w:hint="eastAsia"/>
           <w:lang w:eastAsia="ko-KR"/>
         </w:rPr>
-        <w:t xml:space="preserve"> </w:t>
       </w:r>
       <w:proofErr w:type="spellStart"/>
       <w:r>
@@ -8195,7 +7900,6 @@
           <w:rFonts w:hint="eastAsia"/>
           <w:lang w:eastAsia="ko-KR"/>
         </w:rPr>
-        <w:t xml:space="preserve"> </w:t>
       </w:r>
       <w:r>
         <w:rPr>
@@ -8209,7 +7913,6 @@
           <w:rFonts w:hint="eastAsia"/>
           <w:lang w:eastAsia="ko-KR"/>
         </w:rPr>
-        <w:t xml:space="preserve"> </w:t>
       </w:r>
       <w:r>
         <w:rPr>
@@ -8223,7 +7926,6 @@
           <w:rFonts w:hint="eastAsia"/>
           <w:lang w:eastAsia="ko-KR"/>
         </w:rPr>
-        <w:t xml:space="preserve"> </w:t>
       </w:r>
       <w:r>
         <w:rPr>
@@ -8237,7 +7939,6 @@
           <w:rFonts w:hint="eastAsia"/>
           <w:lang w:eastAsia="ko-KR"/>
         </w:rPr>
-        <w:t xml:space="preserve"> </w:t>
       </w:r>
       <w:r>
         <w:rPr>
@@ -8251,7 +7952,6 @@
           <w:rFonts w:hint="eastAsia"/>
           <w:lang w:eastAsia="ko-KR"/>
         </w:rPr>
-        <w:t xml:space="preserve"> </w:t>
       </w:r>
       <w:r>
         <w:rPr>
@@ -8265,7 +7965,6 @@
           <w:rFonts w:hint="eastAsia"/>
           <w:lang w:eastAsia="ko-KR"/>
         </w:rPr>
-        <w:t xml:space="preserve"> </w:t>
       </w:r>
       <w:r>
         <w:rPr>
@@ -8286,7 +7985,6 @@
           <w:rFonts w:hint="eastAsia"/>
           <w:lang w:eastAsia="ko-KR"/>
         </w:rPr>
-        <w:t xml:space="preserve"> </w:t>
       </w:r>
       <w:r>
         <w:rPr>
@@ -8300,7 +7998,6 @@
           <w:rFonts w:hint="eastAsia"/>
           <w:lang w:eastAsia="ko-KR"/>
         </w:rPr>
-        <w:t xml:space="preserve"> </w:t>
       </w:r>
       <w:r>
         <w:rPr>
@@ -8314,7 +8011,6 @@
           <w:rFonts w:hint="eastAsia"/>
           <w:lang w:eastAsia="ko-KR"/>
         </w:rPr>
-        <w:t xml:space="preserve"> </w:t>
       </w:r>
       <w:r>
         <w:rPr>
@@ -8328,7 +8024,6 @@
           <w:rFonts w:hint="eastAsia"/>
           <w:lang w:eastAsia="ko-KR"/>
         </w:rPr>
-        <w:t xml:space="preserve"> </w:t>
       </w:r>
       <w:r>
         <w:rPr>
@@ -8342,7 +8037,6 @@
           <w:rFonts w:hint="eastAsia"/>
           <w:lang w:eastAsia="ko-KR"/>
         </w:rPr>
-        <w:t xml:space="preserve"> </w:t>
       </w:r>
       <w:r>
         <w:rPr>
@@ -8356,7 +8050,6 @@
           <w:rFonts w:hint="eastAsia"/>
           <w:lang w:eastAsia="ko-KR"/>
         </w:rPr>
-        <w:t xml:space="preserve"> </w:t>
       </w:r>
       <w:r>
         <w:rPr>
@@ -8370,7 +8063,6 @@
           <w:rFonts w:hint="eastAsia"/>
           <w:lang w:eastAsia="ko-KR"/>
         </w:rPr>
-        <w:t xml:space="preserve"> </w:t>
       </w:r>
       <w:r>
         <w:rPr>
@@ -8384,7 +8076,6 @@
           <w:rFonts w:hint="eastAsia"/>
           <w:lang w:eastAsia="ko-KR"/>
         </w:rPr>
-        <w:t xml:space="preserve"> </w:t>
       </w:r>
       <w:r>
         <w:rPr>
@@ -8398,7 +8089,6 @@
           <w:rFonts w:hint="eastAsia"/>
           <w:lang w:eastAsia="ko-KR"/>
         </w:rPr>
-        <w:t xml:space="preserve"> </w:t>
       </w:r>
       <w:r>
         <w:rPr>
@@ -8412,7 +8102,6 @@
           <w:rFonts w:hint="eastAsia"/>
           <w:lang w:eastAsia="ko-KR"/>
         </w:rPr>
-        <w:t xml:space="preserve"> </w:t>
       </w:r>
       <w:r>
         <w:rPr>
@@ -8426,7 +8115,6 @@
           <w:rFonts w:hint="eastAsia"/>
           <w:lang w:eastAsia="ko-KR"/>
         </w:rPr>
-        <w:t xml:space="preserve"> </w:t>
       </w:r>
       <w:r>
         <w:rPr>
@@ -8440,7 +8128,6 @@
           <w:rFonts w:hint="eastAsia"/>
           <w:lang w:eastAsia="ko-KR"/>
         </w:rPr>
-        <w:t xml:space="preserve"> </w:t>
       </w:r>
       <w:r>
         <w:rPr>
@@ -8454,7 +8141,6 @@
           <w:rFonts w:hint="eastAsia"/>
           <w:lang w:eastAsia="ko-KR"/>
         </w:rPr>
-        <w:t xml:space="preserve"> </w:t>
       </w:r>
       <w:r>
         <w:rPr>
@@ -8468,7 +8154,6 @@
           <w:rFonts w:hint="eastAsia"/>
           <w:lang w:eastAsia="ko-KR"/>
         </w:rPr>
-        <w:t xml:space="preserve"> </w:t>
       </w:r>
       <w:r>
         <w:rPr>
@@ -8482,7 +8167,6 @@
           <w:rFonts w:hint="eastAsia"/>
           <w:lang w:eastAsia="ko-KR"/>
         </w:rPr>
-        <w:t xml:space="preserve"> </w:t>
       </w:r>
       <w:r>
         <w:rPr>
@@ -8496,7 +8180,6 @@
           <w:rFonts w:hint="eastAsia"/>
           <w:lang w:eastAsia="ko-KR"/>
         </w:rPr>
-        <w:t xml:space="preserve"> </w:t>
       </w:r>
       <w:r>
         <w:rPr>
@@ -8510,7 +8193,6 @@
           <w:rFonts w:hint="eastAsia"/>
           <w:lang w:eastAsia="ko-KR"/>
         </w:rPr>
-        <w:t xml:space="preserve"> </w:t>
       </w:r>
       <w:r>
         <w:rPr>
@@ -8524,7 +8206,7 @@
           <w:rFonts w:hint="eastAsia"/>
           <w:lang w:eastAsia="ko-KR"/>
         </w:rPr>
-        <w:t xml:space="preserve">. </w:t>
+        <w:t>.</w:t>
       </w:r>
       <w:proofErr w:type="spellStart"/>
       <w:r>
@@ -8540,7 +8222,6 @@
           <w:rFonts w:hint="eastAsia"/>
           <w:lang w:eastAsia="ko-KR"/>
         </w:rPr>
-        <w:t xml:space="preserve"> </w:t>
       </w:r>
       <w:r>
         <w:rPr>
@@ -8554,7 +8235,6 @@
           <w:rFonts w:hint="eastAsia"/>
           <w:lang w:eastAsia="ko-KR"/>
         </w:rPr>
-        <w:t xml:space="preserve"> </w:t>
       </w:r>
       <w:r>
         <w:rPr>
@@ -8568,7 +8248,6 @@
           <w:rFonts w:hint="eastAsia"/>
           <w:lang w:eastAsia="ko-KR"/>
         </w:rPr>
-        <w:t xml:space="preserve"> </w:t>
       </w:r>
       <w:r>
         <w:rPr>
@@ -8582,7 +8261,6 @@
           <w:rFonts w:hint="eastAsia"/>
           <w:lang w:eastAsia="ko-KR"/>
         </w:rPr>
-        <w:t xml:space="preserve"> </w:t>
       </w:r>
       <w:r>
         <w:rPr>
@@ -8596,7 +8274,6 @@
           <w:rFonts w:hint="eastAsia"/>
           <w:lang w:eastAsia="ko-KR"/>
         </w:rPr>
-        <w:t xml:space="preserve"> </w:t>
       </w:r>
       <w:r>
         <w:rPr>
@@ -8610,7 +8287,6 @@
           <w:rFonts w:hint="eastAsia"/>
           <w:lang w:eastAsia="ko-KR"/>
         </w:rPr>
-        <w:t xml:space="preserve"> </w:t>
       </w:r>
       <w:r>
         <w:rPr>
@@ -8624,7 +8300,6 @@
           <w:rFonts w:hint="eastAsia"/>
           <w:lang w:eastAsia="ko-KR"/>
         </w:rPr>
-        <w:t xml:space="preserve"> </w:t>
       </w:r>
       <w:r>
         <w:rPr>
@@ -8652,7 +8327,7 @@
           <w:rFonts w:hint="eastAsia"/>
           <w:lang w:eastAsia="ko-KR"/>
         </w:rPr>
-        <w:t xml:space="preserve">, </w:t>
+        <w:t>,</w:t>
       </w:r>
       <w:r>
         <w:rPr>
@@ -8666,7 +8341,6 @@
           <w:rFonts w:hint="eastAsia"/>
           <w:lang w:eastAsia="ko-KR"/>
         </w:rPr>
-        <w:t xml:space="preserve"> </w:t>
       </w:r>
       <w:r>
         <w:rPr>
@@ -8680,7 +8354,6 @@
           <w:rFonts w:hint="eastAsia"/>
           <w:lang w:eastAsia="ko-KR"/>
         </w:rPr>
-        <w:t xml:space="preserve"> </w:t>
       </w:r>
       <w:r>
         <w:rPr>
@@ -8708,7 +8381,6 @@
           <w:rFonts w:hint="eastAsia"/>
           <w:lang w:eastAsia="ko-KR"/>
         </w:rPr>
-        <w:t xml:space="preserve"> </w:t>
       </w:r>
       <w:r>
         <w:rPr>
@@ -8722,7 +8394,6 @@
           <w:rFonts w:hint="eastAsia"/>
           <w:lang w:eastAsia="ko-KR"/>
         </w:rPr>
-        <w:t xml:space="preserve"> </w:t>
       </w:r>
       <w:r>
         <w:rPr>
@@ -8736,7 +8407,6 @@
           <w:rFonts w:hint="eastAsia"/>
           <w:lang w:eastAsia="ko-KR"/>
         </w:rPr>
-        <w:t xml:space="preserve"> </w:t>
       </w:r>
       <w:r>
         <w:rPr>
@@ -8750,7 +8420,6 @@
           <w:rFonts w:hint="eastAsia"/>
           <w:lang w:eastAsia="ko-KR"/>
         </w:rPr>
-        <w:t xml:space="preserve"> </w:t>
       </w:r>
       <w:r>
         <w:rPr>
@@ -8764,7 +8433,6 @@
           <w:rFonts w:hint="eastAsia"/>
           <w:lang w:eastAsia="ko-KR"/>
         </w:rPr>
-        <w:t xml:space="preserve"> </w:t>
       </w:r>
       <w:r>
         <w:rPr>
@@ -8778,7 +8446,6 @@
           <w:rFonts w:hint="eastAsia"/>
           <w:lang w:eastAsia="ko-KR"/>
         </w:rPr>
-        <w:t xml:space="preserve"> </w:t>
       </w:r>
       <w:r>
         <w:rPr>
@@ -8792,7 +8459,6 @@
           <w:rFonts w:hint="eastAsia"/>
           <w:lang w:eastAsia="ko-KR"/>
         </w:rPr>
-        <w:t xml:space="preserve"> </w:t>
       </w:r>
       <w:r>
         <w:rPr>
@@ -8813,7 +8479,6 @@
           <w:rFonts w:hint="eastAsia"/>
           <w:lang w:eastAsia="ko-KR"/>
         </w:rPr>
-        <w:t xml:space="preserve"> </w:t>
       </w:r>
     </w:p>
     <w:p>
@@ -8836,7 +8501,6 @@
           <w:rFonts w:hint="eastAsia"/>
           <w:lang w:eastAsia="ko-KR"/>
         </w:rPr>
-        <w:t xml:space="preserve"> </w:t>
       </w:r>
       <w:r>
         <w:rPr>
@@ -8850,7 +8514,6 @@
           <w:rFonts w:hint="eastAsia"/>
           <w:lang w:eastAsia="ko-KR"/>
         </w:rPr>
-        <w:t xml:space="preserve"> </w:t>
       </w:r>
       <w:r>
         <w:rPr>
@@ -8864,7 +8527,6 @@
           <w:rFonts w:hint="eastAsia"/>
           <w:lang w:eastAsia="ko-KR"/>
         </w:rPr>
-        <w:t xml:space="preserve"> </w:t>
       </w:r>
       <w:r>
         <w:rPr>
@@ -8878,7 +8540,6 @@
           <w:rFonts w:hint="eastAsia"/>
           <w:lang w:eastAsia="ko-KR"/>
         </w:rPr>
-        <w:t xml:space="preserve"> </w:t>
       </w:r>
       <w:r>
         <w:rPr>
@@ -8892,7 +8553,6 @@
           <w:rFonts w:hint="eastAsia"/>
           <w:lang w:eastAsia="ko-KR"/>
         </w:rPr>
-        <w:t xml:space="preserve"> </w:t>
       </w:r>
       <w:r>
         <w:rPr>
@@ -8906,7 +8566,6 @@
           <w:rFonts w:hint="eastAsia"/>
           <w:lang w:eastAsia="ko-KR"/>
         </w:rPr>
-        <w:t xml:space="preserve"> </w:t>
       </w:r>
       <w:r>
         <w:rPr>
@@ -8934,7 +8593,6 @@
           <w:rFonts w:hint="eastAsia"/>
           <w:lang w:eastAsia="ko-KR"/>
         </w:rPr>
-        <w:t xml:space="preserve"> </w:t>
       </w:r>
       <w:r>
         <w:rPr>
@@ -8948,7 +8606,6 @@
           <w:rFonts w:hint="eastAsia"/>
           <w:lang w:eastAsia="ko-KR"/>
         </w:rPr>
-        <w:t xml:space="preserve"> </w:t>
       </w:r>
       <w:r>
         <w:rPr>
@@ -8969,7 +8626,6 @@
           <w:rFonts w:hint="eastAsia"/>
           <w:lang w:eastAsia="ko-KR"/>
         </w:rPr>
-        <w:t xml:space="preserve"> </w:t>
       </w:r>
       <w:r>
         <w:rPr>
@@ -8983,7 +8639,6 @@
           <w:rFonts w:hint="eastAsia"/>
           <w:lang w:eastAsia="ko-KR"/>
         </w:rPr>
-        <w:t xml:space="preserve"> </w:t>
       </w:r>
       <w:r>
         <w:rPr>
@@ -8997,7 +8652,6 @@
           <w:rFonts w:hint="eastAsia"/>
           <w:lang w:eastAsia="ko-KR"/>
         </w:rPr>
-        <w:t xml:space="preserve"> </w:t>
       </w:r>
       <w:r>
         <w:rPr>
@@ -9011,7 +8665,6 @@
           <w:rFonts w:hint="eastAsia"/>
           <w:lang w:eastAsia="ko-KR"/>
         </w:rPr>
-        <w:t xml:space="preserve"> </w:t>
       </w:r>
       <w:r>
         <w:rPr>
@@ -9025,7 +8678,6 @@
           <w:rFonts w:hint="eastAsia"/>
           <w:lang w:eastAsia="ko-KR"/>
         </w:rPr>
-        <w:t xml:space="preserve"> </w:t>
       </w:r>
       <w:r>
         <w:rPr>
@@ -9039,7 +8691,6 @@
           <w:rFonts w:hint="eastAsia"/>
           <w:lang w:eastAsia="ko-KR"/>
         </w:rPr>
-        <w:t xml:space="preserve"> </w:t>
       </w:r>
       <w:r>
         <w:rPr>
@@ -9053,7 +8704,6 @@
           <w:rFonts w:hint="eastAsia"/>
           <w:lang w:eastAsia="ko-KR"/>
         </w:rPr>
-        <w:t xml:space="preserve"> </w:t>
       </w:r>
       <w:r>
         <w:rPr>
@@ -9067,7 +8717,6 @@
           <w:rFonts w:hint="eastAsia"/>
           <w:lang w:eastAsia="ko-KR"/>
         </w:rPr>
-        <w:t xml:space="preserve"> </w:t>
       </w:r>
       <w:r>
         <w:rPr>
@@ -9081,7 +8730,7 @@
           <w:rFonts w:hint="eastAsia"/>
           <w:lang w:eastAsia="ko-KR"/>
         </w:rPr>
-        <w:t xml:space="preserve">? </w:t>
+        <w:t>?</w:t>
       </w:r>
       <w:r>
         <w:rPr>
@@ -9095,7 +8744,6 @@
           <w:rFonts w:hint="eastAsia"/>
           <w:lang w:eastAsia="ko-KR"/>
         </w:rPr>
-        <w:t xml:space="preserve"> </w:t>
       </w:r>
       <w:r>
         <w:rPr>
@@ -9109,7 +8757,6 @@
           <w:rFonts w:hint="eastAsia"/>
           <w:lang w:eastAsia="ko-KR"/>
         </w:rPr>
-        <w:t xml:space="preserve"> </w:t>
       </w:r>
       <w:r>
         <w:rPr>
@@ -9123,7 +8770,6 @@
           <w:rFonts w:hint="eastAsia"/>
           <w:lang w:eastAsia="ko-KR"/>
         </w:rPr>
-        <w:t xml:space="preserve"> </w:t>
       </w:r>
       <w:r>
         <w:rPr>
@@ -9144,7 +8790,6 @@
           <w:rFonts w:hint="eastAsia"/>
           <w:lang w:eastAsia="ko-KR"/>
         </w:rPr>
-        <w:t xml:space="preserve"> </w:t>
       </w:r>
       <w:r>
         <w:rPr>
@@ -9158,7 +8803,6 @@
           <w:rFonts w:hint="eastAsia"/>
           <w:lang w:eastAsia="ko-KR"/>
         </w:rPr>
-        <w:t xml:space="preserve"> </w:t>
       </w:r>
       <w:r>
         <w:rPr>
@@ -9172,7 +8816,6 @@
           <w:rFonts w:hint="eastAsia"/>
           <w:lang w:eastAsia="ko-KR"/>
         </w:rPr>
-        <w:t xml:space="preserve"> </w:t>
       </w:r>
       <w:r>
         <w:rPr>
@@ -9186,7 +8829,6 @@
           <w:rFonts w:hint="eastAsia"/>
           <w:lang w:eastAsia="ko-KR"/>
         </w:rPr>
-        <w:t xml:space="preserve"> </w:t>
       </w:r>
       <w:r>
         <w:rPr>
@@ -9200,7 +8842,6 @@
           <w:rFonts w:hint="eastAsia"/>
           <w:lang w:eastAsia="ko-KR"/>
         </w:rPr>
-        <w:t xml:space="preserve"> </w:t>
       </w:r>
       <w:r>
         <w:rPr>
@@ -9214,7 +8855,6 @@
           <w:rFonts w:hint="eastAsia"/>
           <w:lang w:eastAsia="ko-KR"/>
         </w:rPr>
-        <w:t xml:space="preserve"> </w:t>
       </w:r>
       <w:r>
         <w:rPr>
@@ -9228,7 +8868,6 @@
           <w:rFonts w:hint="eastAsia"/>
           <w:lang w:eastAsia="ko-KR"/>
         </w:rPr>
-        <w:t xml:space="preserve"> </w:t>
       </w:r>
       <w:r>
         <w:rPr>
@@ -9242,7 +8881,6 @@
           <w:rFonts w:hint="eastAsia"/>
           <w:lang w:eastAsia="ko-KR"/>
         </w:rPr>
-        <w:t xml:space="preserve"> </w:t>
       </w:r>
       <w:r>
         <w:rPr>
@@ -9256,7 +8894,6 @@
           <w:rFonts w:hint="eastAsia"/>
           <w:lang w:eastAsia="ko-KR"/>
         </w:rPr>
-        <w:t xml:space="preserve"> </w:t>
       </w:r>
       <w:r>
         <w:rPr>
@@ -9269,7 +8906,7 @@
           <w:rFonts w:hint="eastAsia"/>
           <w:lang w:eastAsia="ko-KR"/>
         </w:rPr>
-        <w:t xml:space="preserve">, </w:t>
+        <w:t>,</w:t>
       </w:r>
       <w:r>
         <w:rPr>
@@ -9283,7 +8920,6 @@
           <w:rFonts w:hint="eastAsia"/>
           <w:lang w:eastAsia="ko-KR"/>
         </w:rPr>
-        <w:t xml:space="preserve"> </w:t>
       </w:r>
       <w:r>
         <w:rPr>
@@ -9297,7 +8933,6 @@
           <w:rFonts w:hint="eastAsia"/>
           <w:lang w:eastAsia="ko-KR"/>
         </w:rPr>
-        <w:t xml:space="preserve"> </w:t>
       </w:r>
       <w:r>
         <w:rPr>
@@ -9311,7 +8946,6 @@
           <w:rFonts w:hint="eastAsia"/>
           <w:lang w:eastAsia="ko-KR"/>
         </w:rPr>
-        <w:t xml:space="preserve"> </w:t>
       </w:r>
       <w:r>
         <w:rPr>
@@ -9331,7 +8965,6 @@
           <w:rFonts w:hint="eastAsia"/>
           <w:lang w:eastAsia="ko-KR"/>
         </w:rPr>
-        <w:t xml:space="preserve"> </w:t>
       </w:r>
       <w:r>
         <w:rPr>
@@ -9345,7 +8978,7 @@
           <w:rFonts w:hint="eastAsia"/>
           <w:lang w:eastAsia="ko-KR"/>
         </w:rPr>
-        <w:t xml:space="preserve">. </w:t>
+        <w:t>.</w:t>
       </w:r>
       <w:r>
         <w:rPr>
@@ -9359,7 +8992,6 @@
           <w:rFonts w:hint="eastAsia"/>
           <w:lang w:eastAsia="ko-KR"/>
         </w:rPr>
-        <w:t xml:space="preserve"> </w:t>
       </w:r>
       <w:r>
         <w:rPr>
@@ -9373,7 +9005,7 @@
           <w:rFonts w:hint="eastAsia"/>
           <w:lang w:eastAsia="ko-KR"/>
         </w:rPr>
-        <w:t xml:space="preserve">, </w:t>
+        <w:t>,</w:t>
       </w:r>
       <w:r>
         <w:rPr>
@@ -9387,7 +9019,6 @@
           <w:rFonts w:hint="eastAsia"/>
           <w:lang w:eastAsia="ko-KR"/>
         </w:rPr>
-        <w:t xml:space="preserve"> </w:t>
       </w:r>
       <w:r>
         <w:rPr>
@@ -9401,7 +9032,6 @@
           <w:rFonts w:hint="eastAsia"/>
           <w:lang w:eastAsia="ko-KR"/>
         </w:rPr>
-        <w:t xml:space="preserve"> </w:t>
       </w:r>
       <w:r>
         <w:rPr>
@@ -9415,7 +9045,6 @@
           <w:rFonts w:hint="eastAsia"/>
           <w:lang w:eastAsia="ko-KR"/>
         </w:rPr>
-        <w:t xml:space="preserve"> </w:t>
       </w:r>
       <w:r>
         <w:rPr>
@@ -9429,7 +9058,6 @@
           <w:rFonts w:hint="eastAsia"/>
           <w:lang w:eastAsia="ko-KR"/>
         </w:rPr>
-        <w:t xml:space="preserve"> </w:t>
       </w:r>
       <w:r>
         <w:rPr>
@@ -9443,7 +9071,6 @@
           <w:rFonts w:hint="eastAsia"/>
           <w:lang w:eastAsia="ko-KR"/>
         </w:rPr>
-        <w:t xml:space="preserve"> </w:t>
       </w:r>
       <w:r>
         <w:rPr>
@@ -9457,7 +9084,6 @@
           <w:rFonts w:hint="eastAsia"/>
           <w:lang w:eastAsia="ko-KR"/>
         </w:rPr>
-        <w:t xml:space="preserve"> </w:t>
       </w:r>
       <w:r>
         <w:rPr>
@@ -9471,7 +9097,6 @@
           <w:rFonts w:hint="eastAsia"/>
           <w:lang w:eastAsia="ko-KR"/>
         </w:rPr>
-        <w:t xml:space="preserve"> </w:t>
       </w:r>
       <w:r>
         <w:rPr>
@@ -9485,7 +9110,6 @@
           <w:rFonts w:hint="eastAsia"/>
           <w:lang w:eastAsia="ko-KR"/>
         </w:rPr>
-        <w:t xml:space="preserve"> </w:t>
       </w:r>
       <w:r>
         <w:rPr>
@@ -9499,7 +9123,6 @@
           <w:rFonts w:hint="eastAsia"/>
           <w:lang w:eastAsia="ko-KR"/>
         </w:rPr>
-        <w:t xml:space="preserve"> </w:t>
       </w:r>
       <w:r>
         <w:rPr>
@@ -9513,7 +9136,6 @@
           <w:rFonts w:hint="eastAsia"/>
           <w:lang w:eastAsia="ko-KR"/>
         </w:rPr>
-        <w:t xml:space="preserve"> </w:t>
       </w:r>
       <w:r>
         <w:rPr>
@@ -9527,7 +9149,6 @@
           <w:rFonts w:hint="eastAsia"/>
           <w:lang w:eastAsia="ko-KR"/>
         </w:rPr>
-        <w:t xml:space="preserve"> </w:t>
       </w:r>
       <w:r>
         <w:rPr>
@@ -9541,7 +9162,6 @@
           <w:rFonts w:hint="eastAsia"/>
           <w:lang w:eastAsia="ko-KR"/>
         </w:rPr>
-        <w:t xml:space="preserve"> </w:t>
       </w:r>
       <w:r>
         <w:rPr>
@@ -9561,7 +9181,6 @@
           <w:rFonts w:hint="eastAsia"/>
           <w:lang w:eastAsia="ko-KR"/>
         </w:rPr>
-        <w:t xml:space="preserve"> </w:t>
       </w:r>
       <w:r>
         <w:rPr>
@@ -9575,7 +9194,6 @@
           <w:rFonts w:hint="eastAsia"/>
           <w:lang w:eastAsia="ko-KR"/>
         </w:rPr>
-        <w:t xml:space="preserve"> </w:t>
       </w:r>
       <w:r>
         <w:rPr>
@@ -9589,7 +9207,6 @@
           <w:rFonts w:hint="eastAsia"/>
           <w:lang w:eastAsia="ko-KR"/>
         </w:rPr>
-        <w:t xml:space="preserve"> </w:t>
       </w:r>
       <w:r>
         <w:rPr>
@@ -9603,7 +9220,6 @@
           <w:rFonts w:hint="eastAsia"/>
           <w:lang w:eastAsia="ko-KR"/>
         </w:rPr>
-        <w:t xml:space="preserve"> </w:t>
       </w:r>
       <w:r>
         <w:rPr>
@@ -9617,7 +9233,6 @@
           <w:rFonts w:hint="eastAsia"/>
           <w:lang w:eastAsia="ko-KR"/>
         </w:rPr>
-        <w:t xml:space="preserve"> </w:t>
       </w:r>
       <w:r>
         <w:rPr>
@@ -9631,7 +9246,6 @@
           <w:rFonts w:hint="eastAsia"/>
           <w:lang w:eastAsia="ko-KR"/>
         </w:rPr>
-        <w:t xml:space="preserve"> </w:t>
       </w:r>
       <w:r>
         <w:rPr>
@@ -9645,7 +9259,6 @@
           <w:rFonts w:hint="eastAsia"/>
           <w:lang w:eastAsia="ko-KR"/>
         </w:rPr>
-        <w:t xml:space="preserve"> </w:t>
       </w:r>
       <w:r>
         <w:rPr>
@@ -9659,7 +9272,6 @@
           <w:rFonts w:hint="eastAsia"/>
           <w:lang w:eastAsia="ko-KR"/>
         </w:rPr>
-        <w:t xml:space="preserve"> </w:t>
       </w:r>
       <w:r>
         <w:rPr>
@@ -9673,7 +9285,6 @@
           <w:rFonts w:hint="eastAsia"/>
           <w:lang w:eastAsia="ko-KR"/>
         </w:rPr>
-        <w:t xml:space="preserve"> </w:t>
       </w:r>
       <w:r>
         <w:rPr>
@@ -9693,7 +9304,6 @@
           <w:rFonts w:hint="eastAsia"/>
           <w:lang w:eastAsia="ko-KR"/>
         </w:rPr>
-        <w:t xml:space="preserve"> </w:t>
       </w:r>
       <w:r>
         <w:rPr>
@@ -9707,7 +9317,6 @@
           <w:rFonts w:hint="eastAsia"/>
           <w:lang w:eastAsia="ko-KR"/>
         </w:rPr>
-        <w:t xml:space="preserve"> </w:t>
       </w:r>
       <w:r>
         <w:rPr>
@@ -9721,14 +9330,13 @@
           <w:rFonts w:hint="eastAsia"/>
           <w:lang w:eastAsia="ko-KR"/>
         </w:rPr>
-        <w:t xml:space="preserve">. </w:t>
-      </w:r>
-      <w:r>
-        <w:rPr>
-          <w:rFonts w:hint="eastAsia"/>
-          <w:lang w:eastAsia="ko-KR"/>
-        </w:rPr>
-        <w:t xml:space="preserve"> </w:t>
+        <w:t>.</w:t>
+      </w:r>
+      <w:r>
+        <w:rPr>
+          <w:rFonts w:hint="eastAsia"/>
+          <w:lang w:eastAsia="ko-KR"/>
+        </w:rPr>
       </w:r>
       <w:r>
         <w:rPr>
@@ -9748,7 +9356,6 @@
           <w:rFonts w:hint="eastAsia"/>
           <w:lang w:eastAsia="ko-KR"/>
         </w:rPr>
-        <w:t xml:space="preserve"> </w:t>
       </w:r>
       <w:r>
         <w:rPr>
@@ -9761,7 +9368,6 @@
           <w:rFonts w:hint="eastAsia"/>
           <w:lang w:eastAsia="ko-KR"/>
         </w:rPr>
-        <w:t xml:space="preserve"> </w:t>
       </w:r>
       <w:r>
         <w:rPr>
@@ -9774,7 +9380,6 @@
           <w:rFonts w:hint="eastAsia"/>
           <w:lang w:eastAsia="ko-KR"/>
         </w:rPr>
-        <w:t xml:space="preserve"> </w:t>
       </w:r>
       <w:r>
         <w:rPr>
@@ -9788,7 +9393,6 @@
           <w:rFonts w:hint="eastAsia"/>
           <w:lang w:eastAsia="ko-KR"/>
         </w:rPr>
-        <w:t xml:space="preserve"> </w:t>
       </w:r>
       <w:r>
         <w:rPr>
@@ -9802,7 +9406,6 @@
           <w:rFonts w:hint="eastAsia"/>
           <w:lang w:eastAsia="ko-KR"/>
         </w:rPr>
-        <w:t xml:space="preserve"> </w:t>
       </w:r>
       <w:r>
         <w:rPr>
@@ -9816,7 +9419,7 @@
           <w:rFonts w:hint="eastAsia"/>
           <w:lang w:eastAsia="ko-KR"/>
         </w:rPr>
-        <w:t xml:space="preserve">, </w:t>
+        <w:t>,</w:t>
       </w:r>
       <w:r>
         <w:rPr>
@@ -9836,7 +9439,6 @@
           <w:rFonts w:hint="eastAsia"/>
           <w:lang w:eastAsia="ko-KR"/>
         </w:rPr>
-        <w:t xml:space="preserve"> </w:t>
       </w:r>
       <w:r>
         <w:rPr>
@@ -9849,7 +9451,6 @@
           <w:rFonts w:hint="eastAsia"/>
           <w:lang w:eastAsia="ko-KR"/>
         </w:rPr>
-        <w:t xml:space="preserve"> </w:t>
       </w:r>
       <w:r>
         <w:rPr>
@@ -9862,7 +9463,6 @@
           <w:rFonts w:hint="eastAsia"/>
           <w:lang w:eastAsia="ko-KR"/>
         </w:rPr>
-        <w:t xml:space="preserve"> </w:t>
       </w:r>
       <w:r>
         <w:rPr>
@@ -9875,7 +9475,6 @@
           <w:rFonts w:hint="eastAsia"/>
           <w:lang w:eastAsia="ko-KR"/>
         </w:rPr>
-        <w:t xml:space="preserve"> </w:t>
       </w:r>
       <w:r>
         <w:rPr>
@@ -9888,7 +9487,6 @@
           <w:rFonts w:hint="eastAsia"/>
           <w:lang w:eastAsia="ko-KR"/>
         </w:rPr>
-        <w:t xml:space="preserve"> </w:t>
       </w:r>
       <w:r>
         <w:rPr>
@@ -9901,7 +9499,6 @@
           <w:rFonts w:hint="eastAsia"/>
           <w:lang w:eastAsia="ko-KR"/>
         </w:rPr>
-        <w:t xml:space="preserve"> </w:t>
       </w:r>
       <w:r>
         <w:rPr>
@@ -9914,7 +9511,6 @@
           <w:rFonts w:hint="eastAsia"/>
           <w:lang w:eastAsia="ko-KR"/>
         </w:rPr>
-        <w:t xml:space="preserve"> </w:t>
       </w:r>
       <w:r>
         <w:rPr>
@@ -9927,7 +9523,6 @@
           <w:rFonts w:hint="eastAsia"/>
           <w:lang w:eastAsia="ko-KR"/>
         </w:rPr>
-        <w:t xml:space="preserve"> </w:t>
       </w:r>
       <w:r>
         <w:rPr>
@@ -9941,7 +9536,6 @@
           <w:rFonts w:hint="eastAsia"/>
           <w:lang w:eastAsia="ko-KR"/>
         </w:rPr>
-        <w:t xml:space="preserve"> </w:t>
       </w:r>
       <w:r>
         <w:rPr>
@@ -9955,7 +9549,6 @@
           <w:rFonts w:hint="eastAsia"/>
           <w:lang w:eastAsia="ko-KR"/>
         </w:rPr>
-        <w:t xml:space="preserve"> </w:t>
       </w:r>
       <w:r>
         <w:rPr>
@@ -9983,7 +9576,6 @@
           <w:rFonts w:hint="eastAsia"/>
           <w:lang w:eastAsia="ko-KR"/>
         </w:rPr>
-        <w:t xml:space="preserve"> </w:t>
       </w:r>
       <w:r>
         <w:rPr>
@@ -9997,7 +9589,6 @@
           <w:rFonts w:hint="eastAsia"/>
           <w:lang w:eastAsia="ko-KR"/>
         </w:rPr>
-        <w:t xml:space="preserve"> </w:t>
       </w:r>
       <w:r>
         <w:rPr>
@@ -10017,7 +9608,6 @@
           <w:rFonts w:hint="eastAsia"/>
           <w:lang w:eastAsia="ko-KR"/>
         </w:rPr>
-        <w:t xml:space="preserve"> </w:t>
       </w:r>
       <w:r>
         <w:rPr>
@@ -10031,7 +9621,6 @@
           <w:rFonts w:hint="eastAsia"/>
           <w:lang w:eastAsia="ko-KR"/>
         </w:rPr>
-        <w:t xml:space="preserve"> </w:t>
       </w:r>
       <w:r>
         <w:rPr>
@@ -10045,7 +9634,6 @@
           <w:rFonts w:hint="eastAsia"/>
           <w:lang w:eastAsia="ko-KR"/>
         </w:rPr>
-        <w:t xml:space="preserve"> </w:t>
       </w:r>
       <w:r>
         <w:rPr>
@@ -10059,7 +9647,6 @@
           <w:rFonts w:hint="eastAsia"/>
           <w:lang w:eastAsia="ko-KR"/>
         </w:rPr>
-        <w:t xml:space="preserve"> </w:t>
       </w:r>
       <w:r>
         <w:rPr>
@@ -10072,7 +9659,6 @@
           <w:rFonts w:hint="eastAsia"/>
           <w:lang w:eastAsia="ko-KR"/>
         </w:rPr>
-        <w:t xml:space="preserve"> </w:t>
       </w:r>
       <w:r>
         <w:rPr>
@@ -10086,7 +9672,6 @@
           <w:rFonts w:hint="eastAsia"/>
           <w:lang w:eastAsia="ko-KR"/>
         </w:rPr>
-        <w:t xml:space="preserve"> </w:t>
       </w:r>
       <w:r>
         <w:rPr>
@@ -10100,7 +9685,7 @@
           <w:rFonts w:hint="eastAsia"/>
           <w:lang w:eastAsia="ko-KR"/>
         </w:rPr>
-        <w:t xml:space="preserve">, </w:t>
+        <w:t>,</w:t>
       </w:r>
       <w:r>
         <w:rPr>
@@ -10114,7 +9699,6 @@
           <w:rFonts w:hint="eastAsia"/>
           <w:lang w:eastAsia="ko-KR"/>
         </w:rPr>
-        <w:t xml:space="preserve"> </w:t>
       </w:r>
       <w:r>
         <w:rPr>
@@ -10128,7 +9712,6 @@
           <w:rFonts w:hint="eastAsia"/>
           <w:lang w:eastAsia="ko-KR"/>
         </w:rPr>
-        <w:t xml:space="preserve"> </w:t>
       </w:r>
       <w:r>
         <w:rPr>
@@ -10156,7 +9739,6 @@
           <w:rFonts w:hint="eastAsia"/>
           <w:lang w:eastAsia="ko-KR"/>
         </w:rPr>
-        <w:t xml:space="preserve"> </w:t>
       </w:r>
       <w:r>
         <w:rPr>
@@ -10170,7 +9752,6 @@
           <w:rFonts w:hint="eastAsia"/>
           <w:lang w:eastAsia="ko-KR"/>
         </w:rPr>
-        <w:t xml:space="preserve"> </w:t>
       </w:r>
       <w:r>
         <w:rPr>
@@ -10184,7 +9765,6 @@
           <w:rFonts w:hint="eastAsia"/>
           <w:lang w:eastAsia="ko-KR"/>
         </w:rPr>
-        <w:t xml:space="preserve"> </w:t>
       </w:r>
       <w:r>
         <w:rPr>
@@ -10204,7 +9784,6 @@
           <w:rFonts w:hint="eastAsia"/>
           <w:lang w:eastAsia="ko-KR"/>
         </w:rPr>
-        <w:t xml:space="preserve"> </w:t>
       </w:r>
       <w:r>
         <w:rPr>
@@ -10218,7 +9797,6 @@
           <w:rFonts w:hint="eastAsia"/>
           <w:lang w:eastAsia="ko-KR"/>
         </w:rPr>
-        <w:t xml:space="preserve"> </w:t>
       </w:r>
       <w:r>
         <w:rPr>
@@ -10232,7 +9810,6 @@
           <w:rFonts w:hint="eastAsia"/>
           <w:lang w:eastAsia="ko-KR"/>
         </w:rPr>
-        <w:t xml:space="preserve"> </w:t>
       </w:r>
       <w:r>
         <w:rPr>
@@ -10246,7 +9823,6 @@
           <w:rFonts w:hint="eastAsia"/>
           <w:lang w:eastAsia="ko-KR"/>
         </w:rPr>
-        <w:t xml:space="preserve"> </w:t>
       </w:r>
       <w:r>
         <w:rPr>
@@ -10260,7 +9836,6 @@
           <w:rFonts w:hint="eastAsia"/>
           <w:lang w:eastAsia="ko-KR"/>
         </w:rPr>
-        <w:t xml:space="preserve"> </w:t>
       </w:r>
       <w:r>
         <w:rPr>
@@ -10274,7 +9849,6 @@
           <w:rFonts w:hint="eastAsia"/>
           <w:lang w:eastAsia="ko-KR"/>
         </w:rPr>
-        <w:t xml:space="preserve"> </w:t>
       </w:r>
       <w:r>
         <w:rPr>
@@ -10288,7 +9862,6 @@
           <w:rFonts w:hint="eastAsia"/>
           <w:lang w:eastAsia="ko-KR"/>
         </w:rPr>
-        <w:t xml:space="preserve"> </w:t>
       </w:r>
       <w:r>
         <w:rPr>
@@ -10302,7 +9875,6 @@
           <w:rFonts w:hint="eastAsia"/>
           <w:lang w:eastAsia="ko-KR"/>
         </w:rPr>
-        <w:t xml:space="preserve"> </w:t>
       </w:r>
       <w:r>
         <w:rPr>
@@ -10316,7 +9888,6 @@
           <w:rFonts w:hint="eastAsia"/>
           <w:lang w:eastAsia="ko-KR"/>
         </w:rPr>
-        <w:t xml:space="preserve"> </w:t>
       </w:r>
       <w:r>
         <w:rPr>
@@ -10330,7 +9901,6 @@
           <w:rFonts w:hint="eastAsia"/>
           <w:lang w:eastAsia="ko-KR"/>
         </w:rPr>
-        <w:t xml:space="preserve"> </w:t>
       </w:r>
       <w:r>
         <w:rPr>
@@ -10344,7 +9914,6 @@
           <w:rFonts w:hint="eastAsia"/>
           <w:lang w:eastAsia="ko-KR"/>
         </w:rPr>
-        <w:t xml:space="preserve"> </w:t>
       </w:r>
       <w:r>
         <w:rPr>
@@ -10358,7 +9927,7 @@
           <w:rFonts w:hint="eastAsia"/>
           <w:lang w:eastAsia="ko-KR"/>
         </w:rPr>
-        <w:t xml:space="preserve">. </w:t>
+        <w:t>.</w:t>
       </w:r>
       <w:proofErr w:type="spellStart"/>
       <w:r>
@@ -10374,7 +9943,6 @@
           <w:bCs/>
           <w:lang w:eastAsia="ko-KR"/>
         </w:rPr>
-        <w:t xml:space="preserve"> </w:t>
       </w:r>
       <w:r>
         <w:rPr>
@@ -10386,7 +9954,6 @@
         <w:rPr>
           <w:lang w:eastAsia="ko-KR"/>
         </w:rPr>
-        <w:t xml:space="preserve"> </w:t>
       </w:r>
       <w:r>
         <w:rPr>
@@ -10398,7 +9965,6 @@
         <w:rPr>
           <w:lang w:eastAsia="ko-KR"/>
         </w:rPr>
-        <w:t xml:space="preserve"> </w:t>
       </w:r>
       <w:r>
         <w:rPr>
@@ -10410,7 +9976,6 @@
         <w:rPr>
           <w:lang w:eastAsia="ko-KR"/>
         </w:rPr>
-        <w:t xml:space="preserve"> </w:t>
       </w:r>
       <w:r>
         <w:rPr>
@@ -10422,7 +9987,6 @@
         <w:rPr>
           <w:lang w:eastAsia="ko-KR"/>
         </w:rPr>
-        <w:t xml:space="preserve"> </w:t>
       </w:r>
       <w:r>
         <w:rPr>
@@ -10434,7 +9998,6 @@
         <w:rPr>
           <w:lang w:eastAsia="ko-KR"/>
         </w:rPr>
-        <w:t xml:space="preserve"> </w:t>
       </w:r>
       <w:r>
         <w:rPr>
@@ -10446,7 +10009,6 @@
         <w:rPr>
           <w:lang w:eastAsia="ko-KR"/>
         </w:rPr>
-        <w:t xml:space="preserve"> </w:t>
       </w:r>
       <w:r>
         <w:rPr>
@@ -10458,7 +10020,6 @@
         <w:rPr>
           <w:lang w:eastAsia="ko-KR"/>
         </w:rPr>
-        <w:t xml:space="preserve"> </w:t>
       </w:r>
       <w:r>
         <w:rPr>
@@ -10470,7 +10031,6 @@
         <w:rPr>
           <w:lang w:eastAsia="ko-KR"/>
         </w:rPr>
-        <w:t xml:space="preserve"> </w:t>
       </w:r>
       <w:r>
         <w:rPr>
@@ -10506,7 +10066,6 @@
         <w:rPr>
           <w:lang w:eastAsia="ko-KR"/>
         </w:rPr>
-        <w:t xml:space="preserve"> </w:t>
       </w:r>
       <w:r>
         <w:rPr>
@@ -10518,7 +10077,6 @@
         <w:rPr>
           <w:lang w:eastAsia="ko-KR"/>
         </w:rPr>
-        <w:t xml:space="preserve"> </w:t>
       </w:r>
       <w:r>
         <w:rPr>
@@ -10530,7 +10088,6 @@
         <w:rPr>
           <w:lang w:eastAsia="ko-KR"/>
         </w:rPr>
-        <w:t xml:space="preserve"> </w:t>
       </w:r>
       <w:r>
         <w:rPr>
@@ -10542,7 +10099,6 @@
         <w:rPr>
           <w:lang w:eastAsia="ko-KR"/>
         </w:rPr>
-        <w:t xml:space="preserve"> </w:t>
       </w:r>
       <w:r>
         <w:rPr>
@@ -10554,7 +10110,6 @@
         <w:rPr>
           <w:lang w:eastAsia="ko-KR"/>
         </w:rPr>
-        <w:t xml:space="preserve"> </w:t>
       </w:r>
       <w:r>
         <w:rPr>
@@ -10566,7 +10121,6 @@
         <w:rPr>
           <w:lang w:eastAsia="ko-KR"/>
         </w:rPr>
-        <w:t xml:space="preserve"> </w:t>
       </w:r>
       <w:r>
         <w:rPr>
@@ -10578,7 +10132,7 @@
         <w:rPr>
           <w:lang w:eastAsia="ko-KR"/>
         </w:rPr>
-        <w:t xml:space="preserve">, </w:t>
+        <w:t>,</w:t>
       </w:r>
       <w:r>
         <w:rPr>
@@ -10590,7 +10144,6 @@
         <w:rPr>
           <w:lang w:eastAsia="ko-KR"/>
         </w:rPr>
-        <w:t xml:space="preserve"> </w:t>
       </w:r>
       <w:r>
         <w:rPr>
@@ -10602,7 +10155,6 @@
         <w:rPr>
           <w:lang w:eastAsia="ko-KR"/>
         </w:rPr>
-        <w:t xml:space="preserve"> </w:t>
       </w:r>
       <w:r>
         <w:rPr>
@@ -10615,7 +10167,6 @@
           <w:rFonts w:hint="eastAsia"/>
           <w:lang w:eastAsia="ko-KR"/>
         </w:rPr>
-        <w:t xml:space="preserve"> </w:t>
       </w:r>
       <w:r>
         <w:rPr>
@@ -10627,7 +10178,6 @@
         <w:rPr>
           <w:lang w:eastAsia="ko-KR"/>
         </w:rPr>
-        <w:t xml:space="preserve"> </w:t>
       </w:r>
       <w:r>
         <w:rPr>
@@ -10639,7 +10189,6 @@
         <w:rPr>
           <w:lang w:eastAsia="ko-KR"/>
         </w:rPr>
-        <w:t xml:space="preserve"> </w:t>
       </w:r>
       <w:r>
         <w:rPr>
@@ -10651,7 +10200,7 @@
         <w:rPr>
           <w:lang w:eastAsia="ko-KR"/>
         </w:rPr>
-        <w:t xml:space="preserve"> ‘</w:t>
+        <w:t>‘</w:t>
       </w:r>
       <w:r>
         <w:rPr>
@@ -10663,7 +10212,6 @@
         <w:rPr>
           <w:lang w:eastAsia="ko-KR"/>
         </w:rPr>
-        <w:t xml:space="preserve"> </w:t>
       </w:r>
       <w:r>
         <w:rPr>
@@ -10675,7 +10223,6 @@
         <w:rPr>
           <w:lang w:eastAsia="ko-KR"/>
         </w:rPr>
-        <w:t xml:space="preserve"> </w:t>
       </w:r>
       <w:r>
         <w:rPr>
@@ -10687,7 +10234,7 @@
         <w:rPr>
           <w:lang w:eastAsia="ko-KR"/>
         </w:rPr>
-        <w:t xml:space="preserve">, </w:t>
+        <w:t>,</w:t>
       </w:r>
       <w:r>
         <w:rPr>
@@ -10699,7 +10246,6 @@
         <w:rPr>
           <w:lang w:eastAsia="ko-KR"/>
         </w:rPr>
-        <w:t xml:space="preserve"> </w:t>
       </w:r>
       <w:r>
         <w:rPr>
@@ -10711,7 +10257,6 @@
         <w:rPr>
           <w:lang w:eastAsia="ko-KR"/>
         </w:rPr>
-        <w:t xml:space="preserve"> </w:t>
       </w:r>
       <w:r>
         <w:rPr>
@@ -10723,7 +10268,6 @@
         <w:rPr>
           <w:lang w:eastAsia="ko-KR"/>
         </w:rPr>
-        <w:t xml:space="preserve"> </w:t>
       </w:r>
       <w:r>
         <w:rPr>
@@ -10735,7 +10279,6 @@
         <w:rPr>
           <w:lang w:eastAsia="ko-KR"/>
         </w:rPr>
-        <w:t xml:space="preserve"> </w:t>
       </w:r>
       <w:r>
         <w:rPr>
@@ -10747,7 +10290,7 @@
         <w:rPr>
           <w:lang w:eastAsia="ko-KR"/>
         </w:rPr>
-        <w:t xml:space="preserve">' </w:t>
+        <w:t>'</w:t>
       </w:r>
       <w:r>
         <w:rPr>
@@ -10759,7 +10302,6 @@
         <w:rPr>
           <w:lang w:eastAsia="ko-KR"/>
         </w:rPr>
-        <w:t xml:space="preserve"> </w:t>
       </w:r>
       <w:r>
         <w:rPr>
@@ -10771,7 +10313,6 @@
         <w:rPr>
           <w:lang w:eastAsia="ko-KR"/>
         </w:rPr>
-        <w:t xml:space="preserve"> </w:t>
       </w:r>
       <w:r>
         <w:rPr>
@@ -10783,7 +10324,6 @@
         <w:rPr>
           <w:lang w:eastAsia="ko-KR"/>
         </w:rPr>
-        <w:t xml:space="preserve"> </w:t>
       </w:r>
       <w:r>
         <w:rPr>
@@ -10795,7 +10335,6 @@
         <w:rPr>
           <w:lang w:eastAsia="ko-KR"/>
         </w:rPr>
-        <w:t xml:space="preserve"> </w:t>
       </w:r>
       <w:r>
         <w:rPr>
@@ -10808,7 +10347,6 @@
           <w:rFonts w:hint="eastAsia"/>
           <w:lang w:eastAsia="ko-KR"/>
         </w:rPr>
-        <w:t xml:space="preserve"> </w:t>
       </w:r>
       <w:r>
         <w:rPr>
@@ -10820,7 +10358,6 @@
         <w:rPr>
           <w:lang w:eastAsia="ko-KR"/>
         </w:rPr>
-        <w:t xml:space="preserve"> </w:t>
       </w:r>
       <w:r>
         <w:rPr>
@@ -10832,7 +10369,6 @@
         <w:rPr>
           <w:lang w:eastAsia="ko-KR"/>
         </w:rPr>
-        <w:t xml:space="preserve"> </w:t>
       </w:r>
       <w:r>
         <w:rPr>
@@ -10844,7 +10380,6 @@
         <w:rPr>
           <w:lang w:eastAsia="ko-KR"/>
         </w:rPr>
-        <w:t xml:space="preserve"> </w:t>
       </w:r>
       <w:r>
         <w:rPr>
@@ -10856,7 +10391,6 @@
         <w:rPr>
           <w:lang w:eastAsia="ko-KR"/>
         </w:rPr>
-        <w:t xml:space="preserve"> </w:t>
       </w:r>
       <w:r>
         <w:rPr>
@@ -10868,7 +10402,6 @@
         <w:rPr>
           <w:lang w:eastAsia="ko-KR"/>
         </w:rPr>
-        <w:t xml:space="preserve"> </w:t>
       </w:r>
       <w:r>
         <w:rPr>
@@ -10880,7 +10413,6 @@
         <w:rPr>
           <w:lang w:eastAsia="ko-KR"/>
         </w:rPr>
-        <w:t xml:space="preserve"> </w:t>
       </w:r>
       <w:r>
         <w:rPr>
@@ -10892,7 +10424,6 @@
         <w:rPr>
           <w:lang w:eastAsia="ko-KR"/>
         </w:rPr>
-        <w:t xml:space="preserve"> </w:t>
       </w:r>
       <w:r>
         <w:rPr>
@@ -10904,7 +10435,6 @@
         <w:rPr>
           <w:lang w:eastAsia="ko-KR"/>
         </w:rPr>
-        <w:t xml:space="preserve"> </w:t>
       </w:r>
       <w:r>
         <w:rPr>
@@ -10916,7 +10446,6 @@
         <w:rPr>
           <w:lang w:eastAsia="ko-KR"/>
         </w:rPr>
-        <w:t xml:space="preserve"> </w:t>
       </w:r>
       <w:r>
         <w:rPr>
@@ -10928,7 +10457,6 @@
         <w:rPr>
           <w:lang w:eastAsia="ko-KR"/>
         </w:rPr>
-        <w:t xml:space="preserve"> </w:t>
       </w:r>
       <w:r>
         <w:rPr>
@@ -10940,7 +10468,6 @@
         <w:rPr>
           <w:lang w:eastAsia="ko-KR"/>
         </w:rPr>
-        <w:t xml:space="preserve"> </w:t>
       </w:r>
       <w:r>
         <w:rPr>
@@ -10952,7 +10479,6 @@
         <w:rPr>
           <w:lang w:eastAsia="ko-KR"/>
         </w:rPr>
-        <w:t xml:space="preserve"> </w:t>
       </w:r>
       <w:r>
         <w:rPr>
@@ -10964,7 +10490,6 @@
         <w:rPr>
           <w:lang w:eastAsia="ko-KR"/>
         </w:rPr>
-        <w:t xml:space="preserve"> </w:t>
       </w:r>
       <w:r>
         <w:rPr>
@@ -10976,7 +10501,6 @@
         <w:rPr>
           <w:lang w:eastAsia="ko-KR"/>
         </w:rPr>
-        <w:t xml:space="preserve"> </w:t>
       </w:r>
       <w:r>
         <w:rPr>
@@ -10988,7 +10512,6 @@
         <w:rPr>
           <w:lang w:eastAsia="ko-KR"/>
         </w:rPr>
-        <w:t xml:space="preserve"> </w:t>
       </w:r>
       <w:r>
         <w:rPr>
@@ -11000,7 +10523,6 @@
         <w:rPr>
           <w:lang w:eastAsia="ko-KR"/>
         </w:rPr>
-        <w:t xml:space="preserve"> </w:t>
       </w:r>
       <w:r>
         <w:rPr>
@@ -11012,7 +10534,6 @@
         <w:rPr>
           <w:lang w:eastAsia="ko-KR"/>
         </w:rPr>
-        <w:t xml:space="preserve"> </w:t>
       </w:r>
       <w:r>
         <w:rPr>
@@ -11024,7 +10545,6 @@
         <w:rPr>
           <w:lang w:eastAsia="ko-KR"/>
         </w:rPr>
-        <w:t xml:space="preserve"> </w:t>
       </w:r>
       <w:r>
         <w:rPr>
@@ -11036,7 +10556,6 @@
         <w:rPr>
           <w:lang w:eastAsia="ko-KR"/>
         </w:rPr>
-        <w:t xml:space="preserve"> </w:t>
       </w:r>
       <w:r>
         <w:rPr>
@@ -11055,7 +10574,6 @@
           <w:rFonts w:hint="eastAsia"/>
           <w:lang w:eastAsia="ko-KR"/>
         </w:rPr>
-        <w:t xml:space="preserve"> </w:t>
       </w:r>
       <w:r>
         <w:rPr>
@@ -11069,7 +10587,6 @@
           <w:rFonts w:hint="eastAsia"/>
           <w:lang w:eastAsia="ko-KR"/>
         </w:rPr>
-        <w:t xml:space="preserve"> </w:t>
       </w:r>
       <w:r>
         <w:rPr>
@@ -11089,7 +10606,6 @@
           <w:rFonts w:hint="eastAsia"/>
           <w:lang w:eastAsia="ko-KR"/>
         </w:rPr>
-        <w:t xml:space="preserve"> </w:t>
       </w:r>
       <w:r>
         <w:rPr>
@@ -11103,7 +10619,6 @@
           <w:rFonts w:hint="eastAsia"/>
           <w:lang w:eastAsia="ko-KR"/>
         </w:rPr>
-        <w:t xml:space="preserve"> </w:t>
       </w:r>
       <w:r>
         <w:rPr>
@@ -11117,7 +10632,6 @@
           <w:rFonts w:hint="eastAsia"/>
           <w:lang w:eastAsia="ko-KR"/>
         </w:rPr>
-        <w:t xml:space="preserve"> </w:t>
       </w:r>
       <w:r>
         <w:rPr>
@@ -11131,7 +10645,6 @@
           <w:rFonts w:hint="eastAsia"/>
           <w:lang w:eastAsia="ko-KR"/>
         </w:rPr>
-        <w:t xml:space="preserve"> </w:t>
       </w:r>
       <w:r>
         <w:rPr>
@@ -11145,7 +10658,6 @@
           <w:rFonts w:hint="eastAsia"/>
           <w:lang w:eastAsia="ko-KR"/>
         </w:rPr>
-        <w:t xml:space="preserve"> </w:t>
       </w:r>
       <w:r>
         <w:rPr>
@@ -11159,7 +10671,6 @@
           <w:rFonts w:hint="eastAsia"/>
           <w:lang w:eastAsia="ko-KR"/>
         </w:rPr>
-        <w:t xml:space="preserve"> </w:t>
       </w:r>
       <w:r>
         <w:rPr>
@@ -11173,7 +10684,6 @@
           <w:rFonts w:hint="eastAsia"/>
           <w:lang w:eastAsia="ko-KR"/>
         </w:rPr>
-        <w:t xml:space="preserve"> </w:t>
       </w:r>
       <w:r>
         <w:rPr>
@@ -11187,7 +10697,6 @@
           <w:rFonts w:hint="eastAsia"/>
           <w:lang w:eastAsia="ko-KR"/>
         </w:rPr>
-        <w:t xml:space="preserve"> </w:t>
       </w:r>
       <w:r>
         <w:rPr>
@@ -11201,7 +10710,6 @@
           <w:rFonts w:hint="eastAsia"/>
           <w:lang w:eastAsia="ko-KR"/>
         </w:rPr>
-        <w:t xml:space="preserve"> </w:t>
       </w:r>
       <w:r>
         <w:rPr>
@@ -11215,7 +10723,6 @@
           <w:rFonts w:hint="eastAsia"/>
           <w:lang w:eastAsia="ko-KR"/>
         </w:rPr>
-        <w:t xml:space="preserve"> </w:t>
       </w:r>
       <w:r>
         <w:rPr>
@@ -11229,7 +10736,6 @@
           <w:rFonts w:hint="eastAsia"/>
           <w:lang w:eastAsia="ko-KR"/>
         </w:rPr>
-        <w:t xml:space="preserve"> </w:t>
       </w:r>
       <w:r>
         <w:rPr>
@@ -11243,7 +10749,6 @@
           <w:rFonts w:hint="eastAsia"/>
           <w:lang w:eastAsia="ko-KR"/>
         </w:rPr>
-        <w:t xml:space="preserve"> </w:t>
       </w:r>
       <w:r>
         <w:rPr>
@@ -11257,7 +10762,6 @@
           <w:rFonts w:hint="eastAsia"/>
           <w:lang w:eastAsia="ko-KR"/>
         </w:rPr>
-        <w:t xml:space="preserve"> </w:t>
       </w:r>
       <w:r>
         <w:rPr>
@@ -11278,7 +10782,6 @@
           <w:rFonts w:hint="eastAsia"/>
           <w:lang w:eastAsia="ko-KR"/>
         </w:rPr>
-        <w:t xml:space="preserve"> </w:t>
       </w:r>
       <w:r>
         <w:rPr>
@@ -11292,7 +10795,6 @@
           <w:rFonts w:hint="eastAsia"/>
           <w:lang w:eastAsia="ko-KR"/>
         </w:rPr>
-        <w:t xml:space="preserve"> </w:t>
       </w:r>
       <w:r>
         <w:rPr>
@@ -11306,7 +10808,6 @@
           <w:rFonts w:hint="eastAsia"/>
           <w:lang w:eastAsia="ko-KR"/>
         </w:rPr>
-        <w:t xml:space="preserve"> </w:t>
       </w:r>
       <w:r>
         <w:rPr>
@@ -11320,7 +10821,6 @@
           <w:rFonts w:hint="eastAsia"/>
           <w:lang w:eastAsia="ko-KR"/>
         </w:rPr>
-        <w:t xml:space="preserve"> </w:t>
       </w:r>
       <w:r>
         <w:rPr>
@@ -11334,7 +10834,6 @@
           <w:rFonts w:hint="eastAsia"/>
           <w:lang w:eastAsia="ko-KR"/>
         </w:rPr>
-        <w:t xml:space="preserve"> </w:t>
       </w:r>
       <w:r>
         <w:rPr>
@@ -11348,7 +10847,6 @@
           <w:rFonts w:hint="eastAsia"/>
           <w:lang w:eastAsia="ko-KR"/>
         </w:rPr>
-        <w:t xml:space="preserve"> </w:t>
       </w:r>
       <w:r>
         <w:rPr>
@@ -11362,7 +10860,6 @@
           <w:rFonts w:hint="eastAsia"/>
           <w:lang w:eastAsia="ko-KR"/>
         </w:rPr>
-        <w:t xml:space="preserve"> </w:t>
       </w:r>
       <w:r>
         <w:rPr>
@@ -11376,7 +10873,6 @@
           <w:rFonts w:hint="eastAsia"/>
           <w:lang w:eastAsia="ko-KR"/>
         </w:rPr>
-        <w:t xml:space="preserve"> </w:t>
       </w:r>
       <w:r>
         <w:rPr>
@@ -11390,7 +10886,6 @@
           <w:rFonts w:hint="eastAsia"/>
           <w:lang w:eastAsia="ko-KR"/>
         </w:rPr>
-        <w:t xml:space="preserve"> </w:t>
       </w:r>
       <w:r>
         <w:rPr>
@@ -11404,7 +10899,6 @@
           <w:rFonts w:hint="eastAsia"/>
           <w:lang w:eastAsia="ko-KR"/>
         </w:rPr>
-        <w:t xml:space="preserve"> </w:t>
       </w:r>
       <w:r>
         <w:rPr>
@@ -11418,7 +10912,7 @@
           <w:rFonts w:hint="eastAsia"/>
           <w:lang w:eastAsia="ko-KR"/>
         </w:rPr>
-        <w:t xml:space="preserve">,  </w:t>
+        <w:t>,</w:t>
       </w:r>
       <w:r>
         <w:rPr>
@@ -11432,7 +10926,6 @@
           <w:rFonts w:hint="eastAsia"/>
           <w:lang w:eastAsia="ko-KR"/>
         </w:rPr>
-        <w:t xml:space="preserve"> </w:t>
       </w:r>
       <w:r>
         <w:rPr>
@@ -11462,7 +10955,6 @@
           <w:rFonts w:hint="eastAsia"/>
           <w:lang w:eastAsia="ko-KR"/>
         </w:rPr>
-        <w:lastRenderedPageBreak/>
         <w:t>사회적</w:t>
       </w:r>
       <w:r>
@@ -11483,7 +10975,6 @@
           <w:rFonts w:hint="eastAsia"/>
           <w:lang w:eastAsia="ko-KR"/>
         </w:rPr>
-        <w:t xml:space="preserve"> </w:t>
       </w:r>
       <w:r>
         <w:rPr>
@@ -11497,7 +10988,6 @@
           <w:rFonts w:hint="eastAsia"/>
           <w:lang w:eastAsia="ko-KR"/>
         </w:rPr>
-        <w:t xml:space="preserve"> </w:t>
       </w:r>
       <w:r>
         <w:rPr>
@@ -11511,7 +11001,6 @@
           <w:rFonts w:hint="eastAsia"/>
           <w:lang w:eastAsia="ko-KR"/>
         </w:rPr>
-        <w:t xml:space="preserve"> </w:t>
       </w:r>
       <w:r>
         <w:rPr>
@@ -11525,7 +11014,6 @@
           <w:rFonts w:hint="eastAsia"/>
           <w:lang w:eastAsia="ko-KR"/>
         </w:rPr>
-        <w:t xml:space="preserve"> </w:t>
       </w:r>
       <w:r>
         <w:rPr>
@@ -11539,7 +11027,6 @@
           <w:rFonts w:hint="eastAsia"/>
           <w:lang w:eastAsia="ko-KR"/>
         </w:rPr>
-        <w:t xml:space="preserve"> </w:t>
       </w:r>
       <w:r>
         <w:rPr>
@@ -11553,7 +11040,6 @@
           <w:rFonts w:hint="eastAsia"/>
           <w:lang w:eastAsia="ko-KR"/>
         </w:rPr>
-        <w:t xml:space="preserve"> </w:t>
       </w:r>
       <w:r>
         <w:rPr>
@@ -11573,7 +11059,6 @@
           <w:rFonts w:hint="eastAsia"/>
           <w:lang w:eastAsia="ko-KR"/>
         </w:rPr>
-        <w:t xml:space="preserve"> </w:t>
       </w:r>
       <w:r>
         <w:rPr>
@@ -11601,7 +11086,6 @@
           <w:rFonts w:hint="eastAsia"/>
           <w:lang w:eastAsia="ko-KR"/>
         </w:rPr>
-        <w:t xml:space="preserve"> </w:t>
       </w:r>
       <w:r>
         <w:rPr>
@@ -11629,7 +11113,6 @@
           <w:rFonts w:hint="eastAsia"/>
           <w:lang w:eastAsia="ko-KR"/>
         </w:rPr>
-        <w:t xml:space="preserve"> </w:t>
       </w:r>
       <w:r>
         <w:rPr>
@@ -11643,7 +11126,6 @@
           <w:rFonts w:hint="eastAsia"/>
           <w:lang w:eastAsia="ko-KR"/>
         </w:rPr>
-        <w:t xml:space="preserve"> </w:t>
       </w:r>
       <w:r>
         <w:rPr>
@@ -11657,7 +11139,6 @@
           <w:rFonts w:hint="eastAsia"/>
           <w:lang w:eastAsia="ko-KR"/>
         </w:rPr>
-        <w:t xml:space="preserve"> </w:t>
       </w:r>
       <w:r>
         <w:rPr>
@@ -11671,7 +11152,6 @@
           <w:rFonts w:hint="eastAsia"/>
           <w:lang w:eastAsia="ko-KR"/>
         </w:rPr>
-        <w:t xml:space="preserve"> </w:t>
       </w:r>
       <w:r>
         <w:rPr>
@@ -11685,7 +11165,6 @@
           <w:rFonts w:hint="eastAsia"/>
           <w:lang w:eastAsia="ko-KR"/>
         </w:rPr>
-        <w:t xml:space="preserve"> </w:t>
       </w:r>
       <w:r>
         <w:rPr>
@@ -11699,7 +11178,6 @@
           <w:rFonts w:hint="eastAsia"/>
           <w:lang w:eastAsia="ko-KR"/>
         </w:rPr>
-        <w:t xml:space="preserve"> </w:t>
       </w:r>
       <w:r>
         <w:rPr>
@@ -11713,7 +11191,6 @@
           <w:rFonts w:hint="eastAsia"/>
           <w:lang w:eastAsia="ko-KR"/>
         </w:rPr>
-        <w:t xml:space="preserve"> </w:t>
       </w:r>
       <w:r>
         <w:rPr>
@@ -11727,7 +11204,6 @@
           <w:rFonts w:hint="eastAsia"/>
           <w:lang w:eastAsia="ko-KR"/>
         </w:rPr>
-        <w:t xml:space="preserve"> </w:t>
       </w:r>
       <w:r>
         <w:rPr>
@@ -11741,7 +11217,6 @@
           <w:rFonts w:hint="eastAsia"/>
           <w:lang w:eastAsia="ko-KR"/>
         </w:rPr>
-        <w:t xml:space="preserve"> </w:t>
       </w:r>
       <w:r>
         <w:rPr>
@@ -11768,7 +11243,6 @@
           <w:rFonts w:hint="eastAsia"/>
           <w:lang w:eastAsia="ko-KR"/>
         </w:rPr>
-        <w:t xml:space="preserve"> </w:t>
       </w:r>
       <w:r>
         <w:rPr>
@@ -11782,7 +11256,6 @@
           <w:rFonts w:hint="eastAsia"/>
           <w:lang w:eastAsia="ko-KR"/>
         </w:rPr>
-        <w:t xml:space="preserve"> </w:t>
       </w:r>
       <w:r>
         <w:rPr>
@@ -11796,7 +11269,6 @@
           <w:rFonts w:hint="eastAsia"/>
           <w:lang w:eastAsia="ko-KR"/>
         </w:rPr>
-        <w:t xml:space="preserve"> </w:t>
       </w:r>
       <w:r>
         <w:rPr>
@@ -11810,7 +11282,6 @@
           <w:rFonts w:hint="eastAsia"/>
           <w:lang w:eastAsia="ko-KR"/>
         </w:rPr>
-        <w:t xml:space="preserve"> </w:t>
       </w:r>
       <w:proofErr w:type="spellStart"/>
       <w:r>
@@ -11853,7 +11324,6 @@
           <w:rFonts w:hint="eastAsia"/>
           <w:lang w:eastAsia="ko-KR"/>
         </w:rPr>
-        <w:t xml:space="preserve"> </w:t>
       </w:r>
       <w:r>
         <w:rPr>
@@ -11874,7 +11344,6 @@
           <w:rFonts w:hint="eastAsia"/>
           <w:lang w:eastAsia="ko-KR"/>
         </w:rPr>
-        <w:t xml:space="preserve"> </w:t>
       </w:r>
       <w:r>
         <w:rPr>
@@ -11888,7 +11357,6 @@
           <w:rFonts w:hint="eastAsia"/>
           <w:lang w:eastAsia="ko-KR"/>
         </w:rPr>
-        <w:t xml:space="preserve"> </w:t>
       </w:r>
       <w:r>
         <w:rPr>
@@ -11902,7 +11370,6 @@
           <w:rFonts w:hint="eastAsia"/>
           <w:lang w:eastAsia="ko-KR"/>
         </w:rPr>
-        <w:t xml:space="preserve"> </w:t>
       </w:r>
       <w:r>
         <w:rPr>
@@ -11916,7 +11383,6 @@
           <w:rFonts w:hint="eastAsia"/>
           <w:lang w:eastAsia="ko-KR"/>
         </w:rPr>
-        <w:t xml:space="preserve"> </w:t>
       </w:r>
       <w:r>
         <w:rPr>
@@ -11930,7 +11396,6 @@
           <w:rFonts w:hint="eastAsia"/>
           <w:lang w:eastAsia="ko-KR"/>
         </w:rPr>
-        <w:t xml:space="preserve"> </w:t>
       </w:r>
       <w:r>
         <w:rPr>
@@ -11944,7 +11409,6 @@
           <w:rFonts w:hint="eastAsia"/>
           <w:lang w:eastAsia="ko-KR"/>
         </w:rPr>
-        <w:t xml:space="preserve"> </w:t>
       </w:r>
       <w:r>
         <w:rPr>
@@ -11958,7 +11422,6 @@
           <w:rFonts w:hint="eastAsia"/>
           <w:lang w:eastAsia="ko-KR"/>
         </w:rPr>
-        <w:t xml:space="preserve"> </w:t>
       </w:r>
       <w:r>
         <w:rPr>
@@ -11972,7 +11435,6 @@
           <w:rFonts w:hint="eastAsia"/>
           <w:lang w:eastAsia="ko-KR"/>
         </w:rPr>
-        <w:t xml:space="preserve"> </w:t>
       </w:r>
       <w:r>
         <w:rPr>
@@ -11986,7 +11448,6 @@
           <w:rFonts w:hint="eastAsia"/>
           <w:lang w:eastAsia="ko-KR"/>
         </w:rPr>
-        <w:t xml:space="preserve"> </w:t>
       </w:r>
       <w:r>
         <w:rPr>
@@ -12000,7 +11461,6 @@
           <w:rFonts w:hint="eastAsia"/>
           <w:lang w:eastAsia="ko-KR"/>
         </w:rPr>
-        <w:t xml:space="preserve"> </w:t>
       </w:r>
       <w:r>
         <w:rPr>
@@ -12014,7 +11474,6 @@
           <w:rFonts w:hint="eastAsia"/>
           <w:lang w:eastAsia="ko-KR"/>
         </w:rPr>
-        <w:t xml:space="preserve"> </w:t>
       </w:r>
       <w:r>
         <w:rPr>
@@ -12028,7 +11487,6 @@
           <w:rFonts w:hint="eastAsia"/>
           <w:lang w:eastAsia="ko-KR"/>
         </w:rPr>
-        <w:t xml:space="preserve"> </w:t>
       </w:r>
       <w:r>
         <w:rPr>
@@ -12042,7 +11500,6 @@
           <w:rFonts w:hint="eastAsia"/>
           <w:lang w:eastAsia="ko-KR"/>
         </w:rPr>
-        <w:t xml:space="preserve"> </w:t>
       </w:r>
       <w:r>
         <w:rPr>
@@ -12056,7 +11513,6 @@
           <w:rFonts w:hint="eastAsia"/>
           <w:lang w:eastAsia="ko-KR"/>
         </w:rPr>
-        <w:t xml:space="preserve"> </w:t>
       </w:r>
       <w:r>
         <w:rPr>
@@ -12070,7 +11526,7 @@
           <w:rFonts w:hint="eastAsia"/>
           <w:lang w:eastAsia="ko-KR"/>
         </w:rPr>
-        <w:t xml:space="preserve">? </w:t>
+        <w:t>?</w:t>
       </w:r>
       <w:r>
         <w:rPr>
@@ -12084,7 +11540,6 @@
           <w:rFonts w:hint="eastAsia"/>
           <w:lang w:eastAsia="ko-KR"/>
         </w:rPr>
-        <w:t xml:space="preserve"> </w:t>
       </w:r>
       <w:r>
         <w:rPr>
@@ -12098,7 +11553,6 @@
           <w:rFonts w:hint="eastAsia"/>
           <w:lang w:eastAsia="ko-KR"/>
         </w:rPr>
-        <w:t xml:space="preserve"> </w:t>
       </w:r>
       <w:r>
         <w:rPr>
@@ -12112,7 +11566,7 @@
           <w:rFonts w:hint="eastAsia"/>
           <w:lang w:eastAsia="ko-KR"/>
         </w:rPr>
-        <w:t xml:space="preserve">, </w:t>
+        <w:t>,</w:t>
       </w:r>
       <w:r>
         <w:rPr>
@@ -12126,7 +11580,6 @@
           <w:rFonts w:hint="eastAsia"/>
           <w:lang w:eastAsia="ko-KR"/>
         </w:rPr>
-        <w:t xml:space="preserve"> </w:t>
       </w:r>
       <w:r>
         <w:rPr>
@@ -12140,7 +11593,6 @@
           <w:rFonts w:hint="eastAsia"/>
           <w:lang w:eastAsia="ko-KR"/>
         </w:rPr>
-        <w:t xml:space="preserve"> </w:t>
       </w:r>
       <w:r>
         <w:rPr>
@@ -12154,7 +11606,6 @@
           <w:rFonts w:hint="eastAsia"/>
           <w:lang w:eastAsia="ko-KR"/>
         </w:rPr>
-        <w:t xml:space="preserve"> </w:t>
       </w:r>
       <w:r>
         <w:rPr>
@@ -12168,7 +11619,6 @@
           <w:rFonts w:hint="eastAsia"/>
           <w:lang w:eastAsia="ko-KR"/>
         </w:rPr>
-        <w:t xml:space="preserve"> </w:t>
       </w:r>
       <w:r>
         <w:rPr>
@@ -12182,7 +11632,6 @@
           <w:rFonts w:hint="eastAsia"/>
           <w:lang w:eastAsia="ko-KR"/>
         </w:rPr>
-        <w:t xml:space="preserve"> </w:t>
       </w:r>
       <w:r>
         <w:rPr>
@@ -12196,7 +11645,6 @@
           <w:rFonts w:hint="eastAsia"/>
           <w:lang w:eastAsia="ko-KR"/>
         </w:rPr>
-        <w:t xml:space="preserve"> </w:t>
       </w:r>
       <w:r>
         <w:rPr>
@@ -12210,7 +11658,6 @@
           <w:rFonts w:hint="eastAsia"/>
           <w:lang w:eastAsia="ko-KR"/>
         </w:rPr>
-        <w:t xml:space="preserve"> </w:t>
       </w:r>
       <w:r>
         <w:rPr>
@@ -12224,7 +11671,6 @@
           <w:rFonts w:hint="eastAsia"/>
           <w:lang w:eastAsia="ko-KR"/>
         </w:rPr>
-        <w:t xml:space="preserve"> </w:t>
       </w:r>
       <w:r>
         <w:rPr>
@@ -12238,7 +11684,6 @@
           <w:rFonts w:hint="eastAsia"/>
           <w:lang w:eastAsia="ko-KR"/>
         </w:rPr>
-        <w:t xml:space="preserve"> </w:t>
       </w:r>
       <w:r>
         <w:rPr>
@@ -12252,7 +11697,6 @@
           <w:rFonts w:hint="eastAsia"/>
           <w:lang w:eastAsia="ko-KR"/>
         </w:rPr>
-        <w:t xml:space="preserve"> </w:t>
       </w:r>
       <w:r>
         <w:rPr>
@@ -12266,7 +11710,6 @@
           <w:rFonts w:hint="eastAsia"/>
           <w:lang w:eastAsia="ko-KR"/>
         </w:rPr>
-        <w:t xml:space="preserve"> </w:t>
       </w:r>
       <w:r>
         <w:rPr>
@@ -12287,7 +11730,6 @@
           <w:rFonts w:hint="eastAsia"/>
           <w:lang w:eastAsia="ko-KR"/>
         </w:rPr>
-        <w:t xml:space="preserve"> </w:t>
       </w:r>
       <w:r>
         <w:rPr>
@@ -12301,7 +11743,6 @@
           <w:rFonts w:hint="eastAsia"/>
           <w:lang w:eastAsia="ko-KR"/>
         </w:rPr>
-        <w:t xml:space="preserve"> </w:t>
       </w:r>
       <w:r>
         <w:rPr>
@@ -12315,7 +11756,6 @@
           <w:rFonts w:hint="eastAsia"/>
           <w:lang w:eastAsia="ko-KR"/>
         </w:rPr>
-        <w:t xml:space="preserve"> </w:t>
       </w:r>
       <w:r>
         <w:rPr>
@@ -12329,7 +11769,6 @@
           <w:rFonts w:hint="eastAsia"/>
           <w:lang w:eastAsia="ko-KR"/>
         </w:rPr>
-        <w:t xml:space="preserve"> </w:t>
       </w:r>
       <w:r>
         <w:rPr>
@@ -12343,7 +11782,6 @@
           <w:rFonts w:hint="eastAsia"/>
           <w:lang w:eastAsia="ko-KR"/>
         </w:rPr>
-        <w:t xml:space="preserve"> </w:t>
       </w:r>
       <w:r>
         <w:rPr>
@@ -12357,7 +11795,6 @@
           <w:rFonts w:hint="eastAsia"/>
           <w:lang w:eastAsia="ko-KR"/>
         </w:rPr>
-        <w:t xml:space="preserve"> </w:t>
       </w:r>
       <w:r>
         <w:rPr>
@@ -12371,7 +11808,6 @@
           <w:rFonts w:hint="eastAsia"/>
           <w:lang w:eastAsia="ko-KR"/>
         </w:rPr>
-        <w:t xml:space="preserve"> </w:t>
       </w:r>
       <w:r>
         <w:rPr>
@@ -12385,7 +11821,6 @@
           <w:rFonts w:hint="eastAsia"/>
           <w:lang w:eastAsia="ko-KR"/>
         </w:rPr>
-        <w:t xml:space="preserve"> </w:t>
       </w:r>
       <w:r>
         <w:rPr>
@@ -12399,7 +11834,6 @@
           <w:rFonts w:hint="eastAsia"/>
           <w:lang w:eastAsia="ko-KR"/>
         </w:rPr>
-        <w:t xml:space="preserve"> </w:t>
       </w:r>
       <w:r>
         <w:rPr>
@@ -12413,7 +11847,6 @@
           <w:rFonts w:hint="eastAsia"/>
           <w:lang w:eastAsia="ko-KR"/>
         </w:rPr>
-        <w:t xml:space="preserve"> </w:t>
       </w:r>
       <w:r>
         <w:rPr>
@@ -12427,7 +11860,6 @@
           <w:rFonts w:hint="eastAsia"/>
           <w:lang w:eastAsia="ko-KR"/>
         </w:rPr>
-        <w:t xml:space="preserve"> </w:t>
       </w:r>
       <w:r>
         <w:rPr>
@@ -12441,7 +11873,6 @@
           <w:rFonts w:hint="eastAsia"/>
           <w:lang w:eastAsia="ko-KR"/>
         </w:rPr>
-        <w:t xml:space="preserve"> </w:t>
       </w:r>
       <w:r>
         <w:rPr>
@@ -12455,7 +11886,6 @@
           <w:rFonts w:hint="eastAsia"/>
           <w:lang w:eastAsia="ko-KR"/>
         </w:rPr>
-        <w:t xml:space="preserve"> </w:t>
       </w:r>
       <w:r>
         <w:rPr>
@@ -12469,7 +11899,6 @@
           <w:rFonts w:hint="eastAsia"/>
           <w:lang w:eastAsia="ko-KR"/>
         </w:rPr>
-        <w:t xml:space="preserve"> </w:t>
       </w:r>
       <w:r>
         <w:rPr>
@@ -12490,7 +11919,6 @@
           <w:rFonts w:hint="eastAsia"/>
           <w:lang w:eastAsia="ko-KR"/>
         </w:rPr>
-        <w:t xml:space="preserve"> </w:t>
       </w:r>
       <w:r>
         <w:rPr>
@@ -12504,7 +11932,6 @@
           <w:rFonts w:hint="eastAsia"/>
           <w:lang w:eastAsia="ko-KR"/>
         </w:rPr>
-        <w:t xml:space="preserve"> </w:t>
       </w:r>
       <w:r>
         <w:rPr>
@@ -12518,7 +11945,7 @@
           <w:rFonts w:hint="eastAsia"/>
           <w:lang w:eastAsia="ko-KR"/>
         </w:rPr>
-        <w:t xml:space="preserve">, </w:t>
+        <w:t>,</w:t>
       </w:r>
       <w:r>
         <w:rPr>
@@ -12532,7 +11959,6 @@
           <w:rFonts w:hint="eastAsia"/>
           <w:lang w:eastAsia="ko-KR"/>
         </w:rPr>
-        <w:t xml:space="preserve"> </w:t>
       </w:r>
       <w:r>
         <w:rPr>
@@ -12546,7 +11972,6 @@
           <w:rFonts w:hint="eastAsia"/>
           <w:lang w:eastAsia="ko-KR"/>
         </w:rPr>
-        <w:t xml:space="preserve"> </w:t>
       </w:r>
       <w:r>
         <w:rPr>
@@ -12560,7 +11985,6 @@
           <w:rFonts w:hint="eastAsia"/>
           <w:lang w:eastAsia="ko-KR"/>
         </w:rPr>
-        <w:t xml:space="preserve"> </w:t>
       </w:r>
       <w:r>
         <w:rPr>
@@ -12574,7 +11998,6 @@
           <w:rFonts w:hint="eastAsia"/>
           <w:lang w:eastAsia="ko-KR"/>
         </w:rPr>
-        <w:t xml:space="preserve"> </w:t>
       </w:r>
       <w:r>
         <w:rPr>
@@ -12588,7 +12011,6 @@
           <w:rFonts w:hint="eastAsia"/>
           <w:lang w:eastAsia="ko-KR"/>
         </w:rPr>
-        <w:t xml:space="preserve"> </w:t>
       </w:r>
       <w:r>
         <w:rPr>
@@ -12602,7 +12024,6 @@
           <w:rFonts w:hint="eastAsia"/>
           <w:lang w:eastAsia="ko-KR"/>
         </w:rPr>
-        <w:t xml:space="preserve"> </w:t>
       </w:r>
       <w:r>
         <w:rPr>
@@ -12616,7 +12037,6 @@
           <w:rFonts w:hint="eastAsia"/>
           <w:lang w:eastAsia="ko-KR"/>
         </w:rPr>
-        <w:t xml:space="preserve"> </w:t>
       </w:r>
       <w:r>
         <w:rPr>
@@ -12630,7 +12050,6 @@
           <w:rFonts w:hint="eastAsia"/>
           <w:lang w:eastAsia="ko-KR"/>
         </w:rPr>
-        <w:t xml:space="preserve"> </w:t>
       </w:r>
       <w:proofErr w:type="spellStart"/>
       <w:r>
@@ -12645,7 +12064,6 @@
         <w:rPr>
           <w:lang w:eastAsia="ko-KR"/>
         </w:rPr>
-        <w:t xml:space="preserve"> </w:t>
       </w:r>
       <w:r>
         <w:rPr>
@@ -12658,7 +12076,6 @@
         <w:rPr>
           <w:lang w:eastAsia="ko-KR"/>
         </w:rPr>
-        <w:t xml:space="preserve"> </w:t>
       </w:r>
       <w:r>
         <w:rPr>
@@ -12671,7 +12088,6 @@
         <w:rPr>
           <w:lang w:eastAsia="ko-KR"/>
         </w:rPr>
-        <w:t xml:space="preserve"> </w:t>
       </w:r>
       <w:r>
         <w:rPr>
@@ -12684,7 +12100,6 @@
         <w:rPr>
           <w:lang w:eastAsia="ko-KR"/>
         </w:rPr>
-        <w:t xml:space="preserve"> </w:t>
       </w:r>
       <w:r>
         <w:rPr>
@@ -12697,7 +12112,6 @@
         <w:rPr>
           <w:lang w:eastAsia="ko-KR"/>
         </w:rPr>
-        <w:t xml:space="preserve"> </w:t>
       </w:r>
       <w:r>
         <w:rPr>
@@ -12710,7 +12124,6 @@
         <w:rPr>
           <w:lang w:eastAsia="ko-KR"/>
         </w:rPr>
-        <w:t xml:space="preserve"> </w:t>
       </w:r>
       <w:r>
         <w:rPr>
@@ -12723,7 +12136,6 @@
         <w:rPr>
           <w:lang w:eastAsia="ko-KR"/>
         </w:rPr>
-        <w:t xml:space="preserve"> </w:t>
       </w:r>
       <w:r>
         <w:rPr>
@@ -12736,7 +12148,6 @@
         <w:rPr>
           <w:lang w:eastAsia="ko-KR"/>
         </w:rPr>
-        <w:t xml:space="preserve"> </w:t>
       </w:r>
       <w:r>
         <w:rPr>
@@ -12749,7 +12160,6 @@
         <w:rPr>
           <w:lang w:eastAsia="ko-KR"/>
         </w:rPr>
-        <w:t xml:space="preserve"> </w:t>
       </w:r>
       <w:r>
         <w:rPr>
@@ -12762,7 +12172,6 @@
         <w:rPr>
           <w:lang w:eastAsia="ko-KR"/>
         </w:rPr>
-        <w:t xml:space="preserve"> </w:t>
       </w:r>
       <w:r>
         <w:rPr>
@@ -12775,7 +12184,6 @@
         <w:rPr>
           <w:lang w:eastAsia="ko-KR"/>
         </w:rPr>
-        <w:t xml:space="preserve"> </w:t>
       </w:r>
       <w:r>
         <w:rPr>
@@ -12796,7 +12204,7 @@
           <w:rFonts w:hint="eastAsia"/>
           <w:lang w:eastAsia="ko-KR"/>
         </w:rPr>
-        <w:t xml:space="preserve">. </w:t>
+        <w:t>.</w:t>
       </w:r>
       <w:r>
         <w:rPr>
@@ -12810,7 +12218,6 @@
           <w:rFonts w:hint="eastAsia"/>
           <w:lang w:eastAsia="ko-KR"/>
         </w:rPr>
-        <w:t xml:space="preserve"> </w:t>
       </w:r>
       <w:r>
         <w:rPr>
@@ -12831,7 +12238,6 @@
           <w:rFonts w:hint="eastAsia"/>
           <w:lang w:eastAsia="ko-KR"/>
         </w:rPr>
-        <w:t xml:space="preserve"> </w:t>
       </w:r>
       <w:r>
         <w:rPr>
@@ -12845,7 +12251,6 @@
           <w:rFonts w:hint="eastAsia"/>
           <w:lang w:eastAsia="ko-KR"/>
         </w:rPr>
-        <w:t xml:space="preserve"> </w:t>
       </w:r>
       <w:r>
         <w:rPr>
@@ -12859,7 +12264,6 @@
           <w:rFonts w:hint="eastAsia"/>
           <w:lang w:eastAsia="ko-KR"/>
         </w:rPr>
-        <w:t xml:space="preserve"> </w:t>
       </w:r>
       <w:r>
         <w:rPr>
@@ -12873,7 +12277,6 @@
           <w:rFonts w:hint="eastAsia"/>
           <w:lang w:eastAsia="ko-KR"/>
         </w:rPr>
-        <w:t xml:space="preserve"> </w:t>
       </w:r>
       <w:r>
         <w:rPr>
@@ -12887,7 +12290,6 @@
           <w:rFonts w:hint="eastAsia"/>
           <w:lang w:eastAsia="ko-KR"/>
         </w:rPr>
-        <w:t xml:space="preserve"> </w:t>
       </w:r>
       <w:r>
         <w:rPr>
@@ -12901,7 +12303,6 @@
           <w:rFonts w:hint="eastAsia"/>
           <w:lang w:eastAsia="ko-KR"/>
         </w:rPr>
-        <w:t xml:space="preserve"> </w:t>
       </w:r>
       <w:r>
         <w:rPr>
@@ -12922,7 +12323,6 @@
           <w:rFonts w:hint="eastAsia"/>
           <w:lang w:eastAsia="ko-KR"/>
         </w:rPr>
-        <w:t xml:space="preserve"> </w:t>
       </w:r>
       <w:r>
         <w:rPr>
@@ -12936,7 +12336,6 @@
           <w:rFonts w:hint="eastAsia"/>
           <w:lang w:eastAsia="ko-KR"/>
         </w:rPr>
-        <w:t xml:space="preserve"> </w:t>
       </w:r>
       <w:r>
         <w:rPr>
@@ -12950,7 +12349,6 @@
           <w:rFonts w:hint="eastAsia"/>
           <w:lang w:eastAsia="ko-KR"/>
         </w:rPr>
-        <w:t xml:space="preserve"> </w:t>
       </w:r>
       <w:r>
         <w:rPr>
@@ -12964,7 +12362,6 @@
           <w:rFonts w:hint="eastAsia"/>
           <w:lang w:eastAsia="ko-KR"/>
         </w:rPr>
-        <w:t xml:space="preserve"> </w:t>
       </w:r>
       <w:r>
         <w:rPr>
@@ -12978,7 +12375,6 @@
           <w:rFonts w:hint="eastAsia"/>
           <w:lang w:eastAsia="ko-KR"/>
         </w:rPr>
-        <w:t xml:space="preserve"> </w:t>
       </w:r>
       <w:r>
         <w:rPr>
@@ -12999,7 +12395,6 @@
           <w:rFonts w:hint="eastAsia"/>
           <w:lang w:eastAsia="ko-KR"/>
         </w:rPr>
-        <w:t xml:space="preserve"> </w:t>
       </w:r>
       <w:r>
         <w:rPr>
@@ -13013,7 +12408,7 @@
           <w:rFonts w:hint="eastAsia"/>
           <w:lang w:eastAsia="ko-KR"/>
         </w:rPr>
-        <w:t xml:space="preserve">, </w:t>
+        <w:t>,</w:t>
       </w:r>
       <w:r>
         <w:rPr>
@@ -13027,7 +12422,6 @@
           <w:rFonts w:hint="eastAsia"/>
           <w:lang w:eastAsia="ko-KR"/>
         </w:rPr>
-        <w:t xml:space="preserve"> </w:t>
       </w:r>
       <w:r>
         <w:rPr>
@@ -13041,7 +12435,6 @@
           <w:rFonts w:hint="eastAsia"/>
           <w:lang w:eastAsia="ko-KR"/>
         </w:rPr>
-        <w:t xml:space="preserve"> </w:t>
       </w:r>
       <w:r>
         <w:rPr>
@@ -13055,7 +12448,6 @@
           <w:rFonts w:hint="eastAsia"/>
           <w:lang w:eastAsia="ko-KR"/>
         </w:rPr>
-        <w:t xml:space="preserve"> </w:t>
       </w:r>
       <w:r>
         <w:rPr>
@@ -13069,7 +12461,6 @@
           <w:rFonts w:hint="eastAsia"/>
           <w:lang w:eastAsia="ko-KR"/>
         </w:rPr>
-        <w:t xml:space="preserve"> </w:t>
       </w:r>
       <w:r>
         <w:rPr>
@@ -13102,7 +12493,6 @@
           <w:rFonts w:hint="eastAsia"/>
           <w:lang w:eastAsia="ko-KR"/>
         </w:rPr>
-        <w:t xml:space="preserve"> </w:t>
       </w:r>
       <w:r>
         <w:rPr>
@@ -13116,7 +12506,6 @@
           <w:rFonts w:hint="eastAsia"/>
           <w:lang w:eastAsia="ko-KR"/>
         </w:rPr>
-        <w:t xml:space="preserve"> </w:t>
       </w:r>
       <w:r>
         <w:rPr>
@@ -13130,7 +12519,6 @@
           <w:rFonts w:hint="eastAsia"/>
           <w:lang w:eastAsia="ko-KR"/>
         </w:rPr>
-        <w:t xml:space="preserve"> </w:t>
       </w:r>
       <w:r>
         <w:rPr>
@@ -13144,7 +12532,6 @@
           <w:rFonts w:hint="eastAsia"/>
           <w:lang w:eastAsia="ko-KR"/>
         </w:rPr>
-        <w:t xml:space="preserve"> </w:t>
       </w:r>
       <w:r>
         <w:rPr>
@@ -13158,7 +12545,6 @@
           <w:rFonts w:hint="eastAsia"/>
           <w:lang w:eastAsia="ko-KR"/>
         </w:rPr>
-        <w:t xml:space="preserve"> </w:t>
       </w:r>
       <w:r>
         <w:rPr>
@@ -13192,7 +12578,6 @@
           <w:rFonts w:hint="eastAsia"/>
           <w:lang w:eastAsia="ko-KR"/>
         </w:rPr>
-        <w:t xml:space="preserve"> </w:t>
       </w:r>
       <w:r>
         <w:rPr>
@@ -13206,7 +12591,6 @@
           <w:rFonts w:hint="eastAsia"/>
           <w:lang w:eastAsia="ko-KR"/>
         </w:rPr>
-        <w:t xml:space="preserve"> </w:t>
       </w:r>
       <w:r>
         <w:rPr>
@@ -13220,7 +12604,6 @@
           <w:rFonts w:hint="eastAsia"/>
           <w:lang w:eastAsia="ko-KR"/>
         </w:rPr>
-        <w:t xml:space="preserve"> </w:t>
       </w:r>
       <w:r>
         <w:rPr>
@@ -13234,7 +12617,7 @@
           <w:rFonts w:hint="eastAsia"/>
           <w:lang w:eastAsia="ko-KR"/>
         </w:rPr>
-        <w:t xml:space="preserve">, </w:t>
+        <w:t>,</w:t>
       </w:r>
       <w:r>
         <w:rPr>
@@ -13248,7 +12631,6 @@
           <w:rFonts w:hint="eastAsia"/>
           <w:lang w:eastAsia="ko-KR"/>
         </w:rPr>
-        <w:t xml:space="preserve"> </w:t>
       </w:r>
       <w:r>
         <w:rPr>
@@ -13262,7 +12644,6 @@
           <w:rFonts w:hint="eastAsia"/>
           <w:lang w:eastAsia="ko-KR"/>
         </w:rPr>
-        <w:t xml:space="preserve"> </w:t>
       </w:r>
       <w:r>
         <w:rPr>
@@ -13276,7 +12657,6 @@
           <w:rFonts w:hint="eastAsia"/>
           <w:lang w:eastAsia="ko-KR"/>
         </w:rPr>
-        <w:t xml:space="preserve"> </w:t>
       </w:r>
       <w:r>
         <w:rPr>
@@ -13290,7 +12670,6 @@
           <w:rFonts w:hint="eastAsia"/>
           <w:lang w:eastAsia="ko-KR"/>
         </w:rPr>
-        <w:t xml:space="preserve"> </w:t>
       </w:r>
       <w:r>
         <w:rPr>
@@ -13304,7 +12683,6 @@
           <w:rFonts w:hint="eastAsia"/>
           <w:lang w:eastAsia="ko-KR"/>
         </w:rPr>
-        <w:t xml:space="preserve"> </w:t>
       </w:r>
       <w:r>
         <w:rPr>
@@ -13318,7 +12696,6 @@
           <w:rFonts w:hint="eastAsia"/>
           <w:lang w:eastAsia="ko-KR"/>
         </w:rPr>
-        <w:t xml:space="preserve"> </w:t>
       </w:r>
       <w:r>
         <w:rPr>
@@ -13332,7 +12709,6 @@
           <w:rFonts w:hint="eastAsia"/>
           <w:lang w:eastAsia="ko-KR"/>
         </w:rPr>
-        <w:t xml:space="preserve"> </w:t>
       </w:r>
       <w:r>
         <w:rPr>
@@ -13346,7 +12722,6 @@
           <w:rFonts w:hint="eastAsia"/>
           <w:lang w:eastAsia="ko-KR"/>
         </w:rPr>
-        <w:t xml:space="preserve"> </w:t>
       </w:r>
       <w:r>
         <w:rPr>
@@ -13367,7 +12742,6 @@
           <w:rFonts w:hint="eastAsia"/>
           <w:lang w:eastAsia="ko-KR"/>
         </w:rPr>
-        <w:t xml:space="preserve"> </w:t>
       </w:r>
       <w:r>
         <w:rPr>
@@ -13388,7 +12762,6 @@
           <w:rFonts w:hint="eastAsia"/>
           <w:lang w:eastAsia="ko-KR"/>
         </w:rPr>
-        <w:t xml:space="preserve"> </w:t>
       </w:r>
     </w:p>
     <w:p>
@@ -13418,7 +12791,6 @@
           <w:rFonts w:hint="eastAsia"/>
           <w:lang w:eastAsia="ko-KR"/>
         </w:rPr>
-        <w:t xml:space="preserve"> </w:t>
       </w:r>
       <w:r>
         <w:rPr>
@@ -13432,7 +12804,6 @@
           <w:rFonts w:hint="eastAsia"/>
           <w:lang w:eastAsia="ko-KR"/>
         </w:rPr>
-        <w:t xml:space="preserve"> </w:t>
       </w:r>
       <w:r>
         <w:rPr>
@@ -13446,7 +12817,6 @@
           <w:rFonts w:hint="eastAsia"/>
           <w:lang w:eastAsia="ko-KR"/>
         </w:rPr>
-        <w:t xml:space="preserve"> </w:t>
       </w:r>
       <w:r>
         <w:rPr>
@@ -13460,7 +12830,6 @@
           <w:rFonts w:hint="eastAsia"/>
           <w:lang w:eastAsia="ko-KR"/>
         </w:rPr>
-        <w:t xml:space="preserve"> </w:t>
       </w:r>
       <w:r>
         <w:rPr>
@@ -13474,7 +12843,6 @@
           <w:rFonts w:hint="eastAsia"/>
           <w:lang w:eastAsia="ko-KR"/>
         </w:rPr>
-        <w:t xml:space="preserve"> </w:t>
       </w:r>
       <w:r>
         <w:rPr>
@@ -13488,7 +12856,6 @@
           <w:rFonts w:hint="eastAsia"/>
           <w:lang w:eastAsia="ko-KR"/>
         </w:rPr>
-        <w:t xml:space="preserve"> </w:t>
       </w:r>
       <w:r>
         <w:rPr>
@@ -13502,7 +12869,6 @@
           <w:rFonts w:hint="eastAsia"/>
           <w:lang w:eastAsia="ko-KR"/>
         </w:rPr>
-        <w:t xml:space="preserve"> </w:t>
       </w:r>
       <w:r>
         <w:rPr>
@@ -13516,7 +12882,6 @@
           <w:rFonts w:hint="eastAsia"/>
           <w:lang w:eastAsia="ko-KR"/>
         </w:rPr>
-        <w:t xml:space="preserve"> </w:t>
       </w:r>
       <w:r>
         <w:rPr>
@@ -13530,7 +12895,6 @@
           <w:rFonts w:hint="eastAsia"/>
           <w:lang w:eastAsia="ko-KR"/>
         </w:rPr>
-        <w:t xml:space="preserve"> </w:t>
       </w:r>
       <w:r>
         <w:rPr>
@@ -13544,7 +12908,6 @@
           <w:rFonts w:hint="eastAsia"/>
           <w:lang w:eastAsia="ko-KR"/>
         </w:rPr>
-        <w:t xml:space="preserve"> </w:t>
       </w:r>
       <w:r>
         <w:rPr>
@@ -13558,7 +12921,6 @@
           <w:rFonts w:hint="eastAsia"/>
           <w:lang w:eastAsia="ko-KR"/>
         </w:rPr>
-        <w:t xml:space="preserve"> </w:t>
       </w:r>
       <w:r>
         <w:rPr>
@@ -13572,7 +12934,6 @@
           <w:rFonts w:hint="eastAsia"/>
           <w:lang w:eastAsia="ko-KR"/>
         </w:rPr>
-        <w:t xml:space="preserve"> </w:t>
       </w:r>
       <w:r>
         <w:rPr>
@@ -13586,7 +12947,6 @@
           <w:rFonts w:hint="eastAsia"/>
           <w:lang w:eastAsia="ko-KR"/>
         </w:rPr>
-        <w:t xml:space="preserve"> </w:t>
       </w:r>
       <w:r>
         <w:rPr>
@@ -13600,7 +12960,7 @@
           <w:rFonts w:hint="eastAsia"/>
           <w:lang w:eastAsia="ko-KR"/>
         </w:rPr>
-        <w:t xml:space="preserve">. </w:t>
+        <w:t>.</w:t>
       </w:r>
       <w:r>
         <w:rPr>
@@ -13614,7 +12974,6 @@
           <w:rFonts w:hint="eastAsia"/>
           <w:lang w:eastAsia="ko-KR"/>
         </w:rPr>
-        <w:t xml:space="preserve"> </w:t>
       </w:r>
       <w:r>
         <w:rPr>
@@ -13628,7 +12987,6 @@
           <w:rFonts w:hint="eastAsia"/>
           <w:lang w:eastAsia="ko-KR"/>
         </w:rPr>
-        <w:t xml:space="preserve"> </w:t>
       </w:r>
       <w:r>
         <w:rPr>
@@ -13642,7 +13000,6 @@
           <w:rFonts w:hint="eastAsia"/>
           <w:lang w:eastAsia="ko-KR"/>
         </w:rPr>
-        <w:t xml:space="preserve"> </w:t>
       </w:r>
       <w:r>
         <w:rPr>
@@ -13656,7 +13013,6 @@
           <w:rFonts w:hint="eastAsia"/>
           <w:lang w:eastAsia="ko-KR"/>
         </w:rPr>
-        <w:t xml:space="preserve"> </w:t>
       </w:r>
       <w:r>
         <w:rPr>
@@ -13670,7 +13026,6 @@
           <w:rFonts w:hint="eastAsia"/>
           <w:lang w:eastAsia="ko-KR"/>
         </w:rPr>
-        <w:t xml:space="preserve"> </w:t>
       </w:r>
       <w:r>
         <w:rPr>
@@ -13691,7 +13046,6 @@
           <w:rFonts w:hint="eastAsia"/>
           <w:lang w:eastAsia="ko-KR"/>
         </w:rPr>
-        <w:t xml:space="preserve"> </w:t>
       </w:r>
       <w:proofErr w:type="spellStart"/>
       <w:r>
@@ -13707,7 +13061,6 @@
           <w:rFonts w:hint="eastAsia"/>
           <w:lang w:eastAsia="ko-KR"/>
         </w:rPr>
-        <w:t xml:space="preserve"> </w:t>
       </w:r>
       <w:r>
         <w:rPr>
@@ -13721,7 +13074,6 @@
           <w:rFonts w:hint="eastAsia"/>
           <w:lang w:eastAsia="ko-KR"/>
         </w:rPr>
-        <w:t xml:space="preserve"> </w:t>
       </w:r>
       <w:r>
         <w:rPr>
@@ -13735,7 +13087,6 @@
           <w:rFonts w:hint="eastAsia"/>
           <w:lang w:eastAsia="ko-KR"/>
         </w:rPr>
-        <w:t xml:space="preserve"> </w:t>
       </w:r>
       <w:r>
         <w:rPr>
@@ -13756,7 +13107,6 @@
           <w:rFonts w:hint="eastAsia"/>
           <w:lang w:eastAsia="ko-KR"/>
         </w:rPr>
-        <w:t xml:space="preserve"> </w:t>
       </w:r>
       <w:r>
         <w:rPr>
@@ -13770,7 +13120,7 @@
           <w:rFonts w:hint="eastAsia"/>
           <w:lang w:eastAsia="ko-KR"/>
         </w:rPr>
-        <w:t xml:space="preserve">. </w:t>
+        <w:t>.</w:t>
       </w:r>
       <w:r>
         <w:rPr>
@@ -13784,7 +13134,6 @@
           <w:rFonts w:hint="eastAsia"/>
           <w:lang w:eastAsia="ko-KR"/>
         </w:rPr>
-        <w:t xml:space="preserve"> </w:t>
       </w:r>
       <w:r>
         <w:rPr>
@@ -13798,7 +13147,7 @@
           <w:rFonts w:hint="eastAsia"/>
           <w:lang w:eastAsia="ko-KR"/>
         </w:rPr>
-        <w:t xml:space="preserve">, </w:t>
+        <w:t>,</w:t>
       </w:r>
       <w:r>
         <w:rPr>
@@ -13812,7 +13161,6 @@
           <w:rFonts w:hint="eastAsia"/>
           <w:lang w:eastAsia="ko-KR"/>
         </w:rPr>
-        <w:t xml:space="preserve"> </w:t>
       </w:r>
       <w:r>
         <w:rPr>
@@ -13826,7 +13174,6 @@
           <w:rFonts w:hint="eastAsia"/>
           <w:lang w:eastAsia="ko-KR"/>
         </w:rPr>
-        <w:t xml:space="preserve"> </w:t>
       </w:r>
       <w:r>
         <w:rPr>
@@ -13840,7 +13187,6 @@
           <w:rFonts w:hint="eastAsia"/>
           <w:lang w:eastAsia="ko-KR"/>
         </w:rPr>
-        <w:t xml:space="preserve"> </w:t>
       </w:r>
       <w:r>
         <w:rPr>
@@ -13854,7 +13200,6 @@
           <w:rFonts w:hint="eastAsia"/>
           <w:lang w:eastAsia="ko-KR"/>
         </w:rPr>
-        <w:t xml:space="preserve"> </w:t>
       </w:r>
       <w:r>
         <w:rPr>
@@ -13868,7 +13213,6 @@
           <w:rFonts w:hint="eastAsia"/>
           <w:lang w:eastAsia="ko-KR"/>
         </w:rPr>
-        <w:t xml:space="preserve"> </w:t>
       </w:r>
       <w:r>
         <w:rPr>
@@ -13882,7 +13226,6 @@
           <w:rFonts w:hint="eastAsia"/>
           <w:lang w:eastAsia="ko-KR"/>
         </w:rPr>
-        <w:t xml:space="preserve"> </w:t>
       </w:r>
       <w:r>
         <w:rPr>
@@ -13896,7 +13239,6 @@
           <w:rFonts w:hint="eastAsia"/>
           <w:lang w:eastAsia="ko-KR"/>
         </w:rPr>
-        <w:t xml:space="preserve"> </w:t>
       </w:r>
       <w:r>
         <w:rPr>
@@ -13910,7 +13252,6 @@
           <w:rFonts w:hint="eastAsia"/>
           <w:lang w:eastAsia="ko-KR"/>
         </w:rPr>
-        <w:t xml:space="preserve"> </w:t>
       </w:r>
       <w:r>
         <w:rPr>
@@ -13924,7 +13265,6 @@
           <w:rFonts w:hint="eastAsia"/>
           <w:lang w:eastAsia="ko-KR"/>
         </w:rPr>
-        <w:t xml:space="preserve"> </w:t>
       </w:r>
       <w:r>
         <w:rPr>
@@ -13938,7 +13278,6 @@
           <w:rFonts w:hint="eastAsia"/>
           <w:lang w:eastAsia="ko-KR"/>
         </w:rPr>
-        <w:t xml:space="preserve"> </w:t>
       </w:r>
       <w:r>
         <w:rPr>
@@ -13952,7 +13291,6 @@
           <w:rFonts w:hint="eastAsia"/>
           <w:lang w:eastAsia="ko-KR"/>
         </w:rPr>
-        <w:t xml:space="preserve"> </w:t>
       </w:r>
       <w:r>
         <w:rPr>
@@ -13966,7 +13304,6 @@
           <w:rFonts w:hint="eastAsia"/>
           <w:lang w:eastAsia="ko-KR"/>
         </w:rPr>
-        <w:t xml:space="preserve"> </w:t>
       </w:r>
       <w:r>
         <w:rPr>
@@ -13980,7 +13317,6 @@
           <w:rFonts w:hint="eastAsia"/>
           <w:lang w:eastAsia="ko-KR"/>
         </w:rPr>
-        <w:t xml:space="preserve"> </w:t>
       </w:r>
       <w:r>
         <w:rPr>
@@ -13994,7 +13330,6 @@
           <w:rFonts w:hint="eastAsia"/>
           <w:lang w:eastAsia="ko-KR"/>
         </w:rPr>
-        <w:t xml:space="preserve"> </w:t>
       </w:r>
       <w:r>
         <w:rPr>
@@ -14008,7 +13343,6 @@
           <w:rFonts w:hint="eastAsia"/>
           <w:lang w:eastAsia="ko-KR"/>
         </w:rPr>
-        <w:t xml:space="preserve"> </w:t>
       </w:r>
       <w:r>
         <w:rPr>
@@ -14022,7 +13356,6 @@
           <w:rFonts w:hint="eastAsia"/>
           <w:lang w:eastAsia="ko-KR"/>
         </w:rPr>
-        <w:t xml:space="preserve"> </w:t>
       </w:r>
       <w:r>
         <w:rPr>
@@ -14036,7 +13369,6 @@
           <w:rFonts w:hint="eastAsia"/>
           <w:lang w:eastAsia="ko-KR"/>
         </w:rPr>
-        <w:t xml:space="preserve"> </w:t>
       </w:r>
       <w:r>
         <w:rPr>
@@ -14050,7 +13382,6 @@
           <w:rFonts w:hint="eastAsia"/>
           <w:lang w:eastAsia="ko-KR"/>
         </w:rPr>
-        <w:t xml:space="preserve"> </w:t>
       </w:r>
       <w:proofErr w:type="spellStart"/>
       <w:r>
@@ -14066,7 +13397,6 @@
           <w:rFonts w:hint="eastAsia"/>
           <w:lang w:eastAsia="ko-KR"/>
         </w:rPr>
-        <w:t xml:space="preserve"> </w:t>
       </w:r>
       <w:r>
         <w:rPr>
@@ -14087,7 +13417,6 @@
           <w:rFonts w:hint="eastAsia"/>
           <w:lang w:eastAsia="ko-KR"/>
         </w:rPr>
-        <w:t xml:space="preserve"> </w:t>
       </w:r>
       <w:r>
         <w:rPr>
@@ -14108,7 +13437,6 @@
           <w:rFonts w:hint="eastAsia"/>
           <w:lang w:eastAsia="ko-KR"/>
         </w:rPr>
-        <w:t xml:space="preserve"> </w:t>
       </w:r>
     </w:p>
     <w:p>
